--- a/backend/src/main/resources/templates/documents/waybill.docx
+++ b/backend/src/main/resources/templates/documents/waybill.docx
@@ -18,17 +18,17 @@
         <w:tblLook w:val="04a0"/>
       </w:tblPr>
       <w:tblGrid>
-        <w:gridCol w:w="91"/>
+        <w:gridCol w:w="90"/>
         <w:gridCol w:w="3"/>
         <w:gridCol w:w="3"/>
-        <w:gridCol w:w="326"/>
+        <w:gridCol w:w="327"/>
         <w:gridCol w:w="17"/>
         <w:gridCol w:w="166"/>
         <w:gridCol w:w="2"/>
         <w:gridCol w:w="130"/>
         <w:gridCol w:w="30"/>
-        <w:gridCol w:w="289"/>
-        <w:gridCol w:w="49"/>
+        <w:gridCol w:w="288"/>
+        <w:gridCol w:w="50"/>
         <w:gridCol w:w="536"/>
         <w:gridCol w:w="37"/>
         <w:gridCol w:w="76"/>
@@ -38,24 +38,24 @@
         <w:gridCol w:w="249"/>
         <w:gridCol w:w="67"/>
         <w:gridCol w:w="254"/>
-        <w:gridCol w:w="64"/>
-        <w:gridCol w:w="250"/>
+        <w:gridCol w:w="65"/>
+        <w:gridCol w:w="249"/>
         <w:gridCol w:w="67"/>
-        <w:gridCol w:w="253"/>
-        <w:gridCol w:w="60"/>
+        <w:gridCol w:w="254"/>
+        <w:gridCol w:w="59"/>
         <w:gridCol w:w="260"/>
-        <w:gridCol w:w="56"/>
+        <w:gridCol w:w="57"/>
         <w:gridCol w:w="261"/>
         <w:gridCol w:w="59"/>
         <w:gridCol w:w="265"/>
-        <w:gridCol w:w="41"/>
-        <w:gridCol w:w="209"/>
+        <w:gridCol w:w="40"/>
+        <w:gridCol w:w="210"/>
         <w:gridCol w:w="44"/>
         <w:gridCol w:w="196"/>
         <w:gridCol w:w="1"/>
         <w:gridCol w:w="44"/>
-        <w:gridCol w:w="197"/>
-        <w:gridCol w:w="53"/>
+        <w:gridCol w:w="196"/>
+        <w:gridCol w:w="54"/>
         <w:gridCol w:w="201"/>
         <w:gridCol w:w="50"/>
         <w:gridCol w:w="277"/>
@@ -64,19 +64,19 @@
         <w:gridCol w:w="119"/>
         <w:gridCol w:w="157"/>
         <w:gridCol w:w="39"/>
-        <w:gridCol w:w="290"/>
+        <w:gridCol w:w="291"/>
         <w:gridCol w:w="32"/>
         <w:gridCol w:w="2"/>
         <w:gridCol w:w="281"/>
-        <w:gridCol w:w="26"/>
+        <w:gridCol w:w="25"/>
         <w:gridCol w:w="15"/>
-        <w:gridCol w:w="318"/>
+        <w:gridCol w:w="319"/>
         <w:gridCol w:w="27"/>
         <w:gridCol w:w="290"/>
         <w:gridCol w:w="21"/>
         <w:gridCol w:w="2"/>
-        <w:gridCol w:w="297"/>
-        <w:gridCol w:w="23"/>
+        <w:gridCol w:w="296"/>
+        <w:gridCol w:w="24"/>
         <w:gridCol w:w="298"/>
         <w:gridCol w:w="18"/>
         <w:gridCol w:w="304"/>
@@ -89,13 +89,13 @@
         <w:gridCol w:w="15"/>
         <w:gridCol w:w="305"/>
         <w:gridCol w:w="8"/>
-        <w:gridCol w:w="311"/>
+        <w:gridCol w:w="312"/>
         <w:gridCol w:w="8"/>
-        <w:gridCol w:w="313"/>
+        <w:gridCol w:w="312"/>
         <w:gridCol w:w="3"/>
         <w:gridCol w:w="165"/>
         <w:gridCol w:w="2"/>
-        <w:gridCol w:w="167"/>
+        <w:gridCol w:w="165"/>
       </w:tblGrid>
       <w:tr>
         <w:trPr>
@@ -103,34 +103,34 @@
         </w:trPr>
         <w:tc>
           <w:tcPr>
-            <w:tcW w:w="94" w:type="dxa"/>
-            <w:gridSpan w:val="2"/>
-            <w:tcBorders/>
-            <w:shd w:color="FFFFFF" w:fill="auto" w:val="clear"/>
-            <w:vAlign w:val="bottom"/>
-          </w:tcPr>
-          <w:p>
-            <w:pPr>
-              <w:pStyle w:val="Normal"/>
-              <w:widowControl w:val="false"/>
-              <w:spacing w:lineRule="auto" w:line="240" w:before="0" w:after="0"/>
-              <w:jc w:val="left"/>
-              <w:rPr>
-                <w:rFonts w:ascii="Liberation Sans" w:hAnsi="Liberation Sans"/>
-                <w:sz w:val="16"/>
-              </w:rPr>
-            </w:pPr>
-            <w:r>
-              <w:rPr>
-                <w:rFonts w:ascii="Liberation Sans" w:hAnsi="Liberation Sans"/>
-                <w:sz w:val="16"/>
-              </w:rPr>
-            </w:r>
-          </w:p>
-        </w:tc>
-        <w:tc>
-          <w:tcPr>
-            <w:tcW w:w="329" w:type="dxa"/>
+            <w:tcW w:w="93" w:type="dxa"/>
+            <w:gridSpan w:val="2"/>
+            <w:tcBorders/>
+            <w:shd w:color="FFFFFF" w:fill="auto" w:val="clear"/>
+            <w:vAlign w:val="bottom"/>
+          </w:tcPr>
+          <w:p>
+            <w:pPr>
+              <w:pStyle w:val="Normal"/>
+              <w:widowControl w:val="false"/>
+              <w:spacing w:lineRule="auto" w:line="240" w:before="0" w:after="0"/>
+              <w:jc w:val="left"/>
+              <w:rPr>
+                <w:rFonts w:ascii="Liberation Sans" w:hAnsi="Liberation Sans"/>
+                <w:sz w:val="16"/>
+              </w:rPr>
+            </w:pPr>
+            <w:r>
+              <w:rPr>
+                <w:rFonts w:ascii="Liberation Sans" w:hAnsi="Liberation Sans"/>
+                <w:sz w:val="16"/>
+              </w:rPr>
+            </w:r>
+          </w:p>
+        </w:tc>
+        <w:tc>
+          <w:tcPr>
+            <w:tcW w:w="330" w:type="dxa"/>
             <w:gridSpan w:val="2"/>
             <w:tcBorders/>
             <w:shd w:color="FFFFFF" w:fill="auto" w:val="clear"/>
@@ -184,34 +184,34 @@
         </w:tc>
         <w:tc>
           <w:tcPr>
-            <w:tcW w:w="319" w:type="dxa"/>
-            <w:gridSpan w:val="2"/>
-            <w:tcBorders/>
-            <w:shd w:color="FFFFFF" w:fill="auto" w:val="clear"/>
-            <w:vAlign w:val="bottom"/>
-          </w:tcPr>
-          <w:p>
-            <w:pPr>
-              <w:pStyle w:val="Normal"/>
-              <w:widowControl w:val="false"/>
-              <w:spacing w:lineRule="auto" w:line="240" w:before="0" w:after="0"/>
-              <w:jc w:val="left"/>
-              <w:rPr>
-                <w:rFonts w:ascii="Liberation Sans" w:hAnsi="Liberation Sans"/>
-                <w:sz w:val="16"/>
-              </w:rPr>
-            </w:pPr>
-            <w:r>
-              <w:rPr>
-                <w:rFonts w:ascii="Liberation Sans" w:hAnsi="Liberation Sans"/>
-                <w:sz w:val="16"/>
-              </w:rPr>
-            </w:r>
-          </w:p>
-        </w:tc>
-        <w:tc>
-          <w:tcPr>
-            <w:tcW w:w="585" w:type="dxa"/>
+            <w:tcW w:w="318" w:type="dxa"/>
+            <w:gridSpan w:val="2"/>
+            <w:tcBorders/>
+            <w:shd w:color="FFFFFF" w:fill="auto" w:val="clear"/>
+            <w:vAlign w:val="bottom"/>
+          </w:tcPr>
+          <w:p>
+            <w:pPr>
+              <w:pStyle w:val="Normal"/>
+              <w:widowControl w:val="false"/>
+              <w:spacing w:lineRule="auto" w:line="240" w:before="0" w:after="0"/>
+              <w:jc w:val="left"/>
+              <w:rPr>
+                <w:rFonts w:ascii="Liberation Sans" w:hAnsi="Liberation Sans"/>
+                <w:sz w:val="16"/>
+              </w:rPr>
+            </w:pPr>
+            <w:r>
+              <w:rPr>
+                <w:rFonts w:ascii="Liberation Sans" w:hAnsi="Liberation Sans"/>
+                <w:sz w:val="16"/>
+              </w:rPr>
+            </w:r>
+          </w:p>
+        </w:tc>
+        <w:tc>
+          <w:tcPr>
+            <w:tcW w:w="586" w:type="dxa"/>
             <w:gridSpan w:val="2"/>
             <w:tcBorders/>
             <w:shd w:color="FFFFFF" w:fill="auto" w:val="clear"/>
@@ -372,61 +372,61 @@
         </w:tc>
         <w:tc>
           <w:tcPr>
-            <w:tcW w:w="320" w:type="dxa"/>
-            <w:gridSpan w:val="2"/>
-            <w:tcBorders/>
-            <w:shd w:color="FFFFFF" w:fill="auto" w:val="clear"/>
-            <w:vAlign w:val="bottom"/>
-          </w:tcPr>
-          <w:p>
-            <w:pPr>
-              <w:pStyle w:val="Normal"/>
-              <w:widowControl w:val="false"/>
-              <w:spacing w:lineRule="auto" w:line="240" w:before="0" w:after="0"/>
-              <w:jc w:val="left"/>
-              <w:rPr>
-                <w:rFonts w:ascii="Liberation Sans" w:hAnsi="Liberation Sans"/>
-                <w:sz w:val="16"/>
-              </w:rPr>
-            </w:pPr>
-            <w:r>
-              <w:rPr>
-                <w:rFonts w:ascii="Liberation Sans" w:hAnsi="Liberation Sans"/>
-                <w:sz w:val="16"/>
-              </w:rPr>
-            </w:r>
-          </w:p>
-        </w:tc>
-        <w:tc>
-          <w:tcPr>
-            <w:tcW w:w="320" w:type="dxa"/>
-            <w:gridSpan w:val="2"/>
-            <w:tcBorders/>
-            <w:shd w:color="FFFFFF" w:fill="auto" w:val="clear"/>
-            <w:vAlign w:val="bottom"/>
-          </w:tcPr>
-          <w:p>
-            <w:pPr>
-              <w:pStyle w:val="Normal"/>
-              <w:widowControl w:val="false"/>
-              <w:spacing w:lineRule="auto" w:line="240" w:before="0" w:after="0"/>
-              <w:jc w:val="left"/>
-              <w:rPr>
-                <w:rFonts w:ascii="Liberation Sans" w:hAnsi="Liberation Sans"/>
-                <w:sz w:val="16"/>
-              </w:rPr>
-            </w:pPr>
-            <w:r>
-              <w:rPr>
-                <w:rFonts w:ascii="Liberation Sans" w:hAnsi="Liberation Sans"/>
-                <w:sz w:val="16"/>
-              </w:rPr>
-            </w:r>
-          </w:p>
-        </w:tc>
-        <w:tc>
-          <w:tcPr>
-            <w:tcW w:w="317" w:type="dxa"/>
+            <w:tcW w:w="321" w:type="dxa"/>
+            <w:gridSpan w:val="2"/>
+            <w:tcBorders/>
+            <w:shd w:color="FFFFFF" w:fill="auto" w:val="clear"/>
+            <w:vAlign w:val="bottom"/>
+          </w:tcPr>
+          <w:p>
+            <w:pPr>
+              <w:pStyle w:val="Normal"/>
+              <w:widowControl w:val="false"/>
+              <w:spacing w:lineRule="auto" w:line="240" w:before="0" w:after="0"/>
+              <w:jc w:val="left"/>
+              <w:rPr>
+                <w:rFonts w:ascii="Liberation Sans" w:hAnsi="Liberation Sans"/>
+                <w:sz w:val="16"/>
+              </w:rPr>
+            </w:pPr>
+            <w:r>
+              <w:rPr>
+                <w:rFonts w:ascii="Liberation Sans" w:hAnsi="Liberation Sans"/>
+                <w:sz w:val="16"/>
+              </w:rPr>
+            </w:r>
+          </w:p>
+        </w:tc>
+        <w:tc>
+          <w:tcPr>
+            <w:tcW w:w="319" w:type="dxa"/>
+            <w:gridSpan w:val="2"/>
+            <w:tcBorders/>
+            <w:shd w:color="FFFFFF" w:fill="auto" w:val="clear"/>
+            <w:vAlign w:val="bottom"/>
+          </w:tcPr>
+          <w:p>
+            <w:pPr>
+              <w:pStyle w:val="Normal"/>
+              <w:widowControl w:val="false"/>
+              <w:spacing w:lineRule="auto" w:line="240" w:before="0" w:after="0"/>
+              <w:jc w:val="left"/>
+              <w:rPr>
+                <w:rFonts w:ascii="Liberation Sans" w:hAnsi="Liberation Sans"/>
+                <w:sz w:val="16"/>
+              </w:rPr>
+            </w:pPr>
+            <w:r>
+              <w:rPr>
+                <w:rFonts w:ascii="Liberation Sans" w:hAnsi="Liberation Sans"/>
+                <w:sz w:val="16"/>
+              </w:rPr>
+            </w:r>
+          </w:p>
+        </w:tc>
+        <w:tc>
+          <w:tcPr>
+            <w:tcW w:w="318" w:type="dxa"/>
             <w:gridSpan w:val="2"/>
             <w:tcBorders/>
             <w:shd w:color="FFFFFF" w:fill="auto" w:val="clear"/>
@@ -534,34 +534,34 @@
         </w:tc>
         <w:tc>
           <w:tcPr>
-            <w:tcW w:w="241" w:type="dxa"/>
-            <w:gridSpan w:val="2"/>
-            <w:tcBorders/>
-            <w:shd w:color="FFFFFF" w:fill="auto" w:val="clear"/>
-            <w:vAlign w:val="bottom"/>
-          </w:tcPr>
-          <w:p>
-            <w:pPr>
-              <w:pStyle w:val="Normal"/>
-              <w:widowControl w:val="false"/>
-              <w:spacing w:lineRule="auto" w:line="240" w:before="0" w:after="0"/>
-              <w:jc w:val="left"/>
-              <w:rPr>
-                <w:rFonts w:ascii="Liberation Sans" w:hAnsi="Liberation Sans"/>
-                <w:sz w:val="16"/>
-              </w:rPr>
-            </w:pPr>
-            <w:r>
-              <w:rPr>
-                <w:rFonts w:ascii="Liberation Sans" w:hAnsi="Liberation Sans"/>
-                <w:sz w:val="16"/>
-              </w:rPr>
-            </w:r>
-          </w:p>
-        </w:tc>
-        <w:tc>
-          <w:tcPr>
-            <w:tcW w:w="254" w:type="dxa"/>
+            <w:tcW w:w="240" w:type="dxa"/>
+            <w:gridSpan w:val="2"/>
+            <w:tcBorders/>
+            <w:shd w:color="FFFFFF" w:fill="auto" w:val="clear"/>
+            <w:vAlign w:val="bottom"/>
+          </w:tcPr>
+          <w:p>
+            <w:pPr>
+              <w:pStyle w:val="Normal"/>
+              <w:widowControl w:val="false"/>
+              <w:spacing w:lineRule="auto" w:line="240" w:before="0" w:after="0"/>
+              <w:jc w:val="left"/>
+              <w:rPr>
+                <w:rFonts w:ascii="Liberation Sans" w:hAnsi="Liberation Sans"/>
+                <w:sz w:val="16"/>
+              </w:rPr>
+            </w:pPr>
+            <w:r>
+              <w:rPr>
+                <w:rFonts w:ascii="Liberation Sans" w:hAnsi="Liberation Sans"/>
+                <w:sz w:val="16"/>
+              </w:rPr>
+            </w:r>
+          </w:p>
+        </w:tc>
+        <w:tc>
+          <w:tcPr>
+            <w:tcW w:w="255" w:type="dxa"/>
             <w:gridSpan w:val="2"/>
             <w:tcBorders/>
             <w:shd w:color="FFFFFF" w:fill="auto" w:val="clear"/>
@@ -642,7 +642,7 @@
         </w:tc>
         <w:tc>
           <w:tcPr>
-            <w:tcW w:w="329" w:type="dxa"/>
+            <w:tcW w:w="330" w:type="dxa"/>
             <w:gridSpan w:val="2"/>
             <w:tcBorders/>
             <w:shd w:color="FFFFFF" w:fill="auto" w:val="clear"/>
@@ -750,7 +750,7 @@
         </w:tc>
         <w:tc>
           <w:tcPr>
-            <w:tcW w:w="320" w:type="dxa"/>
+            <w:tcW w:w="319" w:type="dxa"/>
             <w:gridSpan w:val="3"/>
             <w:tcBorders/>
             <w:shd w:color="FFFFFF" w:fill="auto" w:val="clear"/>
@@ -777,7 +777,7 @@
         </w:tc>
         <w:tc>
           <w:tcPr>
-            <w:tcW w:w="321" w:type="dxa"/>
+            <w:tcW w:w="322" w:type="dxa"/>
             <w:gridSpan w:val="2"/>
             <w:tcBorders/>
             <w:shd w:color="FFFFFF" w:fill="auto" w:val="clear"/>
@@ -912,34 +912,34 @@
         </w:tc>
         <w:tc>
           <w:tcPr>
-            <w:tcW w:w="319" w:type="dxa"/>
-            <w:gridSpan w:val="2"/>
-            <w:tcBorders/>
-            <w:shd w:color="FFFFFF" w:fill="auto" w:val="clear"/>
-            <w:vAlign w:val="bottom"/>
-          </w:tcPr>
-          <w:p>
-            <w:pPr>
-              <w:pStyle w:val="Normal"/>
-              <w:widowControl w:val="false"/>
-              <w:spacing w:lineRule="auto" w:line="240" w:before="0" w:after="0"/>
-              <w:jc w:val="left"/>
-              <w:rPr>
-                <w:rFonts w:ascii="Liberation Sans" w:hAnsi="Liberation Sans"/>
-                <w:sz w:val="16"/>
-              </w:rPr>
-            </w:pPr>
-            <w:r>
-              <w:rPr>
-                <w:rFonts w:ascii="Liberation Sans" w:hAnsi="Liberation Sans"/>
-                <w:sz w:val="16"/>
-              </w:rPr>
-            </w:r>
-          </w:p>
-        </w:tc>
-        <w:tc>
-          <w:tcPr>
-            <w:tcW w:w="321" w:type="dxa"/>
+            <w:tcW w:w="320" w:type="dxa"/>
+            <w:gridSpan w:val="2"/>
+            <w:tcBorders/>
+            <w:shd w:color="FFFFFF" w:fill="auto" w:val="clear"/>
+            <w:vAlign w:val="bottom"/>
+          </w:tcPr>
+          <w:p>
+            <w:pPr>
+              <w:pStyle w:val="Normal"/>
+              <w:widowControl w:val="false"/>
+              <w:spacing w:lineRule="auto" w:line="240" w:before="0" w:after="0"/>
+              <w:jc w:val="left"/>
+              <w:rPr>
+                <w:rFonts w:ascii="Liberation Sans" w:hAnsi="Liberation Sans"/>
+                <w:sz w:val="16"/>
+              </w:rPr>
+            </w:pPr>
+            <w:r>
+              <w:rPr>
+                <w:rFonts w:ascii="Liberation Sans" w:hAnsi="Liberation Sans"/>
+                <w:sz w:val="16"/>
+              </w:rPr>
+            </w:r>
+          </w:p>
+        </w:tc>
+        <w:tc>
+          <w:tcPr>
+            <w:tcW w:w="320" w:type="dxa"/>
             <w:gridSpan w:val="2"/>
             <w:tcBorders/>
             <w:shd w:color="FFFFFF" w:fill="auto" w:val="clear"/>
@@ -993,7 +993,7 @@
         </w:tc>
         <w:tc>
           <w:tcPr>
-            <w:tcW w:w="169" w:type="dxa"/>
+            <w:tcW w:w="167" w:type="dxa"/>
             <w:gridSpan w:val="2"/>
             <w:tcBorders/>
             <w:shd w:color="FFFFFF" w:fill="auto" w:val="clear"/>
@@ -1025,34 +1025,34 @@
         </w:trPr>
         <w:tc>
           <w:tcPr>
-            <w:tcW w:w="94" w:type="dxa"/>
-            <w:gridSpan w:val="2"/>
-            <w:tcBorders/>
-            <w:shd w:color="FFFFFF" w:fill="auto" w:val="clear"/>
-            <w:vAlign w:val="bottom"/>
-          </w:tcPr>
-          <w:p>
-            <w:pPr>
-              <w:pStyle w:val="Normal"/>
-              <w:widowControl w:val="false"/>
-              <w:spacing w:lineRule="auto" w:line="240" w:before="0" w:after="0"/>
-              <w:jc w:val="left"/>
-              <w:rPr>
-                <w:rFonts w:ascii="Liberation Sans" w:hAnsi="Liberation Sans"/>
-                <w:sz w:val="16"/>
-              </w:rPr>
-            </w:pPr>
-            <w:r>
-              <w:rPr>
-                <w:rFonts w:ascii="Liberation Sans" w:hAnsi="Liberation Sans"/>
-                <w:sz w:val="16"/>
-              </w:rPr>
-            </w:r>
-          </w:p>
-        </w:tc>
-        <w:tc>
-          <w:tcPr>
-            <w:tcW w:w="5454" w:type="dxa"/>
+            <w:tcW w:w="93" w:type="dxa"/>
+            <w:gridSpan w:val="2"/>
+            <w:tcBorders/>
+            <w:shd w:color="FFFFFF" w:fill="auto" w:val="clear"/>
+            <w:vAlign w:val="bottom"/>
+          </w:tcPr>
+          <w:p>
+            <w:pPr>
+              <w:pStyle w:val="Normal"/>
+              <w:widowControl w:val="false"/>
+              <w:spacing w:lineRule="auto" w:line="240" w:before="0" w:after="0"/>
+              <w:jc w:val="left"/>
+              <w:rPr>
+                <w:rFonts w:ascii="Liberation Sans" w:hAnsi="Liberation Sans"/>
+                <w:sz w:val="16"/>
+              </w:rPr>
+            </w:pPr>
+            <w:r>
+              <w:rPr>
+                <w:rFonts w:ascii="Liberation Sans" w:hAnsi="Liberation Sans"/>
+                <w:sz w:val="16"/>
+              </w:rPr>
+            </w:r>
+          </w:p>
+        </w:tc>
+        <w:tc>
+          <w:tcPr>
+            <w:tcW w:w="5456" w:type="dxa"/>
             <w:gridSpan w:val="39"/>
             <w:vMerge w:val="restart"/>
             <w:tcBorders>
@@ -1088,7 +1088,7 @@
         </w:tc>
         <w:tc>
           <w:tcPr>
-            <w:tcW w:w="956" w:type="dxa"/>
+            <w:tcW w:w="957" w:type="dxa"/>
             <w:gridSpan w:val="9"/>
             <w:tcBorders>
               <w:top w:val="single" w:sz="4" w:space="0" w:color="000000"/>
@@ -1158,7 +1158,7 @@
         </w:tc>
         <w:tc>
           <w:tcPr>
-            <w:tcW w:w="169" w:type="dxa"/>
+            <w:tcW w:w="167" w:type="dxa"/>
             <w:gridSpan w:val="2"/>
             <w:tcBorders/>
             <w:shd w:color="FFFFFF" w:fill="auto" w:val="clear"/>
@@ -1190,34 +1190,34 @@
         </w:trPr>
         <w:tc>
           <w:tcPr>
-            <w:tcW w:w="94" w:type="dxa"/>
-            <w:gridSpan w:val="2"/>
-            <w:tcBorders/>
-            <w:shd w:color="FFFFFF" w:fill="auto" w:val="clear"/>
-            <w:vAlign w:val="bottom"/>
-          </w:tcPr>
-          <w:p>
-            <w:pPr>
-              <w:pStyle w:val="Normal"/>
-              <w:widowControl w:val="false"/>
-              <w:spacing w:lineRule="auto" w:line="240" w:before="0" w:after="0"/>
-              <w:jc w:val="left"/>
-              <w:rPr>
-                <w:rFonts w:ascii="Liberation Sans" w:hAnsi="Liberation Sans"/>
-                <w:sz w:val="16"/>
-              </w:rPr>
-            </w:pPr>
-            <w:r>
-              <w:rPr>
-                <w:rFonts w:ascii="Liberation Sans" w:hAnsi="Liberation Sans"/>
-                <w:sz w:val="16"/>
-              </w:rPr>
-            </w:r>
-          </w:p>
-        </w:tc>
-        <w:tc>
-          <w:tcPr>
-            <w:tcW w:w="5454" w:type="dxa"/>
+            <w:tcW w:w="93" w:type="dxa"/>
+            <w:gridSpan w:val="2"/>
+            <w:tcBorders/>
+            <w:shd w:color="FFFFFF" w:fill="auto" w:val="clear"/>
+            <w:vAlign w:val="bottom"/>
+          </w:tcPr>
+          <w:p>
+            <w:pPr>
+              <w:pStyle w:val="Normal"/>
+              <w:widowControl w:val="false"/>
+              <w:spacing w:lineRule="auto" w:line="240" w:before="0" w:after="0"/>
+              <w:jc w:val="left"/>
+              <w:rPr>
+                <w:rFonts w:ascii="Liberation Sans" w:hAnsi="Liberation Sans"/>
+                <w:sz w:val="16"/>
+              </w:rPr>
+            </w:pPr>
+            <w:r>
+              <w:rPr>
+                <w:rFonts w:ascii="Liberation Sans" w:hAnsi="Liberation Sans"/>
+                <w:sz w:val="16"/>
+              </w:rPr>
+            </w:r>
+          </w:p>
+        </w:tc>
+        <w:tc>
+          <w:tcPr>
+            <w:tcW w:w="5456" w:type="dxa"/>
             <w:gridSpan w:val="39"/>
             <w:vMerge w:val="continue"/>
             <w:tcBorders>
@@ -1250,7 +1250,7 @@
         </w:tc>
         <w:tc>
           <w:tcPr>
-            <w:tcW w:w="956" w:type="dxa"/>
+            <w:tcW w:w="957" w:type="dxa"/>
             <w:gridSpan w:val="9"/>
             <w:vMerge w:val="restart"/>
             <w:tcBorders>
@@ -1317,7 +1317,7 @@
         </w:tc>
         <w:tc>
           <w:tcPr>
-            <w:tcW w:w="169" w:type="dxa"/>
+            <w:tcW w:w="167" w:type="dxa"/>
             <w:gridSpan w:val="2"/>
             <w:tcBorders/>
             <w:shd w:color="FFFFFF" w:fill="auto" w:val="clear"/>
@@ -1349,34 +1349,34 @@
         </w:trPr>
         <w:tc>
           <w:tcPr>
-            <w:tcW w:w="94" w:type="dxa"/>
-            <w:gridSpan w:val="2"/>
-            <w:tcBorders/>
-            <w:shd w:color="FFFFFF" w:fill="auto" w:val="clear"/>
-            <w:vAlign w:val="bottom"/>
-          </w:tcPr>
-          <w:p>
-            <w:pPr>
-              <w:pStyle w:val="Normal"/>
-              <w:widowControl w:val="false"/>
-              <w:spacing w:lineRule="auto" w:line="240" w:before="0" w:after="0"/>
-              <w:jc w:val="left"/>
-              <w:rPr>
-                <w:rFonts w:ascii="Liberation Sans" w:hAnsi="Liberation Sans"/>
-                <w:sz w:val="16"/>
-              </w:rPr>
-            </w:pPr>
-            <w:r>
-              <w:rPr>
-                <w:rFonts w:ascii="Liberation Sans" w:hAnsi="Liberation Sans"/>
-                <w:sz w:val="16"/>
-              </w:rPr>
-            </w:r>
-          </w:p>
-        </w:tc>
-        <w:tc>
-          <w:tcPr>
-            <w:tcW w:w="5454" w:type="dxa"/>
+            <w:tcW w:w="93" w:type="dxa"/>
+            <w:gridSpan w:val="2"/>
+            <w:tcBorders/>
+            <w:shd w:color="FFFFFF" w:fill="auto" w:val="clear"/>
+            <w:vAlign w:val="bottom"/>
+          </w:tcPr>
+          <w:p>
+            <w:pPr>
+              <w:pStyle w:val="Normal"/>
+              <w:widowControl w:val="false"/>
+              <w:spacing w:lineRule="auto" w:line="240" w:before="0" w:after="0"/>
+              <w:jc w:val="left"/>
+              <w:rPr>
+                <w:rFonts w:ascii="Liberation Sans" w:hAnsi="Liberation Sans"/>
+                <w:sz w:val="16"/>
+              </w:rPr>
+            </w:pPr>
+            <w:r>
+              <w:rPr>
+                <w:rFonts w:ascii="Liberation Sans" w:hAnsi="Liberation Sans"/>
+                <w:sz w:val="16"/>
+              </w:rPr>
+            </w:r>
+          </w:p>
+        </w:tc>
+        <w:tc>
+          <w:tcPr>
+            <w:tcW w:w="5456" w:type="dxa"/>
             <w:gridSpan w:val="39"/>
             <w:tcBorders>
               <w:left w:val="single" w:sz="4" w:space="0" w:color="000000"/>
@@ -1408,7 +1408,7 @@
         </w:tc>
         <w:tc>
           <w:tcPr>
-            <w:tcW w:w="956" w:type="dxa"/>
+            <w:tcW w:w="957" w:type="dxa"/>
             <w:gridSpan w:val="9"/>
             <w:vMerge w:val="continue"/>
             <w:tcBorders>
@@ -1475,7 +1475,7 @@
         </w:tc>
         <w:tc>
           <w:tcPr>
-            <w:tcW w:w="169" w:type="dxa"/>
+            <w:tcW w:w="167" w:type="dxa"/>
             <w:gridSpan w:val="2"/>
             <w:tcBorders/>
             <w:shd w:color="FFFFFF" w:fill="auto" w:val="clear"/>
@@ -1507,34 +1507,34 @@
         </w:trPr>
         <w:tc>
           <w:tcPr>
-            <w:tcW w:w="94" w:type="dxa"/>
-            <w:gridSpan w:val="2"/>
-            <w:tcBorders/>
-            <w:shd w:color="FFFFFF" w:fill="auto" w:val="clear"/>
-            <w:vAlign w:val="bottom"/>
-          </w:tcPr>
-          <w:p>
-            <w:pPr>
-              <w:pStyle w:val="Normal"/>
-              <w:widowControl w:val="false"/>
-              <w:spacing w:lineRule="auto" w:line="240" w:before="0" w:after="0"/>
-              <w:jc w:val="left"/>
-              <w:rPr>
-                <w:rFonts w:ascii="Liberation Sans" w:hAnsi="Liberation Sans"/>
-                <w:sz w:val="16"/>
-              </w:rPr>
-            </w:pPr>
-            <w:r>
-              <w:rPr>
-                <w:rFonts w:ascii="Liberation Sans" w:hAnsi="Liberation Sans"/>
-                <w:sz w:val="16"/>
-              </w:rPr>
-            </w:r>
-          </w:p>
-        </w:tc>
-        <w:tc>
-          <w:tcPr>
-            <w:tcW w:w="644" w:type="dxa"/>
+            <w:tcW w:w="93" w:type="dxa"/>
+            <w:gridSpan w:val="2"/>
+            <w:tcBorders/>
+            <w:shd w:color="FFFFFF" w:fill="auto" w:val="clear"/>
+            <w:vAlign w:val="bottom"/>
+          </w:tcPr>
+          <w:p>
+            <w:pPr>
+              <w:pStyle w:val="Normal"/>
+              <w:widowControl w:val="false"/>
+              <w:spacing w:lineRule="auto" w:line="240" w:before="0" w:after="0"/>
+              <w:jc w:val="left"/>
+              <w:rPr>
+                <w:rFonts w:ascii="Liberation Sans" w:hAnsi="Liberation Sans"/>
+                <w:sz w:val="16"/>
+              </w:rPr>
+            </w:pPr>
+            <w:r>
+              <w:rPr>
+                <w:rFonts w:ascii="Liberation Sans" w:hAnsi="Liberation Sans"/>
+                <w:sz w:val="16"/>
+              </w:rPr>
+            </w:r>
+          </w:p>
+        </w:tc>
+        <w:tc>
+          <w:tcPr>
+            <w:tcW w:w="645" w:type="dxa"/>
             <w:gridSpan w:val="6"/>
             <w:tcBorders>
               <w:top w:val="single" w:sz="4" w:space="0" w:color="000000"/>
@@ -1633,7 +1633,7 @@
         </w:tc>
         <w:tc>
           <w:tcPr>
-            <w:tcW w:w="1954" w:type="dxa"/>
+            <w:tcW w:w="1955" w:type="dxa"/>
             <w:gridSpan w:val="15"/>
             <w:tcBorders>
               <w:top w:val="single" w:sz="4" w:space="0" w:color="000000"/>
@@ -1665,7 +1665,7 @@
         </w:tc>
         <w:tc>
           <w:tcPr>
-            <w:tcW w:w="956" w:type="dxa"/>
+            <w:tcW w:w="957" w:type="dxa"/>
             <w:gridSpan w:val="9"/>
             <w:vMerge w:val="restart"/>
             <w:tcBorders>
@@ -1733,7 +1733,7 @@
         </w:tc>
         <w:tc>
           <w:tcPr>
-            <w:tcW w:w="169" w:type="dxa"/>
+            <w:tcW w:w="167" w:type="dxa"/>
             <w:gridSpan w:val="2"/>
             <w:tcBorders/>
             <w:shd w:color="FFFFFF" w:fill="auto" w:val="clear"/>
@@ -1765,34 +1765,34 @@
         </w:trPr>
         <w:tc>
           <w:tcPr>
-            <w:tcW w:w="94" w:type="dxa"/>
-            <w:gridSpan w:val="2"/>
-            <w:tcBorders/>
-            <w:shd w:color="FFFFFF" w:fill="auto" w:val="clear"/>
-            <w:vAlign w:val="bottom"/>
-          </w:tcPr>
-          <w:p>
-            <w:pPr>
-              <w:pStyle w:val="Normal"/>
-              <w:widowControl w:val="false"/>
-              <w:spacing w:lineRule="auto" w:line="240" w:before="0" w:after="0"/>
-              <w:jc w:val="left"/>
-              <w:rPr>
-                <w:rFonts w:ascii="Liberation Sans" w:hAnsi="Liberation Sans"/>
-                <w:sz w:val="16"/>
-              </w:rPr>
-            </w:pPr>
-            <w:r>
-              <w:rPr>
-                <w:rFonts w:ascii="Liberation Sans" w:hAnsi="Liberation Sans"/>
-                <w:sz w:val="16"/>
-              </w:rPr>
-            </w:r>
-          </w:p>
-        </w:tc>
-        <w:tc>
-          <w:tcPr>
-            <w:tcW w:w="5454" w:type="dxa"/>
+            <w:tcW w:w="93" w:type="dxa"/>
+            <w:gridSpan w:val="2"/>
+            <w:tcBorders/>
+            <w:shd w:color="FFFFFF" w:fill="auto" w:val="clear"/>
+            <w:vAlign w:val="bottom"/>
+          </w:tcPr>
+          <w:p>
+            <w:pPr>
+              <w:pStyle w:val="Normal"/>
+              <w:widowControl w:val="false"/>
+              <w:spacing w:lineRule="auto" w:line="240" w:before="0" w:after="0"/>
+              <w:jc w:val="left"/>
+              <w:rPr>
+                <w:rFonts w:ascii="Liberation Sans" w:hAnsi="Liberation Sans"/>
+                <w:sz w:val="16"/>
+              </w:rPr>
+            </w:pPr>
+            <w:r>
+              <w:rPr>
+                <w:rFonts w:ascii="Liberation Sans" w:hAnsi="Liberation Sans"/>
+                <w:sz w:val="16"/>
+              </w:rPr>
+            </w:r>
+          </w:p>
+        </w:tc>
+        <w:tc>
+          <w:tcPr>
+            <w:tcW w:w="5456" w:type="dxa"/>
             <w:gridSpan w:val="39"/>
             <w:vMerge w:val="restart"/>
             <w:tcBorders>
@@ -1827,7 +1827,7 @@
         </w:tc>
         <w:tc>
           <w:tcPr>
-            <w:tcW w:w="956" w:type="dxa"/>
+            <w:tcW w:w="957" w:type="dxa"/>
             <w:gridSpan w:val="9"/>
             <w:vMerge w:val="continue"/>
             <w:tcBorders>
@@ -1895,7 +1895,7 @@
         </w:tc>
         <w:tc>
           <w:tcPr>
-            <w:tcW w:w="169" w:type="dxa"/>
+            <w:tcW w:w="167" w:type="dxa"/>
             <w:gridSpan w:val="2"/>
             <w:tcBorders/>
             <w:shd w:color="FFFFFF" w:fill="auto" w:val="clear"/>
@@ -1927,34 +1927,34 @@
         </w:trPr>
         <w:tc>
           <w:tcPr>
-            <w:tcW w:w="94" w:type="dxa"/>
-            <w:gridSpan w:val="2"/>
-            <w:tcBorders/>
-            <w:shd w:color="FFFFFF" w:fill="auto" w:val="clear"/>
-            <w:vAlign w:val="bottom"/>
-          </w:tcPr>
-          <w:p>
-            <w:pPr>
-              <w:pStyle w:val="Normal"/>
-              <w:widowControl w:val="false"/>
-              <w:spacing w:lineRule="auto" w:line="240" w:before="0" w:after="0"/>
-              <w:jc w:val="left"/>
-              <w:rPr>
-                <w:rFonts w:ascii="Liberation Sans" w:hAnsi="Liberation Sans"/>
-                <w:sz w:val="16"/>
-              </w:rPr>
-            </w:pPr>
-            <w:r>
-              <w:rPr>
-                <w:rFonts w:ascii="Liberation Sans" w:hAnsi="Liberation Sans"/>
-                <w:sz w:val="16"/>
-              </w:rPr>
-            </w:r>
-          </w:p>
-        </w:tc>
-        <w:tc>
-          <w:tcPr>
-            <w:tcW w:w="5454" w:type="dxa"/>
+            <w:tcW w:w="93" w:type="dxa"/>
+            <w:gridSpan w:val="2"/>
+            <w:tcBorders/>
+            <w:shd w:color="FFFFFF" w:fill="auto" w:val="clear"/>
+            <w:vAlign w:val="bottom"/>
+          </w:tcPr>
+          <w:p>
+            <w:pPr>
+              <w:pStyle w:val="Normal"/>
+              <w:widowControl w:val="false"/>
+              <w:spacing w:lineRule="auto" w:line="240" w:before="0" w:after="0"/>
+              <w:jc w:val="left"/>
+              <w:rPr>
+                <w:rFonts w:ascii="Liberation Sans" w:hAnsi="Liberation Sans"/>
+                <w:sz w:val="16"/>
+              </w:rPr>
+            </w:pPr>
+            <w:r>
+              <w:rPr>
+                <w:rFonts w:ascii="Liberation Sans" w:hAnsi="Liberation Sans"/>
+                <w:sz w:val="16"/>
+              </w:rPr>
+            </w:r>
+          </w:p>
+        </w:tc>
+        <w:tc>
+          <w:tcPr>
+            <w:tcW w:w="5456" w:type="dxa"/>
             <w:gridSpan w:val="39"/>
             <w:vMerge w:val="continue"/>
             <w:tcBorders>
@@ -1986,7 +1986,7 @@
         </w:tc>
         <w:tc>
           <w:tcPr>
-            <w:tcW w:w="956" w:type="dxa"/>
+            <w:tcW w:w="957" w:type="dxa"/>
             <w:gridSpan w:val="9"/>
             <w:vMerge w:val="continue"/>
             <w:tcBorders>
@@ -2054,7 +2054,7 @@
         </w:tc>
         <w:tc>
           <w:tcPr>
-            <w:tcW w:w="169" w:type="dxa"/>
+            <w:tcW w:w="167" w:type="dxa"/>
             <w:gridSpan w:val="2"/>
             <w:tcBorders/>
             <w:shd w:color="FFFFFF" w:fill="auto" w:val="clear"/>
@@ -2086,34 +2086,34 @@
         </w:trPr>
         <w:tc>
           <w:tcPr>
-            <w:tcW w:w="94" w:type="dxa"/>
-            <w:gridSpan w:val="2"/>
-            <w:tcBorders/>
-            <w:shd w:color="FFFFFF" w:fill="auto" w:val="clear"/>
-            <w:vAlign w:val="bottom"/>
-          </w:tcPr>
-          <w:p>
-            <w:pPr>
-              <w:pStyle w:val="Normal"/>
-              <w:widowControl w:val="false"/>
-              <w:spacing w:lineRule="auto" w:line="240" w:before="0" w:after="0"/>
-              <w:jc w:val="left"/>
-              <w:rPr>
-                <w:rFonts w:ascii="Liberation Sans" w:hAnsi="Liberation Sans"/>
-                <w:sz w:val="16"/>
-              </w:rPr>
-            </w:pPr>
-            <w:r>
-              <w:rPr>
-                <w:rFonts w:ascii="Liberation Sans" w:hAnsi="Liberation Sans"/>
-                <w:sz w:val="16"/>
-              </w:rPr>
-            </w:r>
-          </w:p>
-        </w:tc>
-        <w:tc>
-          <w:tcPr>
-            <w:tcW w:w="5454" w:type="dxa"/>
+            <w:tcW w:w="93" w:type="dxa"/>
+            <w:gridSpan w:val="2"/>
+            <w:tcBorders/>
+            <w:shd w:color="FFFFFF" w:fill="auto" w:val="clear"/>
+            <w:vAlign w:val="bottom"/>
+          </w:tcPr>
+          <w:p>
+            <w:pPr>
+              <w:pStyle w:val="Normal"/>
+              <w:widowControl w:val="false"/>
+              <w:spacing w:lineRule="auto" w:line="240" w:before="0" w:after="0"/>
+              <w:jc w:val="left"/>
+              <w:rPr>
+                <w:rFonts w:ascii="Liberation Sans" w:hAnsi="Liberation Sans"/>
+                <w:sz w:val="16"/>
+              </w:rPr>
+            </w:pPr>
+            <w:r>
+              <w:rPr>
+                <w:rFonts w:ascii="Liberation Sans" w:hAnsi="Liberation Sans"/>
+                <w:sz w:val="16"/>
+              </w:rPr>
+            </w:r>
+          </w:p>
+        </w:tc>
+        <w:tc>
+          <w:tcPr>
+            <w:tcW w:w="5456" w:type="dxa"/>
             <w:gridSpan w:val="39"/>
             <w:tcBorders>
               <w:left w:val="single" w:sz="4" w:space="0" w:color="000000"/>
@@ -2145,7 +2145,7 @@
         </w:tc>
         <w:tc>
           <w:tcPr>
-            <w:tcW w:w="956" w:type="dxa"/>
+            <w:tcW w:w="957" w:type="dxa"/>
             <w:gridSpan w:val="9"/>
             <w:vMerge w:val="continue"/>
             <w:tcBorders>
@@ -2213,7 +2213,7 @@
         </w:tc>
         <w:tc>
           <w:tcPr>
-            <w:tcW w:w="169" w:type="dxa"/>
+            <w:tcW w:w="167" w:type="dxa"/>
             <w:gridSpan w:val="2"/>
             <w:tcBorders/>
             <w:shd w:color="FFFFFF" w:fill="auto" w:val="clear"/>
@@ -2245,34 +2245,34 @@
         </w:trPr>
         <w:tc>
           <w:tcPr>
-            <w:tcW w:w="94" w:type="dxa"/>
-            <w:gridSpan w:val="2"/>
-            <w:tcBorders/>
-            <w:shd w:color="FFFFFF" w:fill="auto" w:val="clear"/>
-            <w:vAlign w:val="bottom"/>
-          </w:tcPr>
-          <w:p>
-            <w:pPr>
-              <w:pStyle w:val="Normal"/>
-              <w:widowControl w:val="false"/>
-              <w:spacing w:lineRule="auto" w:line="240" w:before="0" w:after="0"/>
-              <w:jc w:val="left"/>
-              <w:rPr>
-                <w:rFonts w:ascii="Liberation Sans" w:hAnsi="Liberation Sans"/>
-                <w:sz w:val="16"/>
-              </w:rPr>
-            </w:pPr>
-            <w:r>
-              <w:rPr>
-                <w:rFonts w:ascii="Liberation Sans" w:hAnsi="Liberation Sans"/>
-                <w:sz w:val="16"/>
-              </w:rPr>
-            </w:r>
-          </w:p>
-        </w:tc>
-        <w:tc>
-          <w:tcPr>
-            <w:tcW w:w="329" w:type="dxa"/>
+            <w:tcW w:w="93" w:type="dxa"/>
+            <w:gridSpan w:val="2"/>
+            <w:tcBorders/>
+            <w:shd w:color="FFFFFF" w:fill="auto" w:val="clear"/>
+            <w:vAlign w:val="bottom"/>
+          </w:tcPr>
+          <w:p>
+            <w:pPr>
+              <w:pStyle w:val="Normal"/>
+              <w:widowControl w:val="false"/>
+              <w:spacing w:lineRule="auto" w:line="240" w:before="0" w:after="0"/>
+              <w:jc w:val="left"/>
+              <w:rPr>
+                <w:rFonts w:ascii="Liberation Sans" w:hAnsi="Liberation Sans"/>
+                <w:sz w:val="16"/>
+              </w:rPr>
+            </w:pPr>
+            <w:r>
+              <w:rPr>
+                <w:rFonts w:ascii="Liberation Sans" w:hAnsi="Liberation Sans"/>
+                <w:sz w:val="16"/>
+              </w:rPr>
+            </w:r>
+          </w:p>
+        </w:tc>
+        <w:tc>
+          <w:tcPr>
+            <w:tcW w:w="330" w:type="dxa"/>
             <w:gridSpan w:val="2"/>
             <w:tcBorders/>
             <w:shd w:color="FFFFFF" w:fill="auto" w:val="clear"/>
@@ -2326,34 +2326,34 @@
         </w:tc>
         <w:tc>
           <w:tcPr>
-            <w:tcW w:w="319" w:type="dxa"/>
-            <w:gridSpan w:val="2"/>
-            <w:tcBorders/>
-            <w:shd w:color="FFFFFF" w:fill="auto" w:val="clear"/>
-            <w:vAlign w:val="bottom"/>
-          </w:tcPr>
-          <w:p>
-            <w:pPr>
-              <w:pStyle w:val="Normal"/>
-              <w:widowControl w:val="false"/>
-              <w:spacing w:lineRule="auto" w:line="240" w:before="0" w:after="0"/>
-              <w:jc w:val="left"/>
-              <w:rPr>
-                <w:rFonts w:ascii="Liberation Sans" w:hAnsi="Liberation Sans"/>
-                <w:sz w:val="16"/>
-              </w:rPr>
-            </w:pPr>
-            <w:r>
-              <w:rPr>
-                <w:rFonts w:ascii="Liberation Sans" w:hAnsi="Liberation Sans"/>
-                <w:sz w:val="16"/>
-              </w:rPr>
-            </w:r>
-          </w:p>
-        </w:tc>
-        <w:tc>
-          <w:tcPr>
-            <w:tcW w:w="585" w:type="dxa"/>
+            <w:tcW w:w="318" w:type="dxa"/>
+            <w:gridSpan w:val="2"/>
+            <w:tcBorders/>
+            <w:shd w:color="FFFFFF" w:fill="auto" w:val="clear"/>
+            <w:vAlign w:val="bottom"/>
+          </w:tcPr>
+          <w:p>
+            <w:pPr>
+              <w:pStyle w:val="Normal"/>
+              <w:widowControl w:val="false"/>
+              <w:spacing w:lineRule="auto" w:line="240" w:before="0" w:after="0"/>
+              <w:jc w:val="left"/>
+              <w:rPr>
+                <w:rFonts w:ascii="Liberation Sans" w:hAnsi="Liberation Sans"/>
+                <w:sz w:val="16"/>
+              </w:rPr>
+            </w:pPr>
+            <w:r>
+              <w:rPr>
+                <w:rFonts w:ascii="Liberation Sans" w:hAnsi="Liberation Sans"/>
+                <w:sz w:val="16"/>
+              </w:rPr>
+            </w:r>
+          </w:p>
+        </w:tc>
+        <w:tc>
+          <w:tcPr>
+            <w:tcW w:w="586" w:type="dxa"/>
             <w:gridSpan w:val="2"/>
             <w:tcBorders/>
             <w:shd w:color="FFFFFF" w:fill="auto" w:val="clear"/>
@@ -2514,61 +2514,61 @@
         </w:tc>
         <w:tc>
           <w:tcPr>
-            <w:tcW w:w="320" w:type="dxa"/>
-            <w:gridSpan w:val="2"/>
-            <w:tcBorders/>
-            <w:shd w:color="FFFFFF" w:fill="auto" w:val="clear"/>
-            <w:vAlign w:val="bottom"/>
-          </w:tcPr>
-          <w:p>
-            <w:pPr>
-              <w:pStyle w:val="Normal"/>
-              <w:widowControl w:val="false"/>
-              <w:spacing w:lineRule="auto" w:line="240" w:before="0" w:after="0"/>
-              <w:jc w:val="left"/>
-              <w:rPr>
-                <w:rFonts w:ascii="Liberation Sans" w:hAnsi="Liberation Sans"/>
-                <w:sz w:val="16"/>
-              </w:rPr>
-            </w:pPr>
-            <w:r>
-              <w:rPr>
-                <w:rFonts w:ascii="Liberation Sans" w:hAnsi="Liberation Sans"/>
-                <w:sz w:val="16"/>
-              </w:rPr>
-            </w:r>
-          </w:p>
-        </w:tc>
-        <w:tc>
-          <w:tcPr>
-            <w:tcW w:w="320" w:type="dxa"/>
-            <w:gridSpan w:val="2"/>
-            <w:tcBorders/>
-            <w:shd w:color="FFFFFF" w:fill="auto" w:val="clear"/>
-            <w:vAlign w:val="bottom"/>
-          </w:tcPr>
-          <w:p>
-            <w:pPr>
-              <w:pStyle w:val="Normal"/>
-              <w:widowControl w:val="false"/>
-              <w:spacing w:lineRule="auto" w:line="240" w:before="0" w:after="0"/>
-              <w:jc w:val="left"/>
-              <w:rPr>
-                <w:rFonts w:ascii="Liberation Sans" w:hAnsi="Liberation Sans"/>
-                <w:sz w:val="16"/>
-              </w:rPr>
-            </w:pPr>
-            <w:r>
-              <w:rPr>
-                <w:rFonts w:ascii="Liberation Sans" w:hAnsi="Liberation Sans"/>
-                <w:sz w:val="16"/>
-              </w:rPr>
-            </w:r>
-          </w:p>
-        </w:tc>
-        <w:tc>
-          <w:tcPr>
-            <w:tcW w:w="317" w:type="dxa"/>
+            <w:tcW w:w="321" w:type="dxa"/>
+            <w:gridSpan w:val="2"/>
+            <w:tcBorders/>
+            <w:shd w:color="FFFFFF" w:fill="auto" w:val="clear"/>
+            <w:vAlign w:val="bottom"/>
+          </w:tcPr>
+          <w:p>
+            <w:pPr>
+              <w:pStyle w:val="Normal"/>
+              <w:widowControl w:val="false"/>
+              <w:spacing w:lineRule="auto" w:line="240" w:before="0" w:after="0"/>
+              <w:jc w:val="left"/>
+              <w:rPr>
+                <w:rFonts w:ascii="Liberation Sans" w:hAnsi="Liberation Sans"/>
+                <w:sz w:val="16"/>
+              </w:rPr>
+            </w:pPr>
+            <w:r>
+              <w:rPr>
+                <w:rFonts w:ascii="Liberation Sans" w:hAnsi="Liberation Sans"/>
+                <w:sz w:val="16"/>
+              </w:rPr>
+            </w:r>
+          </w:p>
+        </w:tc>
+        <w:tc>
+          <w:tcPr>
+            <w:tcW w:w="319" w:type="dxa"/>
+            <w:gridSpan w:val="2"/>
+            <w:tcBorders/>
+            <w:shd w:color="FFFFFF" w:fill="auto" w:val="clear"/>
+            <w:vAlign w:val="bottom"/>
+          </w:tcPr>
+          <w:p>
+            <w:pPr>
+              <w:pStyle w:val="Normal"/>
+              <w:widowControl w:val="false"/>
+              <w:spacing w:lineRule="auto" w:line="240" w:before="0" w:after="0"/>
+              <w:jc w:val="left"/>
+              <w:rPr>
+                <w:rFonts w:ascii="Liberation Sans" w:hAnsi="Liberation Sans"/>
+                <w:sz w:val="16"/>
+              </w:rPr>
+            </w:pPr>
+            <w:r>
+              <w:rPr>
+                <w:rFonts w:ascii="Liberation Sans" w:hAnsi="Liberation Sans"/>
+                <w:sz w:val="16"/>
+              </w:rPr>
+            </w:r>
+          </w:p>
+        </w:tc>
+        <w:tc>
+          <w:tcPr>
+            <w:tcW w:w="318" w:type="dxa"/>
             <w:gridSpan w:val="2"/>
             <w:tcBorders/>
             <w:shd w:color="FFFFFF" w:fill="auto" w:val="clear"/>
@@ -2676,34 +2676,34 @@
         </w:tc>
         <w:tc>
           <w:tcPr>
-            <w:tcW w:w="241" w:type="dxa"/>
-            <w:gridSpan w:val="2"/>
-            <w:tcBorders/>
-            <w:shd w:color="FFFFFF" w:fill="auto" w:val="clear"/>
-            <w:vAlign w:val="bottom"/>
-          </w:tcPr>
-          <w:p>
-            <w:pPr>
-              <w:pStyle w:val="Normal"/>
-              <w:widowControl w:val="false"/>
-              <w:spacing w:lineRule="auto" w:line="240" w:before="0" w:after="0"/>
-              <w:jc w:val="left"/>
-              <w:rPr>
-                <w:rFonts w:ascii="Liberation Sans" w:hAnsi="Liberation Sans"/>
-                <w:sz w:val="16"/>
-              </w:rPr>
-            </w:pPr>
-            <w:r>
-              <w:rPr>
-                <w:rFonts w:ascii="Liberation Sans" w:hAnsi="Liberation Sans"/>
-                <w:sz w:val="16"/>
-              </w:rPr>
-            </w:r>
-          </w:p>
-        </w:tc>
-        <w:tc>
-          <w:tcPr>
-            <w:tcW w:w="254" w:type="dxa"/>
+            <w:tcW w:w="240" w:type="dxa"/>
+            <w:gridSpan w:val="2"/>
+            <w:tcBorders/>
+            <w:shd w:color="FFFFFF" w:fill="auto" w:val="clear"/>
+            <w:vAlign w:val="bottom"/>
+          </w:tcPr>
+          <w:p>
+            <w:pPr>
+              <w:pStyle w:val="Normal"/>
+              <w:widowControl w:val="false"/>
+              <w:spacing w:lineRule="auto" w:line="240" w:before="0" w:after="0"/>
+              <w:jc w:val="left"/>
+              <w:rPr>
+                <w:rFonts w:ascii="Liberation Sans" w:hAnsi="Liberation Sans"/>
+                <w:sz w:val="16"/>
+              </w:rPr>
+            </w:pPr>
+            <w:r>
+              <w:rPr>
+                <w:rFonts w:ascii="Liberation Sans" w:hAnsi="Liberation Sans"/>
+                <w:sz w:val="16"/>
+              </w:rPr>
+            </w:r>
+          </w:p>
+        </w:tc>
+        <w:tc>
+          <w:tcPr>
+            <w:tcW w:w="255" w:type="dxa"/>
             <w:gridSpan w:val="2"/>
             <w:tcBorders/>
             <w:shd w:color="FFFFFF" w:fill="auto" w:val="clear"/>
@@ -2784,7 +2784,7 @@
         </w:tc>
         <w:tc>
           <w:tcPr>
-            <w:tcW w:w="329" w:type="dxa"/>
+            <w:tcW w:w="330" w:type="dxa"/>
             <w:gridSpan w:val="2"/>
             <w:tcBorders/>
             <w:shd w:color="FFFFFF" w:fill="auto" w:val="clear"/>
@@ -2892,7 +2892,7 @@
         </w:tc>
         <w:tc>
           <w:tcPr>
-            <w:tcW w:w="320" w:type="dxa"/>
+            <w:tcW w:w="319" w:type="dxa"/>
             <w:gridSpan w:val="3"/>
             <w:tcBorders/>
             <w:shd w:color="FFFFFF" w:fill="auto" w:val="clear"/>
@@ -2919,7 +2919,7 @@
         </w:tc>
         <w:tc>
           <w:tcPr>
-            <w:tcW w:w="321" w:type="dxa"/>
+            <w:tcW w:w="322" w:type="dxa"/>
             <w:gridSpan w:val="2"/>
             <w:tcBorders/>
             <w:shd w:color="FFFFFF" w:fill="auto" w:val="clear"/>
@@ -3054,34 +3054,34 @@
         </w:tc>
         <w:tc>
           <w:tcPr>
-            <w:tcW w:w="319" w:type="dxa"/>
-            <w:gridSpan w:val="2"/>
-            <w:tcBorders/>
-            <w:shd w:color="FFFFFF" w:fill="auto" w:val="clear"/>
-            <w:vAlign w:val="bottom"/>
-          </w:tcPr>
-          <w:p>
-            <w:pPr>
-              <w:pStyle w:val="Normal"/>
-              <w:widowControl w:val="false"/>
-              <w:spacing w:lineRule="auto" w:line="240" w:before="0" w:after="0"/>
-              <w:jc w:val="left"/>
-              <w:rPr>
-                <w:rFonts w:ascii="Liberation Sans" w:hAnsi="Liberation Sans"/>
-                <w:sz w:val="16"/>
-              </w:rPr>
-            </w:pPr>
-            <w:r>
-              <w:rPr>
-                <w:rFonts w:ascii="Liberation Sans" w:hAnsi="Liberation Sans"/>
-                <w:sz w:val="16"/>
-              </w:rPr>
-            </w:r>
-          </w:p>
-        </w:tc>
-        <w:tc>
-          <w:tcPr>
-            <w:tcW w:w="321" w:type="dxa"/>
+            <w:tcW w:w="320" w:type="dxa"/>
+            <w:gridSpan w:val="2"/>
+            <w:tcBorders/>
+            <w:shd w:color="FFFFFF" w:fill="auto" w:val="clear"/>
+            <w:vAlign w:val="bottom"/>
+          </w:tcPr>
+          <w:p>
+            <w:pPr>
+              <w:pStyle w:val="Normal"/>
+              <w:widowControl w:val="false"/>
+              <w:spacing w:lineRule="auto" w:line="240" w:before="0" w:after="0"/>
+              <w:jc w:val="left"/>
+              <w:rPr>
+                <w:rFonts w:ascii="Liberation Sans" w:hAnsi="Liberation Sans"/>
+                <w:sz w:val="16"/>
+              </w:rPr>
+            </w:pPr>
+            <w:r>
+              <w:rPr>
+                <w:rFonts w:ascii="Liberation Sans" w:hAnsi="Liberation Sans"/>
+                <w:sz w:val="16"/>
+              </w:rPr>
+            </w:r>
+          </w:p>
+        </w:tc>
+        <w:tc>
+          <w:tcPr>
+            <w:tcW w:w="320" w:type="dxa"/>
             <w:gridSpan w:val="2"/>
             <w:tcBorders/>
             <w:shd w:color="FFFFFF" w:fill="auto" w:val="clear"/>
@@ -3135,7 +3135,7 @@
         </w:tc>
         <w:tc>
           <w:tcPr>
-            <w:tcW w:w="169" w:type="dxa"/>
+            <w:tcW w:w="167" w:type="dxa"/>
             <w:gridSpan w:val="2"/>
             <w:tcBorders/>
             <w:shd w:color="FFFFFF" w:fill="auto" w:val="clear"/>
@@ -3167,34 +3167,34 @@
         </w:trPr>
         <w:tc>
           <w:tcPr>
-            <w:tcW w:w="94" w:type="dxa"/>
-            <w:gridSpan w:val="2"/>
-            <w:tcBorders/>
-            <w:shd w:color="FFFFFF" w:fill="auto" w:val="clear"/>
-            <w:vAlign w:val="bottom"/>
-          </w:tcPr>
-          <w:p>
-            <w:pPr>
-              <w:pStyle w:val="Normal"/>
-              <w:widowControl w:val="false"/>
-              <w:spacing w:lineRule="auto" w:line="240" w:before="0" w:after="0"/>
-              <w:jc w:val="left"/>
-              <w:rPr>
-                <w:rFonts w:ascii="Liberation Sans" w:hAnsi="Liberation Sans"/>
-                <w:sz w:val="16"/>
-              </w:rPr>
-            </w:pPr>
-            <w:r>
-              <w:rPr>
-                <w:rFonts w:ascii="Liberation Sans" w:hAnsi="Liberation Sans"/>
-                <w:sz w:val="16"/>
-              </w:rPr>
-            </w:r>
-          </w:p>
-        </w:tc>
-        <w:tc>
-          <w:tcPr>
-            <w:tcW w:w="9809" w:type="dxa"/>
+            <w:tcW w:w="93" w:type="dxa"/>
+            <w:gridSpan w:val="2"/>
+            <w:tcBorders/>
+            <w:shd w:color="FFFFFF" w:fill="auto" w:val="clear"/>
+            <w:vAlign w:val="bottom"/>
+          </w:tcPr>
+          <w:p>
+            <w:pPr>
+              <w:pStyle w:val="Normal"/>
+              <w:widowControl w:val="false"/>
+              <w:spacing w:lineRule="auto" w:line="240" w:before="0" w:after="0"/>
+              <w:jc w:val="left"/>
+              <w:rPr>
+                <w:rFonts w:ascii="Liberation Sans" w:hAnsi="Liberation Sans"/>
+                <w:sz w:val="16"/>
+              </w:rPr>
+            </w:pPr>
+            <w:r>
+              <w:rPr>
+                <w:rFonts w:ascii="Liberation Sans" w:hAnsi="Liberation Sans"/>
+                <w:sz w:val="16"/>
+              </w:rPr>
+            </w:r>
+          </w:p>
+        </w:tc>
+        <w:tc>
+          <w:tcPr>
+            <w:tcW w:w="9812" w:type="dxa"/>
             <w:gridSpan w:val="74"/>
             <w:vMerge w:val="restart"/>
             <w:tcBorders/>
@@ -3258,7 +3258,7 @@
         </w:tc>
         <w:tc>
           <w:tcPr>
-            <w:tcW w:w="169" w:type="dxa"/>
+            <w:tcW w:w="167" w:type="dxa"/>
             <w:gridSpan w:val="2"/>
             <w:tcBorders/>
             <w:shd w:color="FFFFFF" w:fill="auto" w:val="clear"/>
@@ -3290,34 +3290,34 @@
         </w:trPr>
         <w:tc>
           <w:tcPr>
-            <w:tcW w:w="94" w:type="dxa"/>
-            <w:gridSpan w:val="2"/>
-            <w:tcBorders/>
-            <w:shd w:color="FFFFFF" w:fill="auto" w:val="clear"/>
-            <w:vAlign w:val="bottom"/>
-          </w:tcPr>
-          <w:p>
-            <w:pPr>
-              <w:pStyle w:val="Normal"/>
-              <w:widowControl w:val="false"/>
-              <w:spacing w:lineRule="auto" w:line="240" w:before="0" w:after="0"/>
-              <w:jc w:val="left"/>
-              <w:rPr>
-                <w:rFonts w:ascii="Liberation Sans" w:hAnsi="Liberation Sans"/>
-                <w:sz w:val="16"/>
-              </w:rPr>
-            </w:pPr>
-            <w:r>
-              <w:rPr>
-                <w:rFonts w:ascii="Liberation Sans" w:hAnsi="Liberation Sans"/>
-                <w:sz w:val="16"/>
-              </w:rPr>
-            </w:r>
-          </w:p>
-        </w:tc>
-        <w:tc>
-          <w:tcPr>
-            <w:tcW w:w="9809" w:type="dxa"/>
+            <w:tcW w:w="93" w:type="dxa"/>
+            <w:gridSpan w:val="2"/>
+            <w:tcBorders/>
+            <w:shd w:color="FFFFFF" w:fill="auto" w:val="clear"/>
+            <w:vAlign w:val="bottom"/>
+          </w:tcPr>
+          <w:p>
+            <w:pPr>
+              <w:pStyle w:val="Normal"/>
+              <w:widowControl w:val="false"/>
+              <w:spacing w:lineRule="auto" w:line="240" w:before="0" w:after="0"/>
+              <w:jc w:val="left"/>
+              <w:rPr>
+                <w:rFonts w:ascii="Liberation Sans" w:hAnsi="Liberation Sans"/>
+                <w:sz w:val="16"/>
+              </w:rPr>
+            </w:pPr>
+            <w:r>
+              <w:rPr>
+                <w:rFonts w:ascii="Liberation Sans" w:hAnsi="Liberation Sans"/>
+                <w:sz w:val="16"/>
+              </w:rPr>
+            </w:r>
+          </w:p>
+        </w:tc>
+        <w:tc>
+          <w:tcPr>
+            <w:tcW w:w="9812" w:type="dxa"/>
             <w:gridSpan w:val="74"/>
             <w:vMerge w:val="continue"/>
             <w:tcBorders/>
@@ -3348,7 +3348,7 @@
         </w:tc>
         <w:tc>
           <w:tcPr>
-            <w:tcW w:w="169" w:type="dxa"/>
+            <w:tcW w:w="167" w:type="dxa"/>
             <w:gridSpan w:val="2"/>
             <w:tcBorders/>
             <w:shd w:color="FFFFFF" w:fill="auto" w:val="clear"/>
@@ -3380,34 +3380,34 @@
         </w:trPr>
         <w:tc>
           <w:tcPr>
-            <w:tcW w:w="94" w:type="dxa"/>
-            <w:gridSpan w:val="2"/>
-            <w:tcBorders/>
-            <w:shd w:color="FFFFFF" w:fill="auto" w:val="clear"/>
-            <w:vAlign w:val="bottom"/>
-          </w:tcPr>
-          <w:p>
-            <w:pPr>
-              <w:pStyle w:val="Normal"/>
-              <w:widowControl w:val="false"/>
-              <w:spacing w:lineRule="auto" w:line="240" w:before="0" w:after="0"/>
-              <w:jc w:val="left"/>
-              <w:rPr>
-                <w:rFonts w:ascii="Liberation Sans" w:hAnsi="Liberation Sans"/>
-                <w:sz w:val="16"/>
-              </w:rPr>
-            </w:pPr>
-            <w:r>
-              <w:rPr>
-                <w:rFonts w:ascii="Liberation Sans" w:hAnsi="Liberation Sans"/>
-                <w:sz w:val="16"/>
-              </w:rPr>
-            </w:r>
-          </w:p>
-        </w:tc>
-        <w:tc>
-          <w:tcPr>
-            <w:tcW w:w="9809" w:type="dxa"/>
+            <w:tcW w:w="93" w:type="dxa"/>
+            <w:gridSpan w:val="2"/>
+            <w:tcBorders/>
+            <w:shd w:color="FFFFFF" w:fill="auto" w:val="clear"/>
+            <w:vAlign w:val="bottom"/>
+          </w:tcPr>
+          <w:p>
+            <w:pPr>
+              <w:pStyle w:val="Normal"/>
+              <w:widowControl w:val="false"/>
+              <w:spacing w:lineRule="auto" w:line="240" w:before="0" w:after="0"/>
+              <w:jc w:val="left"/>
+              <w:rPr>
+                <w:rFonts w:ascii="Liberation Sans" w:hAnsi="Liberation Sans"/>
+                <w:sz w:val="16"/>
+              </w:rPr>
+            </w:pPr>
+            <w:r>
+              <w:rPr>
+                <w:rFonts w:ascii="Liberation Sans" w:hAnsi="Liberation Sans"/>
+                <w:sz w:val="16"/>
+              </w:rPr>
+            </w:r>
+          </w:p>
+        </w:tc>
+        <w:tc>
+          <w:tcPr>
+            <w:tcW w:w="9812" w:type="dxa"/>
             <w:gridSpan w:val="74"/>
             <w:tcBorders>
               <w:bottom w:val="single" w:sz="10" w:space="0" w:color="000000"/>
@@ -3436,7 +3436,7 @@
         </w:tc>
         <w:tc>
           <w:tcPr>
-            <w:tcW w:w="169" w:type="dxa"/>
+            <w:tcW w:w="167" w:type="dxa"/>
             <w:gridSpan w:val="2"/>
             <w:tcBorders/>
             <w:shd w:color="FFFFFF" w:fill="auto" w:val="clear"/>
@@ -3468,34 +3468,34 @@
         </w:trPr>
         <w:tc>
           <w:tcPr>
-            <w:tcW w:w="94" w:type="dxa"/>
-            <w:gridSpan w:val="2"/>
-            <w:tcBorders/>
-            <w:shd w:color="FFFFFF" w:fill="auto" w:val="clear"/>
-            <w:vAlign w:val="bottom"/>
-          </w:tcPr>
-          <w:p>
-            <w:pPr>
-              <w:pStyle w:val="Normal"/>
-              <w:widowControl w:val="false"/>
-              <w:spacing w:lineRule="auto" w:line="240" w:before="0" w:after="0"/>
-              <w:jc w:val="left"/>
-              <w:rPr>
-                <w:rFonts w:ascii="Liberation Sans" w:hAnsi="Liberation Sans"/>
-                <w:sz w:val="16"/>
-              </w:rPr>
-            </w:pPr>
-            <w:r>
-              <w:rPr>
-                <w:rFonts w:ascii="Liberation Sans" w:hAnsi="Liberation Sans"/>
-                <w:sz w:val="16"/>
-              </w:rPr>
-            </w:r>
-          </w:p>
-        </w:tc>
-        <w:tc>
-          <w:tcPr>
-            <w:tcW w:w="329" w:type="dxa"/>
+            <w:tcW w:w="93" w:type="dxa"/>
+            <w:gridSpan w:val="2"/>
+            <w:tcBorders/>
+            <w:shd w:color="FFFFFF" w:fill="auto" w:val="clear"/>
+            <w:vAlign w:val="bottom"/>
+          </w:tcPr>
+          <w:p>
+            <w:pPr>
+              <w:pStyle w:val="Normal"/>
+              <w:widowControl w:val="false"/>
+              <w:spacing w:lineRule="auto" w:line="240" w:before="0" w:after="0"/>
+              <w:jc w:val="left"/>
+              <w:rPr>
+                <w:rFonts w:ascii="Liberation Sans" w:hAnsi="Liberation Sans"/>
+                <w:sz w:val="16"/>
+              </w:rPr>
+            </w:pPr>
+            <w:r>
+              <w:rPr>
+                <w:rFonts w:ascii="Liberation Sans" w:hAnsi="Liberation Sans"/>
+                <w:sz w:val="16"/>
+              </w:rPr>
+            </w:r>
+          </w:p>
+        </w:tc>
+        <w:tc>
+          <w:tcPr>
+            <w:tcW w:w="330" w:type="dxa"/>
             <w:gridSpan w:val="2"/>
             <w:tcBorders/>
             <w:shd w:color="FFFFFF" w:fill="auto" w:val="clear"/>
@@ -3549,34 +3549,34 @@
         </w:tc>
         <w:tc>
           <w:tcPr>
-            <w:tcW w:w="319" w:type="dxa"/>
-            <w:gridSpan w:val="2"/>
-            <w:tcBorders/>
-            <w:shd w:color="FFFFFF" w:fill="auto" w:val="clear"/>
-            <w:vAlign w:val="bottom"/>
-          </w:tcPr>
-          <w:p>
-            <w:pPr>
-              <w:pStyle w:val="Normal"/>
-              <w:widowControl w:val="false"/>
-              <w:spacing w:lineRule="auto" w:line="240" w:before="0" w:after="0"/>
-              <w:jc w:val="left"/>
-              <w:rPr>
-                <w:rFonts w:ascii="Liberation Sans" w:hAnsi="Liberation Sans"/>
-                <w:sz w:val="16"/>
-              </w:rPr>
-            </w:pPr>
-            <w:r>
-              <w:rPr>
-                <w:rFonts w:ascii="Liberation Sans" w:hAnsi="Liberation Sans"/>
-                <w:sz w:val="16"/>
-              </w:rPr>
-            </w:r>
-          </w:p>
-        </w:tc>
-        <w:tc>
-          <w:tcPr>
-            <w:tcW w:w="585" w:type="dxa"/>
+            <w:tcW w:w="318" w:type="dxa"/>
+            <w:gridSpan w:val="2"/>
+            <w:tcBorders/>
+            <w:shd w:color="FFFFFF" w:fill="auto" w:val="clear"/>
+            <w:vAlign w:val="bottom"/>
+          </w:tcPr>
+          <w:p>
+            <w:pPr>
+              <w:pStyle w:val="Normal"/>
+              <w:widowControl w:val="false"/>
+              <w:spacing w:lineRule="auto" w:line="240" w:before="0" w:after="0"/>
+              <w:jc w:val="left"/>
+              <w:rPr>
+                <w:rFonts w:ascii="Liberation Sans" w:hAnsi="Liberation Sans"/>
+                <w:sz w:val="16"/>
+              </w:rPr>
+            </w:pPr>
+            <w:r>
+              <w:rPr>
+                <w:rFonts w:ascii="Liberation Sans" w:hAnsi="Liberation Sans"/>
+                <w:sz w:val="16"/>
+              </w:rPr>
+            </w:r>
+          </w:p>
+        </w:tc>
+        <w:tc>
+          <w:tcPr>
+            <w:tcW w:w="586" w:type="dxa"/>
             <w:gridSpan w:val="2"/>
             <w:tcBorders/>
             <w:shd w:color="FFFFFF" w:fill="auto" w:val="clear"/>
@@ -3737,61 +3737,61 @@
         </w:tc>
         <w:tc>
           <w:tcPr>
-            <w:tcW w:w="320" w:type="dxa"/>
-            <w:gridSpan w:val="2"/>
-            <w:tcBorders/>
-            <w:shd w:color="FFFFFF" w:fill="auto" w:val="clear"/>
-            <w:vAlign w:val="bottom"/>
-          </w:tcPr>
-          <w:p>
-            <w:pPr>
-              <w:pStyle w:val="Normal"/>
-              <w:widowControl w:val="false"/>
-              <w:spacing w:lineRule="auto" w:line="240" w:before="0" w:after="0"/>
-              <w:jc w:val="left"/>
-              <w:rPr>
-                <w:rFonts w:ascii="Liberation Sans" w:hAnsi="Liberation Sans"/>
-                <w:sz w:val="16"/>
-              </w:rPr>
-            </w:pPr>
-            <w:r>
-              <w:rPr>
-                <w:rFonts w:ascii="Liberation Sans" w:hAnsi="Liberation Sans"/>
-                <w:sz w:val="16"/>
-              </w:rPr>
-            </w:r>
-          </w:p>
-        </w:tc>
-        <w:tc>
-          <w:tcPr>
-            <w:tcW w:w="320" w:type="dxa"/>
-            <w:gridSpan w:val="2"/>
-            <w:tcBorders/>
-            <w:shd w:color="FFFFFF" w:fill="auto" w:val="clear"/>
-            <w:vAlign w:val="bottom"/>
-          </w:tcPr>
-          <w:p>
-            <w:pPr>
-              <w:pStyle w:val="Normal"/>
-              <w:widowControl w:val="false"/>
-              <w:spacing w:lineRule="auto" w:line="240" w:before="0" w:after="0"/>
-              <w:jc w:val="left"/>
-              <w:rPr>
-                <w:rFonts w:ascii="Liberation Sans" w:hAnsi="Liberation Sans"/>
-                <w:sz w:val="16"/>
-              </w:rPr>
-            </w:pPr>
-            <w:r>
-              <w:rPr>
-                <w:rFonts w:ascii="Liberation Sans" w:hAnsi="Liberation Sans"/>
-                <w:sz w:val="16"/>
-              </w:rPr>
-            </w:r>
-          </w:p>
-        </w:tc>
-        <w:tc>
-          <w:tcPr>
-            <w:tcW w:w="317" w:type="dxa"/>
+            <w:tcW w:w="321" w:type="dxa"/>
+            <w:gridSpan w:val="2"/>
+            <w:tcBorders/>
+            <w:shd w:color="FFFFFF" w:fill="auto" w:val="clear"/>
+            <w:vAlign w:val="bottom"/>
+          </w:tcPr>
+          <w:p>
+            <w:pPr>
+              <w:pStyle w:val="Normal"/>
+              <w:widowControl w:val="false"/>
+              <w:spacing w:lineRule="auto" w:line="240" w:before="0" w:after="0"/>
+              <w:jc w:val="left"/>
+              <w:rPr>
+                <w:rFonts w:ascii="Liberation Sans" w:hAnsi="Liberation Sans"/>
+                <w:sz w:val="16"/>
+              </w:rPr>
+            </w:pPr>
+            <w:r>
+              <w:rPr>
+                <w:rFonts w:ascii="Liberation Sans" w:hAnsi="Liberation Sans"/>
+                <w:sz w:val="16"/>
+              </w:rPr>
+            </w:r>
+          </w:p>
+        </w:tc>
+        <w:tc>
+          <w:tcPr>
+            <w:tcW w:w="319" w:type="dxa"/>
+            <w:gridSpan w:val="2"/>
+            <w:tcBorders/>
+            <w:shd w:color="FFFFFF" w:fill="auto" w:val="clear"/>
+            <w:vAlign w:val="bottom"/>
+          </w:tcPr>
+          <w:p>
+            <w:pPr>
+              <w:pStyle w:val="Normal"/>
+              <w:widowControl w:val="false"/>
+              <w:spacing w:lineRule="auto" w:line="240" w:before="0" w:after="0"/>
+              <w:jc w:val="left"/>
+              <w:rPr>
+                <w:rFonts w:ascii="Liberation Sans" w:hAnsi="Liberation Sans"/>
+                <w:sz w:val="16"/>
+              </w:rPr>
+            </w:pPr>
+            <w:r>
+              <w:rPr>
+                <w:rFonts w:ascii="Liberation Sans" w:hAnsi="Liberation Sans"/>
+                <w:sz w:val="16"/>
+              </w:rPr>
+            </w:r>
+          </w:p>
+        </w:tc>
+        <w:tc>
+          <w:tcPr>
+            <w:tcW w:w="318" w:type="dxa"/>
             <w:gridSpan w:val="2"/>
             <w:tcBorders/>
             <w:shd w:color="FFFFFF" w:fill="auto" w:val="clear"/>
@@ -3899,34 +3899,34 @@
         </w:tc>
         <w:tc>
           <w:tcPr>
-            <w:tcW w:w="241" w:type="dxa"/>
-            <w:gridSpan w:val="2"/>
-            <w:tcBorders/>
-            <w:shd w:color="FFFFFF" w:fill="auto" w:val="clear"/>
-            <w:vAlign w:val="bottom"/>
-          </w:tcPr>
-          <w:p>
-            <w:pPr>
-              <w:pStyle w:val="Normal"/>
-              <w:widowControl w:val="false"/>
-              <w:spacing w:lineRule="auto" w:line="240" w:before="0" w:after="0"/>
-              <w:jc w:val="left"/>
-              <w:rPr>
-                <w:rFonts w:ascii="Liberation Sans" w:hAnsi="Liberation Sans"/>
-                <w:sz w:val="16"/>
-              </w:rPr>
-            </w:pPr>
-            <w:r>
-              <w:rPr>
-                <w:rFonts w:ascii="Liberation Sans" w:hAnsi="Liberation Sans"/>
-                <w:sz w:val="16"/>
-              </w:rPr>
-            </w:r>
-          </w:p>
-        </w:tc>
-        <w:tc>
-          <w:tcPr>
-            <w:tcW w:w="254" w:type="dxa"/>
+            <w:tcW w:w="240" w:type="dxa"/>
+            <w:gridSpan w:val="2"/>
+            <w:tcBorders/>
+            <w:shd w:color="FFFFFF" w:fill="auto" w:val="clear"/>
+            <w:vAlign w:val="bottom"/>
+          </w:tcPr>
+          <w:p>
+            <w:pPr>
+              <w:pStyle w:val="Normal"/>
+              <w:widowControl w:val="false"/>
+              <w:spacing w:lineRule="auto" w:line="240" w:before="0" w:after="0"/>
+              <w:jc w:val="left"/>
+              <w:rPr>
+                <w:rFonts w:ascii="Liberation Sans" w:hAnsi="Liberation Sans"/>
+                <w:sz w:val="16"/>
+              </w:rPr>
+            </w:pPr>
+            <w:r>
+              <w:rPr>
+                <w:rFonts w:ascii="Liberation Sans" w:hAnsi="Liberation Sans"/>
+                <w:sz w:val="16"/>
+              </w:rPr>
+            </w:r>
+          </w:p>
+        </w:tc>
+        <w:tc>
+          <w:tcPr>
+            <w:tcW w:w="255" w:type="dxa"/>
             <w:gridSpan w:val="2"/>
             <w:tcBorders/>
             <w:shd w:color="FFFFFF" w:fill="auto" w:val="clear"/>
@@ -4007,7 +4007,7 @@
         </w:tc>
         <w:tc>
           <w:tcPr>
-            <w:tcW w:w="329" w:type="dxa"/>
+            <w:tcW w:w="330" w:type="dxa"/>
             <w:gridSpan w:val="2"/>
             <w:tcBorders/>
             <w:shd w:color="FFFFFF" w:fill="auto" w:val="clear"/>
@@ -4115,7 +4115,7 @@
         </w:tc>
         <w:tc>
           <w:tcPr>
-            <w:tcW w:w="320" w:type="dxa"/>
+            <w:tcW w:w="319" w:type="dxa"/>
             <w:gridSpan w:val="3"/>
             <w:tcBorders/>
             <w:shd w:color="FFFFFF" w:fill="auto" w:val="clear"/>
@@ -4142,7 +4142,7 @@
         </w:tc>
         <w:tc>
           <w:tcPr>
-            <w:tcW w:w="321" w:type="dxa"/>
+            <w:tcW w:w="322" w:type="dxa"/>
             <w:gridSpan w:val="2"/>
             <w:tcBorders/>
             <w:shd w:color="FFFFFF" w:fill="auto" w:val="clear"/>
@@ -4279,34 +4279,34 @@
         </w:tc>
         <w:tc>
           <w:tcPr>
-            <w:tcW w:w="319" w:type="dxa"/>
-            <w:gridSpan w:val="2"/>
-            <w:tcBorders/>
-            <w:shd w:color="FFFFFF" w:fill="auto" w:val="clear"/>
-            <w:vAlign w:val="bottom"/>
-          </w:tcPr>
-          <w:p>
-            <w:pPr>
-              <w:pStyle w:val="Normal"/>
-              <w:widowControl w:val="false"/>
-              <w:spacing w:lineRule="auto" w:line="240" w:before="0" w:after="0"/>
-              <w:jc w:val="left"/>
-              <w:rPr>
-                <w:rFonts w:ascii="Liberation Sans" w:hAnsi="Liberation Sans"/>
-                <w:sz w:val="16"/>
-              </w:rPr>
-            </w:pPr>
-            <w:r>
-              <w:rPr>
-                <w:rFonts w:ascii="Liberation Sans" w:hAnsi="Liberation Sans"/>
-                <w:sz w:val="16"/>
-              </w:rPr>
-            </w:r>
-          </w:p>
-        </w:tc>
-        <w:tc>
-          <w:tcPr>
-            <w:tcW w:w="321" w:type="dxa"/>
+            <w:tcW w:w="320" w:type="dxa"/>
+            <w:gridSpan w:val="2"/>
+            <w:tcBorders/>
+            <w:shd w:color="FFFFFF" w:fill="auto" w:val="clear"/>
+            <w:vAlign w:val="bottom"/>
+          </w:tcPr>
+          <w:p>
+            <w:pPr>
+              <w:pStyle w:val="Normal"/>
+              <w:widowControl w:val="false"/>
+              <w:spacing w:lineRule="auto" w:line="240" w:before="0" w:after="0"/>
+              <w:jc w:val="left"/>
+              <w:rPr>
+                <w:rFonts w:ascii="Liberation Sans" w:hAnsi="Liberation Sans"/>
+                <w:sz w:val="16"/>
+              </w:rPr>
+            </w:pPr>
+            <w:r>
+              <w:rPr>
+                <w:rFonts w:ascii="Liberation Sans" w:hAnsi="Liberation Sans"/>
+                <w:sz w:val="16"/>
+              </w:rPr>
+            </w:r>
+          </w:p>
+        </w:tc>
+        <w:tc>
+          <w:tcPr>
+            <w:tcW w:w="320" w:type="dxa"/>
             <w:gridSpan w:val="2"/>
             <w:tcBorders/>
             <w:shd w:color="FFFFFF" w:fill="auto" w:val="clear"/>
@@ -4360,7 +4360,7 @@
         </w:tc>
         <w:tc>
           <w:tcPr>
-            <w:tcW w:w="169" w:type="dxa"/>
+            <w:tcW w:w="167" w:type="dxa"/>
             <w:gridSpan w:val="2"/>
             <w:tcBorders/>
             <w:shd w:color="FFFFFF" w:fill="auto" w:val="clear"/>
@@ -4392,34 +4392,34 @@
         </w:trPr>
         <w:tc>
           <w:tcPr>
-            <w:tcW w:w="94" w:type="dxa"/>
-            <w:gridSpan w:val="2"/>
-            <w:tcBorders/>
-            <w:shd w:color="FFFFFF" w:fill="auto" w:val="clear"/>
-            <w:vAlign w:val="bottom"/>
-          </w:tcPr>
-          <w:p>
-            <w:pPr>
-              <w:pStyle w:val="Normal"/>
-              <w:widowControl w:val="false"/>
-              <w:spacing w:lineRule="auto" w:line="240" w:before="0" w:after="0"/>
-              <w:jc w:val="left"/>
-              <w:rPr>
-                <w:rFonts w:ascii="Liberation Sans" w:hAnsi="Liberation Sans"/>
-                <w:sz w:val="16"/>
-              </w:rPr>
-            </w:pPr>
-            <w:r>
-              <w:rPr>
-                <w:rFonts w:ascii="Liberation Sans" w:hAnsi="Liberation Sans"/>
-                <w:sz w:val="16"/>
-              </w:rPr>
-            </w:r>
-          </w:p>
-        </w:tc>
-        <w:tc>
-          <w:tcPr>
-            <w:tcW w:w="1548" w:type="dxa"/>
+            <w:tcW w:w="93" w:type="dxa"/>
+            <w:gridSpan w:val="2"/>
+            <w:tcBorders/>
+            <w:shd w:color="FFFFFF" w:fill="auto" w:val="clear"/>
+            <w:vAlign w:val="bottom"/>
+          </w:tcPr>
+          <w:p>
+            <w:pPr>
+              <w:pStyle w:val="Normal"/>
+              <w:widowControl w:val="false"/>
+              <w:spacing w:lineRule="auto" w:line="240" w:before="0" w:after="0"/>
+              <w:jc w:val="left"/>
+              <w:rPr>
+                <w:rFonts w:ascii="Liberation Sans" w:hAnsi="Liberation Sans"/>
+                <w:sz w:val="16"/>
+              </w:rPr>
+            </w:pPr>
+            <w:r>
+              <w:rPr>
+                <w:rFonts w:ascii="Liberation Sans" w:hAnsi="Liberation Sans"/>
+                <w:sz w:val="16"/>
+              </w:rPr>
+            </w:r>
+          </w:p>
+        </w:tc>
+        <w:tc>
+          <w:tcPr>
+            <w:tcW w:w="1549" w:type="dxa"/>
             <w:gridSpan w:val="10"/>
             <w:vMerge w:val="restart"/>
             <w:tcBorders/>
@@ -4450,7 +4450,7 @@
         </w:tc>
         <w:tc>
           <w:tcPr>
-            <w:tcW w:w="8261" w:type="dxa"/>
+            <w:tcW w:w="8263" w:type="dxa"/>
             <w:gridSpan w:val="64"/>
             <w:vMerge w:val="restart"/>
             <w:tcBorders/>
@@ -4483,7 +4483,7 @@
         </w:tc>
         <w:tc>
           <w:tcPr>
-            <w:tcW w:w="169" w:type="dxa"/>
+            <w:tcW w:w="167" w:type="dxa"/>
             <w:gridSpan w:val="2"/>
             <w:tcBorders/>
             <w:shd w:color="FFFFFF" w:fill="auto" w:val="clear"/>
@@ -4515,34 +4515,34 @@
         </w:trPr>
         <w:tc>
           <w:tcPr>
-            <w:tcW w:w="94" w:type="dxa"/>
-            <w:gridSpan w:val="2"/>
-            <w:tcBorders/>
-            <w:shd w:color="FFFFFF" w:fill="auto" w:val="clear"/>
-            <w:vAlign w:val="bottom"/>
-          </w:tcPr>
-          <w:p>
-            <w:pPr>
-              <w:pStyle w:val="Normal"/>
-              <w:widowControl w:val="false"/>
-              <w:spacing w:lineRule="auto" w:line="240" w:before="0" w:after="0"/>
-              <w:jc w:val="left"/>
-              <w:rPr>
-                <w:rFonts w:ascii="Liberation Sans" w:hAnsi="Liberation Sans"/>
-                <w:sz w:val="16"/>
-              </w:rPr>
-            </w:pPr>
-            <w:r>
-              <w:rPr>
-                <w:rFonts w:ascii="Liberation Sans" w:hAnsi="Liberation Sans"/>
-                <w:sz w:val="16"/>
-              </w:rPr>
-            </w:r>
-          </w:p>
-        </w:tc>
-        <w:tc>
-          <w:tcPr>
-            <w:tcW w:w="1548" w:type="dxa"/>
+            <w:tcW w:w="93" w:type="dxa"/>
+            <w:gridSpan w:val="2"/>
+            <w:tcBorders/>
+            <w:shd w:color="FFFFFF" w:fill="auto" w:val="clear"/>
+            <w:vAlign w:val="bottom"/>
+          </w:tcPr>
+          <w:p>
+            <w:pPr>
+              <w:pStyle w:val="Normal"/>
+              <w:widowControl w:val="false"/>
+              <w:spacing w:lineRule="auto" w:line="240" w:before="0" w:after="0"/>
+              <w:jc w:val="left"/>
+              <w:rPr>
+                <w:rFonts w:ascii="Liberation Sans" w:hAnsi="Liberation Sans"/>
+                <w:sz w:val="16"/>
+              </w:rPr>
+            </w:pPr>
+            <w:r>
+              <w:rPr>
+                <w:rFonts w:ascii="Liberation Sans" w:hAnsi="Liberation Sans"/>
+                <w:sz w:val="16"/>
+              </w:rPr>
+            </w:r>
+          </w:p>
+        </w:tc>
+        <w:tc>
+          <w:tcPr>
+            <w:tcW w:w="1549" w:type="dxa"/>
             <w:gridSpan w:val="10"/>
             <w:vMerge w:val="continue"/>
             <w:tcBorders/>
@@ -4573,7 +4573,7 @@
         </w:tc>
         <w:tc>
           <w:tcPr>
-            <w:tcW w:w="8261" w:type="dxa"/>
+            <w:tcW w:w="8263" w:type="dxa"/>
             <w:gridSpan w:val="64"/>
             <w:vMerge w:val="continue"/>
             <w:tcBorders/>
@@ -4603,7 +4603,7 @@
         </w:tc>
         <w:tc>
           <w:tcPr>
-            <w:tcW w:w="169" w:type="dxa"/>
+            <w:tcW w:w="167" w:type="dxa"/>
             <w:gridSpan w:val="2"/>
             <w:tcBorders/>
             <w:shd w:color="FFFFFF" w:fill="auto" w:val="clear"/>
@@ -4635,34 +4635,34 @@
         </w:trPr>
         <w:tc>
           <w:tcPr>
-            <w:tcW w:w="94" w:type="dxa"/>
-            <w:gridSpan w:val="2"/>
-            <w:tcBorders/>
-            <w:shd w:color="FFFFFF" w:fill="auto" w:val="clear"/>
-            <w:vAlign w:val="bottom"/>
-          </w:tcPr>
-          <w:p>
-            <w:pPr>
-              <w:pStyle w:val="Normal"/>
-              <w:widowControl w:val="false"/>
-              <w:spacing w:lineRule="auto" w:line="240" w:before="0" w:after="0"/>
-              <w:jc w:val="left"/>
-              <w:rPr>
-                <w:rFonts w:ascii="Liberation Sans" w:hAnsi="Liberation Sans"/>
-                <w:sz w:val="16"/>
-              </w:rPr>
-            </w:pPr>
-            <w:r>
-              <w:rPr>
-                <w:rFonts w:ascii="Liberation Sans" w:hAnsi="Liberation Sans"/>
-                <w:sz w:val="16"/>
-              </w:rPr>
-            </w:r>
-          </w:p>
-        </w:tc>
-        <w:tc>
-          <w:tcPr>
-            <w:tcW w:w="329" w:type="dxa"/>
+            <w:tcW w:w="93" w:type="dxa"/>
+            <w:gridSpan w:val="2"/>
+            <w:tcBorders/>
+            <w:shd w:color="FFFFFF" w:fill="auto" w:val="clear"/>
+            <w:vAlign w:val="bottom"/>
+          </w:tcPr>
+          <w:p>
+            <w:pPr>
+              <w:pStyle w:val="Normal"/>
+              <w:widowControl w:val="false"/>
+              <w:spacing w:lineRule="auto" w:line="240" w:before="0" w:after="0"/>
+              <w:jc w:val="left"/>
+              <w:rPr>
+                <w:rFonts w:ascii="Liberation Sans" w:hAnsi="Liberation Sans"/>
+                <w:sz w:val="16"/>
+              </w:rPr>
+            </w:pPr>
+            <w:r>
+              <w:rPr>
+                <w:rFonts w:ascii="Liberation Sans" w:hAnsi="Liberation Sans"/>
+                <w:sz w:val="16"/>
+              </w:rPr>
+            </w:r>
+          </w:p>
+        </w:tc>
+        <w:tc>
+          <w:tcPr>
+            <w:tcW w:w="330" w:type="dxa"/>
             <w:gridSpan w:val="2"/>
             <w:tcBorders/>
             <w:shd w:color="FFFFFF" w:fill="auto" w:val="clear"/>
@@ -4716,34 +4716,34 @@
         </w:tc>
         <w:tc>
           <w:tcPr>
-            <w:tcW w:w="319" w:type="dxa"/>
-            <w:gridSpan w:val="2"/>
-            <w:tcBorders/>
-            <w:shd w:color="FFFFFF" w:fill="auto" w:val="clear"/>
-            <w:vAlign w:val="bottom"/>
-          </w:tcPr>
-          <w:p>
-            <w:pPr>
-              <w:pStyle w:val="Normal"/>
-              <w:widowControl w:val="false"/>
-              <w:spacing w:lineRule="auto" w:line="240" w:before="0" w:after="0"/>
-              <w:jc w:val="left"/>
-              <w:rPr>
-                <w:rFonts w:ascii="Liberation Sans" w:hAnsi="Liberation Sans"/>
-                <w:sz w:val="16"/>
-              </w:rPr>
-            </w:pPr>
-            <w:r>
-              <w:rPr>
-                <w:rFonts w:ascii="Liberation Sans" w:hAnsi="Liberation Sans"/>
-                <w:sz w:val="16"/>
-              </w:rPr>
-            </w:r>
-          </w:p>
-        </w:tc>
-        <w:tc>
-          <w:tcPr>
-            <w:tcW w:w="585" w:type="dxa"/>
+            <w:tcW w:w="318" w:type="dxa"/>
+            <w:gridSpan w:val="2"/>
+            <w:tcBorders/>
+            <w:shd w:color="FFFFFF" w:fill="auto" w:val="clear"/>
+            <w:vAlign w:val="bottom"/>
+          </w:tcPr>
+          <w:p>
+            <w:pPr>
+              <w:pStyle w:val="Normal"/>
+              <w:widowControl w:val="false"/>
+              <w:spacing w:lineRule="auto" w:line="240" w:before="0" w:after="0"/>
+              <w:jc w:val="left"/>
+              <w:rPr>
+                <w:rFonts w:ascii="Liberation Sans" w:hAnsi="Liberation Sans"/>
+                <w:sz w:val="16"/>
+              </w:rPr>
+            </w:pPr>
+            <w:r>
+              <w:rPr>
+                <w:rFonts w:ascii="Liberation Sans" w:hAnsi="Liberation Sans"/>
+                <w:sz w:val="16"/>
+              </w:rPr>
+            </w:r>
+          </w:p>
+        </w:tc>
+        <w:tc>
+          <w:tcPr>
+            <w:tcW w:w="586" w:type="dxa"/>
             <w:gridSpan w:val="2"/>
             <w:tcBorders/>
             <w:shd w:color="FFFFFF" w:fill="auto" w:val="clear"/>
@@ -4904,61 +4904,61 @@
         </w:tc>
         <w:tc>
           <w:tcPr>
-            <w:tcW w:w="320" w:type="dxa"/>
-            <w:gridSpan w:val="2"/>
-            <w:tcBorders/>
-            <w:shd w:color="FFFFFF" w:fill="auto" w:val="clear"/>
-            <w:vAlign w:val="bottom"/>
-          </w:tcPr>
-          <w:p>
-            <w:pPr>
-              <w:pStyle w:val="Normal"/>
-              <w:widowControl w:val="false"/>
-              <w:spacing w:lineRule="auto" w:line="240" w:before="0" w:after="0"/>
-              <w:jc w:val="left"/>
-              <w:rPr>
-                <w:rFonts w:ascii="Liberation Sans" w:hAnsi="Liberation Sans"/>
-                <w:sz w:val="16"/>
-              </w:rPr>
-            </w:pPr>
-            <w:r>
-              <w:rPr>
-                <w:rFonts w:ascii="Liberation Sans" w:hAnsi="Liberation Sans"/>
-                <w:sz w:val="16"/>
-              </w:rPr>
-            </w:r>
-          </w:p>
-        </w:tc>
-        <w:tc>
-          <w:tcPr>
-            <w:tcW w:w="320" w:type="dxa"/>
-            <w:gridSpan w:val="2"/>
-            <w:tcBorders/>
-            <w:shd w:color="FFFFFF" w:fill="auto" w:val="clear"/>
-            <w:vAlign w:val="bottom"/>
-          </w:tcPr>
-          <w:p>
-            <w:pPr>
-              <w:pStyle w:val="Normal"/>
-              <w:widowControl w:val="false"/>
-              <w:spacing w:lineRule="auto" w:line="240" w:before="0" w:after="0"/>
-              <w:jc w:val="left"/>
-              <w:rPr>
-                <w:rFonts w:ascii="Liberation Sans" w:hAnsi="Liberation Sans"/>
-                <w:sz w:val="16"/>
-              </w:rPr>
-            </w:pPr>
-            <w:r>
-              <w:rPr>
-                <w:rFonts w:ascii="Liberation Sans" w:hAnsi="Liberation Sans"/>
-                <w:sz w:val="16"/>
-              </w:rPr>
-            </w:r>
-          </w:p>
-        </w:tc>
-        <w:tc>
-          <w:tcPr>
-            <w:tcW w:w="317" w:type="dxa"/>
+            <w:tcW w:w="321" w:type="dxa"/>
+            <w:gridSpan w:val="2"/>
+            <w:tcBorders/>
+            <w:shd w:color="FFFFFF" w:fill="auto" w:val="clear"/>
+            <w:vAlign w:val="bottom"/>
+          </w:tcPr>
+          <w:p>
+            <w:pPr>
+              <w:pStyle w:val="Normal"/>
+              <w:widowControl w:val="false"/>
+              <w:spacing w:lineRule="auto" w:line="240" w:before="0" w:after="0"/>
+              <w:jc w:val="left"/>
+              <w:rPr>
+                <w:rFonts w:ascii="Liberation Sans" w:hAnsi="Liberation Sans"/>
+                <w:sz w:val="16"/>
+              </w:rPr>
+            </w:pPr>
+            <w:r>
+              <w:rPr>
+                <w:rFonts w:ascii="Liberation Sans" w:hAnsi="Liberation Sans"/>
+                <w:sz w:val="16"/>
+              </w:rPr>
+            </w:r>
+          </w:p>
+        </w:tc>
+        <w:tc>
+          <w:tcPr>
+            <w:tcW w:w="319" w:type="dxa"/>
+            <w:gridSpan w:val="2"/>
+            <w:tcBorders/>
+            <w:shd w:color="FFFFFF" w:fill="auto" w:val="clear"/>
+            <w:vAlign w:val="bottom"/>
+          </w:tcPr>
+          <w:p>
+            <w:pPr>
+              <w:pStyle w:val="Normal"/>
+              <w:widowControl w:val="false"/>
+              <w:spacing w:lineRule="auto" w:line="240" w:before="0" w:after="0"/>
+              <w:jc w:val="left"/>
+              <w:rPr>
+                <w:rFonts w:ascii="Liberation Sans" w:hAnsi="Liberation Sans"/>
+                <w:sz w:val="16"/>
+              </w:rPr>
+            </w:pPr>
+            <w:r>
+              <w:rPr>
+                <w:rFonts w:ascii="Liberation Sans" w:hAnsi="Liberation Sans"/>
+                <w:sz w:val="16"/>
+              </w:rPr>
+            </w:r>
+          </w:p>
+        </w:tc>
+        <w:tc>
+          <w:tcPr>
+            <w:tcW w:w="318" w:type="dxa"/>
             <w:gridSpan w:val="2"/>
             <w:tcBorders/>
             <w:shd w:color="FFFFFF" w:fill="auto" w:val="clear"/>
@@ -5066,34 +5066,34 @@
         </w:tc>
         <w:tc>
           <w:tcPr>
-            <w:tcW w:w="241" w:type="dxa"/>
-            <w:gridSpan w:val="2"/>
-            <w:tcBorders/>
-            <w:shd w:color="FFFFFF" w:fill="auto" w:val="clear"/>
-            <w:vAlign w:val="bottom"/>
-          </w:tcPr>
-          <w:p>
-            <w:pPr>
-              <w:pStyle w:val="Normal"/>
-              <w:widowControl w:val="false"/>
-              <w:spacing w:lineRule="auto" w:line="240" w:before="0" w:after="0"/>
-              <w:jc w:val="left"/>
-              <w:rPr>
-                <w:rFonts w:ascii="Liberation Sans" w:hAnsi="Liberation Sans"/>
-                <w:sz w:val="16"/>
-              </w:rPr>
-            </w:pPr>
-            <w:r>
-              <w:rPr>
-                <w:rFonts w:ascii="Liberation Sans" w:hAnsi="Liberation Sans"/>
-                <w:sz w:val="16"/>
-              </w:rPr>
-            </w:r>
-          </w:p>
-        </w:tc>
-        <w:tc>
-          <w:tcPr>
-            <w:tcW w:w="254" w:type="dxa"/>
+            <w:tcW w:w="240" w:type="dxa"/>
+            <w:gridSpan w:val="2"/>
+            <w:tcBorders/>
+            <w:shd w:color="FFFFFF" w:fill="auto" w:val="clear"/>
+            <w:vAlign w:val="bottom"/>
+          </w:tcPr>
+          <w:p>
+            <w:pPr>
+              <w:pStyle w:val="Normal"/>
+              <w:widowControl w:val="false"/>
+              <w:spacing w:lineRule="auto" w:line="240" w:before="0" w:after="0"/>
+              <w:jc w:val="left"/>
+              <w:rPr>
+                <w:rFonts w:ascii="Liberation Sans" w:hAnsi="Liberation Sans"/>
+                <w:sz w:val="16"/>
+              </w:rPr>
+            </w:pPr>
+            <w:r>
+              <w:rPr>
+                <w:rFonts w:ascii="Liberation Sans" w:hAnsi="Liberation Sans"/>
+                <w:sz w:val="16"/>
+              </w:rPr>
+            </w:r>
+          </w:p>
+        </w:tc>
+        <w:tc>
+          <w:tcPr>
+            <w:tcW w:w="255" w:type="dxa"/>
             <w:gridSpan w:val="2"/>
             <w:tcBorders/>
             <w:shd w:color="FFFFFF" w:fill="auto" w:val="clear"/>
@@ -5174,7 +5174,7 @@
         </w:tc>
         <w:tc>
           <w:tcPr>
-            <w:tcW w:w="329" w:type="dxa"/>
+            <w:tcW w:w="330" w:type="dxa"/>
             <w:gridSpan w:val="2"/>
             <w:tcBorders/>
             <w:shd w:color="FFFFFF" w:fill="auto" w:val="clear"/>
@@ -5282,7 +5282,7 @@
         </w:tc>
         <w:tc>
           <w:tcPr>
-            <w:tcW w:w="320" w:type="dxa"/>
+            <w:tcW w:w="319" w:type="dxa"/>
             <w:gridSpan w:val="3"/>
             <w:tcBorders/>
             <w:shd w:color="FFFFFF" w:fill="auto" w:val="clear"/>
@@ -5309,7 +5309,7 @@
         </w:tc>
         <w:tc>
           <w:tcPr>
-            <w:tcW w:w="321" w:type="dxa"/>
+            <w:tcW w:w="322" w:type="dxa"/>
             <w:gridSpan w:val="2"/>
             <w:tcBorders/>
             <w:shd w:color="FFFFFF" w:fill="auto" w:val="clear"/>
@@ -5444,34 +5444,34 @@
         </w:tc>
         <w:tc>
           <w:tcPr>
-            <w:tcW w:w="319" w:type="dxa"/>
-            <w:gridSpan w:val="2"/>
-            <w:tcBorders/>
-            <w:shd w:color="FFFFFF" w:fill="auto" w:val="clear"/>
-            <w:vAlign w:val="bottom"/>
-          </w:tcPr>
-          <w:p>
-            <w:pPr>
-              <w:pStyle w:val="Normal"/>
-              <w:widowControl w:val="false"/>
-              <w:spacing w:lineRule="auto" w:line="240" w:before="0" w:after="0"/>
-              <w:jc w:val="left"/>
-              <w:rPr>
-                <w:rFonts w:ascii="Liberation Sans" w:hAnsi="Liberation Sans"/>
-                <w:sz w:val="16"/>
-              </w:rPr>
-            </w:pPr>
-            <w:r>
-              <w:rPr>
-                <w:rFonts w:ascii="Liberation Sans" w:hAnsi="Liberation Sans"/>
-                <w:sz w:val="16"/>
-              </w:rPr>
-            </w:r>
-          </w:p>
-        </w:tc>
-        <w:tc>
-          <w:tcPr>
-            <w:tcW w:w="321" w:type="dxa"/>
+            <w:tcW w:w="320" w:type="dxa"/>
+            <w:gridSpan w:val="2"/>
+            <w:tcBorders/>
+            <w:shd w:color="FFFFFF" w:fill="auto" w:val="clear"/>
+            <w:vAlign w:val="bottom"/>
+          </w:tcPr>
+          <w:p>
+            <w:pPr>
+              <w:pStyle w:val="Normal"/>
+              <w:widowControl w:val="false"/>
+              <w:spacing w:lineRule="auto" w:line="240" w:before="0" w:after="0"/>
+              <w:jc w:val="left"/>
+              <w:rPr>
+                <w:rFonts w:ascii="Liberation Sans" w:hAnsi="Liberation Sans"/>
+                <w:sz w:val="16"/>
+              </w:rPr>
+            </w:pPr>
+            <w:r>
+              <w:rPr>
+                <w:rFonts w:ascii="Liberation Sans" w:hAnsi="Liberation Sans"/>
+                <w:sz w:val="16"/>
+              </w:rPr>
+            </w:r>
+          </w:p>
+        </w:tc>
+        <w:tc>
+          <w:tcPr>
+            <w:tcW w:w="320" w:type="dxa"/>
             <w:gridSpan w:val="2"/>
             <w:tcBorders/>
             <w:shd w:color="FFFFFF" w:fill="auto" w:val="clear"/>
@@ -5525,7 +5525,7 @@
         </w:tc>
         <w:tc>
           <w:tcPr>
-            <w:tcW w:w="169" w:type="dxa"/>
+            <w:tcW w:w="167" w:type="dxa"/>
             <w:gridSpan w:val="2"/>
             <w:tcBorders/>
             <w:shd w:color="FFFFFF" w:fill="auto" w:val="clear"/>
@@ -5557,34 +5557,34 @@
         </w:trPr>
         <w:tc>
           <w:tcPr>
-            <w:tcW w:w="94" w:type="dxa"/>
-            <w:gridSpan w:val="2"/>
-            <w:tcBorders/>
-            <w:shd w:color="FFFFFF" w:fill="auto" w:val="clear"/>
-            <w:vAlign w:val="bottom"/>
-          </w:tcPr>
-          <w:p>
-            <w:pPr>
-              <w:pStyle w:val="Normal"/>
-              <w:widowControl w:val="false"/>
-              <w:spacing w:lineRule="auto" w:line="240" w:before="0" w:after="0"/>
-              <w:jc w:val="left"/>
-              <w:rPr>
-                <w:rFonts w:ascii="Liberation Sans" w:hAnsi="Liberation Sans"/>
-                <w:sz w:val="16"/>
-              </w:rPr>
-            </w:pPr>
-            <w:r>
-              <w:rPr>
-                <w:rFonts w:ascii="Liberation Sans" w:hAnsi="Liberation Sans"/>
-                <w:sz w:val="16"/>
-              </w:rPr>
-            </w:r>
-          </w:p>
-        </w:tc>
-        <w:tc>
-          <w:tcPr>
-            <w:tcW w:w="1548" w:type="dxa"/>
+            <w:tcW w:w="93" w:type="dxa"/>
+            <w:gridSpan w:val="2"/>
+            <w:tcBorders/>
+            <w:shd w:color="FFFFFF" w:fill="auto" w:val="clear"/>
+            <w:vAlign w:val="bottom"/>
+          </w:tcPr>
+          <w:p>
+            <w:pPr>
+              <w:pStyle w:val="Normal"/>
+              <w:widowControl w:val="false"/>
+              <w:spacing w:lineRule="auto" w:line="240" w:before="0" w:after="0"/>
+              <w:jc w:val="left"/>
+              <w:rPr>
+                <w:rFonts w:ascii="Liberation Sans" w:hAnsi="Liberation Sans"/>
+                <w:sz w:val="16"/>
+              </w:rPr>
+            </w:pPr>
+            <w:r>
+              <w:rPr>
+                <w:rFonts w:ascii="Liberation Sans" w:hAnsi="Liberation Sans"/>
+                <w:sz w:val="16"/>
+              </w:rPr>
+            </w:r>
+          </w:p>
+        </w:tc>
+        <w:tc>
+          <w:tcPr>
+            <w:tcW w:w="1549" w:type="dxa"/>
             <w:gridSpan w:val="10"/>
             <w:vMerge w:val="restart"/>
             <w:tcBorders/>
@@ -5615,7 +5615,7 @@
         </w:tc>
         <w:tc>
           <w:tcPr>
-            <w:tcW w:w="8261" w:type="dxa"/>
+            <w:tcW w:w="8263" w:type="dxa"/>
             <w:gridSpan w:val="64"/>
             <w:vMerge w:val="restart"/>
             <w:tcBorders/>
@@ -5652,7 +5652,7 @@
         </w:tc>
         <w:tc>
           <w:tcPr>
-            <w:tcW w:w="169" w:type="dxa"/>
+            <w:tcW w:w="167" w:type="dxa"/>
             <w:gridSpan w:val="2"/>
             <w:tcBorders/>
             <w:shd w:color="FFFFFF" w:fill="auto" w:val="clear"/>
@@ -5688,34 +5688,34 @@
         </w:trPr>
         <w:tc>
           <w:tcPr>
-            <w:tcW w:w="94" w:type="dxa"/>
-            <w:gridSpan w:val="2"/>
-            <w:tcBorders/>
-            <w:shd w:color="FFFFFF" w:fill="auto" w:val="clear"/>
-            <w:vAlign w:val="bottom"/>
-          </w:tcPr>
-          <w:p>
-            <w:pPr>
-              <w:pStyle w:val="Normal"/>
-              <w:widowControl w:val="false"/>
-              <w:spacing w:lineRule="auto" w:line="240" w:before="0" w:after="0"/>
-              <w:jc w:val="left"/>
-              <w:rPr>
-                <w:rFonts w:ascii="Liberation Sans" w:hAnsi="Liberation Sans"/>
-                <w:sz w:val="16"/>
-              </w:rPr>
-            </w:pPr>
-            <w:r>
-              <w:rPr>
-                <w:rFonts w:ascii="Liberation Sans" w:hAnsi="Liberation Sans"/>
-                <w:sz w:val="16"/>
-              </w:rPr>
-            </w:r>
-          </w:p>
-        </w:tc>
-        <w:tc>
-          <w:tcPr>
-            <w:tcW w:w="1548" w:type="dxa"/>
+            <w:tcW w:w="93" w:type="dxa"/>
+            <w:gridSpan w:val="2"/>
+            <w:tcBorders/>
+            <w:shd w:color="FFFFFF" w:fill="auto" w:val="clear"/>
+            <w:vAlign w:val="bottom"/>
+          </w:tcPr>
+          <w:p>
+            <w:pPr>
+              <w:pStyle w:val="Normal"/>
+              <w:widowControl w:val="false"/>
+              <w:spacing w:lineRule="auto" w:line="240" w:before="0" w:after="0"/>
+              <w:jc w:val="left"/>
+              <w:rPr>
+                <w:rFonts w:ascii="Liberation Sans" w:hAnsi="Liberation Sans"/>
+                <w:sz w:val="16"/>
+              </w:rPr>
+            </w:pPr>
+            <w:r>
+              <w:rPr>
+                <w:rFonts w:ascii="Liberation Sans" w:hAnsi="Liberation Sans"/>
+                <w:sz w:val="16"/>
+              </w:rPr>
+            </w:r>
+          </w:p>
+        </w:tc>
+        <w:tc>
+          <w:tcPr>
+            <w:tcW w:w="1549" w:type="dxa"/>
             <w:gridSpan w:val="10"/>
             <w:vMerge w:val="continue"/>
             <w:tcBorders/>
@@ -5746,7 +5746,7 @@
         </w:tc>
         <w:tc>
           <w:tcPr>
-            <w:tcW w:w="8261" w:type="dxa"/>
+            <w:tcW w:w="8263" w:type="dxa"/>
             <w:gridSpan w:val="64"/>
             <w:vMerge w:val="continue"/>
             <w:tcBorders/>
@@ -5776,7 +5776,7 @@
         </w:tc>
         <w:tc>
           <w:tcPr>
-            <w:tcW w:w="169" w:type="dxa"/>
+            <w:tcW w:w="167" w:type="dxa"/>
             <w:gridSpan w:val="2"/>
             <w:tcBorders/>
             <w:shd w:color="FFFFFF" w:fill="auto" w:val="clear"/>
@@ -5812,34 +5812,34 @@
         </w:trPr>
         <w:tc>
           <w:tcPr>
-            <w:tcW w:w="94" w:type="dxa"/>
-            <w:gridSpan w:val="2"/>
-            <w:tcBorders/>
-            <w:shd w:color="FFFFFF" w:fill="auto" w:val="clear"/>
-            <w:vAlign w:val="bottom"/>
-          </w:tcPr>
-          <w:p>
-            <w:pPr>
-              <w:pStyle w:val="Normal"/>
-              <w:widowControl w:val="false"/>
-              <w:spacing w:lineRule="auto" w:line="240" w:before="0" w:after="0"/>
-              <w:jc w:val="left"/>
-              <w:rPr>
-                <w:rFonts w:ascii="Liberation Sans" w:hAnsi="Liberation Sans"/>
-                <w:sz w:val="16"/>
-              </w:rPr>
-            </w:pPr>
-            <w:r>
-              <w:rPr>
-                <w:rFonts w:ascii="Liberation Sans" w:hAnsi="Liberation Sans"/>
-                <w:sz w:val="16"/>
-              </w:rPr>
-            </w:r>
-          </w:p>
-        </w:tc>
-        <w:tc>
-          <w:tcPr>
-            <w:tcW w:w="329" w:type="dxa"/>
+            <w:tcW w:w="93" w:type="dxa"/>
+            <w:gridSpan w:val="2"/>
+            <w:tcBorders/>
+            <w:shd w:color="FFFFFF" w:fill="auto" w:val="clear"/>
+            <w:vAlign w:val="bottom"/>
+          </w:tcPr>
+          <w:p>
+            <w:pPr>
+              <w:pStyle w:val="Normal"/>
+              <w:widowControl w:val="false"/>
+              <w:spacing w:lineRule="auto" w:line="240" w:before="0" w:after="0"/>
+              <w:jc w:val="left"/>
+              <w:rPr>
+                <w:rFonts w:ascii="Liberation Sans" w:hAnsi="Liberation Sans"/>
+                <w:sz w:val="16"/>
+              </w:rPr>
+            </w:pPr>
+            <w:r>
+              <w:rPr>
+                <w:rFonts w:ascii="Liberation Sans" w:hAnsi="Liberation Sans"/>
+                <w:sz w:val="16"/>
+              </w:rPr>
+            </w:r>
+          </w:p>
+        </w:tc>
+        <w:tc>
+          <w:tcPr>
+            <w:tcW w:w="330" w:type="dxa"/>
             <w:gridSpan w:val="2"/>
             <w:tcBorders/>
             <w:shd w:color="FFFFFF" w:fill="auto" w:val="clear"/>
@@ -5893,34 +5893,34 @@
         </w:tc>
         <w:tc>
           <w:tcPr>
-            <w:tcW w:w="319" w:type="dxa"/>
-            <w:gridSpan w:val="2"/>
-            <w:tcBorders/>
-            <w:shd w:color="FFFFFF" w:fill="auto" w:val="clear"/>
-            <w:vAlign w:val="bottom"/>
-          </w:tcPr>
-          <w:p>
-            <w:pPr>
-              <w:pStyle w:val="Normal"/>
-              <w:widowControl w:val="false"/>
-              <w:spacing w:lineRule="auto" w:line="240" w:before="0" w:after="0"/>
-              <w:jc w:val="left"/>
-              <w:rPr>
-                <w:rFonts w:ascii="Liberation Sans" w:hAnsi="Liberation Sans"/>
-                <w:sz w:val="16"/>
-              </w:rPr>
-            </w:pPr>
-            <w:r>
-              <w:rPr>
-                <w:rFonts w:ascii="Liberation Sans" w:hAnsi="Liberation Sans"/>
-                <w:sz w:val="16"/>
-              </w:rPr>
-            </w:r>
-          </w:p>
-        </w:tc>
-        <w:tc>
-          <w:tcPr>
-            <w:tcW w:w="585" w:type="dxa"/>
+            <w:tcW w:w="318" w:type="dxa"/>
+            <w:gridSpan w:val="2"/>
+            <w:tcBorders/>
+            <w:shd w:color="FFFFFF" w:fill="auto" w:val="clear"/>
+            <w:vAlign w:val="bottom"/>
+          </w:tcPr>
+          <w:p>
+            <w:pPr>
+              <w:pStyle w:val="Normal"/>
+              <w:widowControl w:val="false"/>
+              <w:spacing w:lineRule="auto" w:line="240" w:before="0" w:after="0"/>
+              <w:jc w:val="left"/>
+              <w:rPr>
+                <w:rFonts w:ascii="Liberation Sans" w:hAnsi="Liberation Sans"/>
+                <w:sz w:val="16"/>
+              </w:rPr>
+            </w:pPr>
+            <w:r>
+              <w:rPr>
+                <w:rFonts w:ascii="Liberation Sans" w:hAnsi="Liberation Sans"/>
+                <w:sz w:val="16"/>
+              </w:rPr>
+            </w:r>
+          </w:p>
+        </w:tc>
+        <w:tc>
+          <w:tcPr>
+            <w:tcW w:w="586" w:type="dxa"/>
             <w:gridSpan w:val="2"/>
             <w:tcBorders/>
             <w:shd w:color="FFFFFF" w:fill="auto" w:val="clear"/>
@@ -6081,61 +6081,61 @@
         </w:tc>
         <w:tc>
           <w:tcPr>
-            <w:tcW w:w="320" w:type="dxa"/>
-            <w:gridSpan w:val="2"/>
-            <w:tcBorders/>
-            <w:shd w:color="FFFFFF" w:fill="auto" w:val="clear"/>
-            <w:vAlign w:val="bottom"/>
-          </w:tcPr>
-          <w:p>
-            <w:pPr>
-              <w:pStyle w:val="Normal"/>
-              <w:widowControl w:val="false"/>
-              <w:spacing w:lineRule="auto" w:line="240" w:before="0" w:after="0"/>
-              <w:jc w:val="left"/>
-              <w:rPr>
-                <w:rFonts w:ascii="Liberation Sans" w:hAnsi="Liberation Sans"/>
-                <w:sz w:val="16"/>
-              </w:rPr>
-            </w:pPr>
-            <w:r>
-              <w:rPr>
-                <w:rFonts w:ascii="Liberation Sans" w:hAnsi="Liberation Sans"/>
-                <w:sz w:val="16"/>
-              </w:rPr>
-            </w:r>
-          </w:p>
-        </w:tc>
-        <w:tc>
-          <w:tcPr>
-            <w:tcW w:w="320" w:type="dxa"/>
-            <w:gridSpan w:val="2"/>
-            <w:tcBorders/>
-            <w:shd w:color="FFFFFF" w:fill="auto" w:val="clear"/>
-            <w:vAlign w:val="bottom"/>
-          </w:tcPr>
-          <w:p>
-            <w:pPr>
-              <w:pStyle w:val="Normal"/>
-              <w:widowControl w:val="false"/>
-              <w:spacing w:lineRule="auto" w:line="240" w:before="0" w:after="0"/>
-              <w:jc w:val="left"/>
-              <w:rPr>
-                <w:rFonts w:ascii="Liberation Sans" w:hAnsi="Liberation Sans"/>
-                <w:sz w:val="16"/>
-              </w:rPr>
-            </w:pPr>
-            <w:r>
-              <w:rPr>
-                <w:rFonts w:ascii="Liberation Sans" w:hAnsi="Liberation Sans"/>
-                <w:sz w:val="16"/>
-              </w:rPr>
-            </w:r>
-          </w:p>
-        </w:tc>
-        <w:tc>
-          <w:tcPr>
-            <w:tcW w:w="317" w:type="dxa"/>
+            <w:tcW w:w="321" w:type="dxa"/>
+            <w:gridSpan w:val="2"/>
+            <w:tcBorders/>
+            <w:shd w:color="FFFFFF" w:fill="auto" w:val="clear"/>
+            <w:vAlign w:val="bottom"/>
+          </w:tcPr>
+          <w:p>
+            <w:pPr>
+              <w:pStyle w:val="Normal"/>
+              <w:widowControl w:val="false"/>
+              <w:spacing w:lineRule="auto" w:line="240" w:before="0" w:after="0"/>
+              <w:jc w:val="left"/>
+              <w:rPr>
+                <w:rFonts w:ascii="Liberation Sans" w:hAnsi="Liberation Sans"/>
+                <w:sz w:val="16"/>
+              </w:rPr>
+            </w:pPr>
+            <w:r>
+              <w:rPr>
+                <w:rFonts w:ascii="Liberation Sans" w:hAnsi="Liberation Sans"/>
+                <w:sz w:val="16"/>
+              </w:rPr>
+            </w:r>
+          </w:p>
+        </w:tc>
+        <w:tc>
+          <w:tcPr>
+            <w:tcW w:w="319" w:type="dxa"/>
+            <w:gridSpan w:val="2"/>
+            <w:tcBorders/>
+            <w:shd w:color="FFFFFF" w:fill="auto" w:val="clear"/>
+            <w:vAlign w:val="bottom"/>
+          </w:tcPr>
+          <w:p>
+            <w:pPr>
+              <w:pStyle w:val="Normal"/>
+              <w:widowControl w:val="false"/>
+              <w:spacing w:lineRule="auto" w:line="240" w:before="0" w:after="0"/>
+              <w:jc w:val="left"/>
+              <w:rPr>
+                <w:rFonts w:ascii="Liberation Sans" w:hAnsi="Liberation Sans"/>
+                <w:sz w:val="16"/>
+              </w:rPr>
+            </w:pPr>
+            <w:r>
+              <w:rPr>
+                <w:rFonts w:ascii="Liberation Sans" w:hAnsi="Liberation Sans"/>
+                <w:sz w:val="16"/>
+              </w:rPr>
+            </w:r>
+          </w:p>
+        </w:tc>
+        <w:tc>
+          <w:tcPr>
+            <w:tcW w:w="318" w:type="dxa"/>
             <w:gridSpan w:val="2"/>
             <w:tcBorders/>
             <w:shd w:color="FFFFFF" w:fill="auto" w:val="clear"/>
@@ -6243,34 +6243,34 @@
         </w:tc>
         <w:tc>
           <w:tcPr>
-            <w:tcW w:w="241" w:type="dxa"/>
-            <w:gridSpan w:val="2"/>
-            <w:tcBorders/>
-            <w:shd w:color="FFFFFF" w:fill="auto" w:val="clear"/>
-            <w:vAlign w:val="bottom"/>
-          </w:tcPr>
-          <w:p>
-            <w:pPr>
-              <w:pStyle w:val="Normal"/>
-              <w:widowControl w:val="false"/>
-              <w:spacing w:lineRule="auto" w:line="240" w:before="0" w:after="0"/>
-              <w:jc w:val="left"/>
-              <w:rPr>
-                <w:rFonts w:ascii="Liberation Sans" w:hAnsi="Liberation Sans"/>
-                <w:sz w:val="16"/>
-              </w:rPr>
-            </w:pPr>
-            <w:r>
-              <w:rPr>
-                <w:rFonts w:ascii="Liberation Sans" w:hAnsi="Liberation Sans"/>
-                <w:sz w:val="16"/>
-              </w:rPr>
-            </w:r>
-          </w:p>
-        </w:tc>
-        <w:tc>
-          <w:tcPr>
-            <w:tcW w:w="254" w:type="dxa"/>
+            <w:tcW w:w="240" w:type="dxa"/>
+            <w:gridSpan w:val="2"/>
+            <w:tcBorders/>
+            <w:shd w:color="FFFFFF" w:fill="auto" w:val="clear"/>
+            <w:vAlign w:val="bottom"/>
+          </w:tcPr>
+          <w:p>
+            <w:pPr>
+              <w:pStyle w:val="Normal"/>
+              <w:widowControl w:val="false"/>
+              <w:spacing w:lineRule="auto" w:line="240" w:before="0" w:after="0"/>
+              <w:jc w:val="left"/>
+              <w:rPr>
+                <w:rFonts w:ascii="Liberation Sans" w:hAnsi="Liberation Sans"/>
+                <w:sz w:val="16"/>
+              </w:rPr>
+            </w:pPr>
+            <w:r>
+              <w:rPr>
+                <w:rFonts w:ascii="Liberation Sans" w:hAnsi="Liberation Sans"/>
+                <w:sz w:val="16"/>
+              </w:rPr>
+            </w:r>
+          </w:p>
+        </w:tc>
+        <w:tc>
+          <w:tcPr>
+            <w:tcW w:w="255" w:type="dxa"/>
             <w:gridSpan w:val="2"/>
             <w:tcBorders/>
             <w:shd w:color="FFFFFF" w:fill="auto" w:val="clear"/>
@@ -6353,7 +6353,7 @@
         </w:tc>
         <w:tc>
           <w:tcPr>
-            <w:tcW w:w="329" w:type="dxa"/>
+            <w:tcW w:w="330" w:type="dxa"/>
             <w:gridSpan w:val="2"/>
             <w:tcBorders/>
             <w:shd w:color="FFFFFF" w:fill="auto" w:val="clear"/>
@@ -6461,7 +6461,7 @@
         </w:tc>
         <w:tc>
           <w:tcPr>
-            <w:tcW w:w="320" w:type="dxa"/>
+            <w:tcW w:w="319" w:type="dxa"/>
             <w:gridSpan w:val="3"/>
             <w:tcBorders/>
             <w:shd w:color="FFFFFF" w:fill="auto" w:val="clear"/>
@@ -6488,7 +6488,7 @@
         </w:tc>
         <w:tc>
           <w:tcPr>
-            <w:tcW w:w="321" w:type="dxa"/>
+            <w:tcW w:w="322" w:type="dxa"/>
             <w:gridSpan w:val="2"/>
             <w:tcBorders/>
             <w:shd w:color="FFFFFF" w:fill="auto" w:val="clear"/>
@@ -6623,34 +6623,34 @@
         </w:tc>
         <w:tc>
           <w:tcPr>
-            <w:tcW w:w="319" w:type="dxa"/>
-            <w:gridSpan w:val="2"/>
-            <w:tcBorders/>
-            <w:shd w:color="FFFFFF" w:fill="auto" w:val="clear"/>
-            <w:vAlign w:val="bottom"/>
-          </w:tcPr>
-          <w:p>
-            <w:pPr>
-              <w:pStyle w:val="Normal"/>
-              <w:widowControl w:val="false"/>
-              <w:spacing w:lineRule="auto" w:line="240" w:before="0" w:after="0"/>
-              <w:jc w:val="left"/>
-              <w:rPr>
-                <w:rFonts w:ascii="Liberation Sans" w:hAnsi="Liberation Sans"/>
-                <w:sz w:val="16"/>
-              </w:rPr>
-            </w:pPr>
-            <w:r>
-              <w:rPr>
-                <w:rFonts w:ascii="Liberation Sans" w:hAnsi="Liberation Sans"/>
-                <w:sz w:val="16"/>
-              </w:rPr>
-            </w:r>
-          </w:p>
-        </w:tc>
-        <w:tc>
-          <w:tcPr>
-            <w:tcW w:w="321" w:type="dxa"/>
+            <w:tcW w:w="320" w:type="dxa"/>
+            <w:gridSpan w:val="2"/>
+            <w:tcBorders/>
+            <w:shd w:color="FFFFFF" w:fill="auto" w:val="clear"/>
+            <w:vAlign w:val="bottom"/>
+          </w:tcPr>
+          <w:p>
+            <w:pPr>
+              <w:pStyle w:val="Normal"/>
+              <w:widowControl w:val="false"/>
+              <w:spacing w:lineRule="auto" w:line="240" w:before="0" w:after="0"/>
+              <w:jc w:val="left"/>
+              <w:rPr>
+                <w:rFonts w:ascii="Liberation Sans" w:hAnsi="Liberation Sans"/>
+                <w:sz w:val="16"/>
+              </w:rPr>
+            </w:pPr>
+            <w:r>
+              <w:rPr>
+                <w:rFonts w:ascii="Liberation Sans" w:hAnsi="Liberation Sans"/>
+                <w:sz w:val="16"/>
+              </w:rPr>
+            </w:r>
+          </w:p>
+        </w:tc>
+        <w:tc>
+          <w:tcPr>
+            <w:tcW w:w="320" w:type="dxa"/>
             <w:gridSpan w:val="2"/>
             <w:tcBorders/>
             <w:shd w:color="FFFFFF" w:fill="auto" w:val="clear"/>
@@ -6704,7 +6704,7 @@
         </w:tc>
         <w:tc>
           <w:tcPr>
-            <w:tcW w:w="169" w:type="dxa"/>
+            <w:tcW w:w="167" w:type="dxa"/>
             <w:gridSpan w:val="2"/>
             <w:tcBorders/>
             <w:shd w:color="FFFFFF" w:fill="auto" w:val="clear"/>
@@ -6736,34 +6736,34 @@
         </w:trPr>
         <w:tc>
           <w:tcPr>
-            <w:tcW w:w="94" w:type="dxa"/>
-            <w:gridSpan w:val="2"/>
-            <w:tcBorders/>
-            <w:shd w:color="FFFFFF" w:fill="auto" w:val="clear"/>
-            <w:vAlign w:val="bottom"/>
-          </w:tcPr>
-          <w:p>
-            <w:pPr>
-              <w:pStyle w:val="Normal"/>
-              <w:widowControl w:val="false"/>
-              <w:spacing w:lineRule="auto" w:line="240" w:before="0" w:after="0"/>
-              <w:jc w:val="left"/>
-              <w:rPr>
-                <w:rFonts w:ascii="Liberation Sans" w:hAnsi="Liberation Sans"/>
-                <w:sz w:val="16"/>
-              </w:rPr>
-            </w:pPr>
-            <w:r>
-              <w:rPr>
-                <w:rFonts w:ascii="Liberation Sans" w:hAnsi="Liberation Sans"/>
-                <w:sz w:val="16"/>
-              </w:rPr>
-            </w:r>
-          </w:p>
-        </w:tc>
-        <w:tc>
-          <w:tcPr>
-            <w:tcW w:w="1548" w:type="dxa"/>
+            <w:tcW w:w="93" w:type="dxa"/>
+            <w:gridSpan w:val="2"/>
+            <w:tcBorders/>
+            <w:shd w:color="FFFFFF" w:fill="auto" w:val="clear"/>
+            <w:vAlign w:val="bottom"/>
+          </w:tcPr>
+          <w:p>
+            <w:pPr>
+              <w:pStyle w:val="Normal"/>
+              <w:widowControl w:val="false"/>
+              <w:spacing w:lineRule="auto" w:line="240" w:before="0" w:after="0"/>
+              <w:jc w:val="left"/>
+              <w:rPr>
+                <w:rFonts w:ascii="Liberation Sans" w:hAnsi="Liberation Sans"/>
+                <w:sz w:val="16"/>
+              </w:rPr>
+            </w:pPr>
+            <w:r>
+              <w:rPr>
+                <w:rFonts w:ascii="Liberation Sans" w:hAnsi="Liberation Sans"/>
+                <w:sz w:val="16"/>
+              </w:rPr>
+            </w:r>
+          </w:p>
+        </w:tc>
+        <w:tc>
+          <w:tcPr>
+            <w:tcW w:w="1549" w:type="dxa"/>
             <w:gridSpan w:val="10"/>
             <w:tcBorders/>
             <w:shd w:color="FFFFFF" w:fill="auto" w:val="clear"/>
@@ -6791,7 +6791,7 @@
         </w:tc>
         <w:tc>
           <w:tcPr>
-            <w:tcW w:w="8261" w:type="dxa"/>
+            <w:tcW w:w="8263" w:type="dxa"/>
             <w:gridSpan w:val="64"/>
             <w:tcBorders/>
             <w:shd w:color="FFFFFF" w:fill="auto" w:val="clear"/>
@@ -6890,7 +6890,7 @@
         </w:tc>
         <w:tc>
           <w:tcPr>
-            <w:tcW w:w="169" w:type="dxa"/>
+            <w:tcW w:w="167" w:type="dxa"/>
             <w:gridSpan w:val="2"/>
             <w:tcBorders/>
             <w:shd w:color="FFFFFF" w:fill="auto" w:val="clear"/>
@@ -6922,34 +6922,34 @@
         </w:trPr>
         <w:tc>
           <w:tcPr>
-            <w:tcW w:w="94" w:type="dxa"/>
-            <w:gridSpan w:val="2"/>
-            <w:tcBorders/>
-            <w:shd w:color="FFFFFF" w:fill="auto" w:val="clear"/>
-            <w:vAlign w:val="bottom"/>
-          </w:tcPr>
-          <w:p>
-            <w:pPr>
-              <w:pStyle w:val="Normal"/>
-              <w:widowControl w:val="false"/>
-              <w:spacing w:lineRule="auto" w:line="240" w:before="0" w:after="0"/>
-              <w:jc w:val="left"/>
-              <w:rPr>
-                <w:rFonts w:ascii="Liberation Sans" w:hAnsi="Liberation Sans"/>
-                <w:sz w:val="16"/>
-              </w:rPr>
-            </w:pPr>
-            <w:r>
-              <w:rPr>
-                <w:rFonts w:ascii="Liberation Sans" w:hAnsi="Liberation Sans"/>
-                <w:sz w:val="16"/>
-              </w:rPr>
-            </w:r>
-          </w:p>
-        </w:tc>
-        <w:tc>
-          <w:tcPr>
-            <w:tcW w:w="329" w:type="dxa"/>
+            <w:tcW w:w="93" w:type="dxa"/>
+            <w:gridSpan w:val="2"/>
+            <w:tcBorders/>
+            <w:shd w:color="FFFFFF" w:fill="auto" w:val="clear"/>
+            <w:vAlign w:val="bottom"/>
+          </w:tcPr>
+          <w:p>
+            <w:pPr>
+              <w:pStyle w:val="Normal"/>
+              <w:widowControl w:val="false"/>
+              <w:spacing w:lineRule="auto" w:line="240" w:before="0" w:after="0"/>
+              <w:jc w:val="left"/>
+              <w:rPr>
+                <w:rFonts w:ascii="Liberation Sans" w:hAnsi="Liberation Sans"/>
+                <w:sz w:val="16"/>
+              </w:rPr>
+            </w:pPr>
+            <w:r>
+              <w:rPr>
+                <w:rFonts w:ascii="Liberation Sans" w:hAnsi="Liberation Sans"/>
+                <w:sz w:val="16"/>
+              </w:rPr>
+            </w:r>
+          </w:p>
+        </w:tc>
+        <w:tc>
+          <w:tcPr>
+            <w:tcW w:w="330" w:type="dxa"/>
             <w:gridSpan w:val="2"/>
             <w:tcBorders/>
             <w:shd w:color="FFFFFF" w:fill="auto" w:val="clear"/>
@@ -7003,34 +7003,34 @@
         </w:tc>
         <w:tc>
           <w:tcPr>
-            <w:tcW w:w="319" w:type="dxa"/>
-            <w:gridSpan w:val="2"/>
-            <w:tcBorders/>
-            <w:shd w:color="FFFFFF" w:fill="auto" w:val="clear"/>
-            <w:vAlign w:val="bottom"/>
-          </w:tcPr>
-          <w:p>
-            <w:pPr>
-              <w:pStyle w:val="Normal"/>
-              <w:widowControl w:val="false"/>
-              <w:spacing w:lineRule="auto" w:line="240" w:before="0" w:after="0"/>
-              <w:jc w:val="left"/>
-              <w:rPr>
-                <w:rFonts w:ascii="Liberation Sans" w:hAnsi="Liberation Sans"/>
-                <w:sz w:val="16"/>
-              </w:rPr>
-            </w:pPr>
-            <w:r>
-              <w:rPr>
-                <w:rFonts w:ascii="Liberation Sans" w:hAnsi="Liberation Sans"/>
-                <w:sz w:val="16"/>
-              </w:rPr>
-            </w:r>
-          </w:p>
-        </w:tc>
-        <w:tc>
-          <w:tcPr>
-            <w:tcW w:w="585" w:type="dxa"/>
+            <w:tcW w:w="318" w:type="dxa"/>
+            <w:gridSpan w:val="2"/>
+            <w:tcBorders/>
+            <w:shd w:color="FFFFFF" w:fill="auto" w:val="clear"/>
+            <w:vAlign w:val="bottom"/>
+          </w:tcPr>
+          <w:p>
+            <w:pPr>
+              <w:pStyle w:val="Normal"/>
+              <w:widowControl w:val="false"/>
+              <w:spacing w:lineRule="auto" w:line="240" w:before="0" w:after="0"/>
+              <w:jc w:val="left"/>
+              <w:rPr>
+                <w:rFonts w:ascii="Liberation Sans" w:hAnsi="Liberation Sans"/>
+                <w:sz w:val="16"/>
+              </w:rPr>
+            </w:pPr>
+            <w:r>
+              <w:rPr>
+                <w:rFonts w:ascii="Liberation Sans" w:hAnsi="Liberation Sans"/>
+                <w:sz w:val="16"/>
+              </w:rPr>
+            </w:r>
+          </w:p>
+        </w:tc>
+        <w:tc>
+          <w:tcPr>
+            <w:tcW w:w="586" w:type="dxa"/>
             <w:gridSpan w:val="2"/>
             <w:tcBorders/>
             <w:shd w:color="FFFFFF" w:fill="auto" w:val="clear"/>
@@ -7191,61 +7191,61 @@
         </w:tc>
         <w:tc>
           <w:tcPr>
-            <w:tcW w:w="320" w:type="dxa"/>
-            <w:gridSpan w:val="2"/>
-            <w:tcBorders/>
-            <w:shd w:color="FFFFFF" w:fill="auto" w:val="clear"/>
-            <w:vAlign w:val="bottom"/>
-          </w:tcPr>
-          <w:p>
-            <w:pPr>
-              <w:pStyle w:val="Normal"/>
-              <w:widowControl w:val="false"/>
-              <w:spacing w:lineRule="auto" w:line="240" w:before="0" w:after="0"/>
-              <w:jc w:val="left"/>
-              <w:rPr>
-                <w:rFonts w:ascii="Liberation Sans" w:hAnsi="Liberation Sans"/>
-                <w:sz w:val="16"/>
-              </w:rPr>
-            </w:pPr>
-            <w:r>
-              <w:rPr>
-                <w:rFonts w:ascii="Liberation Sans" w:hAnsi="Liberation Sans"/>
-                <w:sz w:val="16"/>
-              </w:rPr>
-            </w:r>
-          </w:p>
-        </w:tc>
-        <w:tc>
-          <w:tcPr>
-            <w:tcW w:w="320" w:type="dxa"/>
-            <w:gridSpan w:val="2"/>
-            <w:tcBorders/>
-            <w:shd w:color="FFFFFF" w:fill="auto" w:val="clear"/>
-            <w:vAlign w:val="bottom"/>
-          </w:tcPr>
-          <w:p>
-            <w:pPr>
-              <w:pStyle w:val="Normal"/>
-              <w:widowControl w:val="false"/>
-              <w:spacing w:lineRule="auto" w:line="240" w:before="0" w:after="0"/>
-              <w:jc w:val="left"/>
-              <w:rPr>
-                <w:rFonts w:ascii="Liberation Sans" w:hAnsi="Liberation Sans"/>
-                <w:sz w:val="16"/>
-              </w:rPr>
-            </w:pPr>
-            <w:r>
-              <w:rPr>
-                <w:rFonts w:ascii="Liberation Sans" w:hAnsi="Liberation Sans"/>
-                <w:sz w:val="16"/>
-              </w:rPr>
-            </w:r>
-          </w:p>
-        </w:tc>
-        <w:tc>
-          <w:tcPr>
-            <w:tcW w:w="317" w:type="dxa"/>
+            <w:tcW w:w="321" w:type="dxa"/>
+            <w:gridSpan w:val="2"/>
+            <w:tcBorders/>
+            <w:shd w:color="FFFFFF" w:fill="auto" w:val="clear"/>
+            <w:vAlign w:val="bottom"/>
+          </w:tcPr>
+          <w:p>
+            <w:pPr>
+              <w:pStyle w:val="Normal"/>
+              <w:widowControl w:val="false"/>
+              <w:spacing w:lineRule="auto" w:line="240" w:before="0" w:after="0"/>
+              <w:jc w:val="left"/>
+              <w:rPr>
+                <w:rFonts w:ascii="Liberation Sans" w:hAnsi="Liberation Sans"/>
+                <w:sz w:val="16"/>
+              </w:rPr>
+            </w:pPr>
+            <w:r>
+              <w:rPr>
+                <w:rFonts w:ascii="Liberation Sans" w:hAnsi="Liberation Sans"/>
+                <w:sz w:val="16"/>
+              </w:rPr>
+            </w:r>
+          </w:p>
+        </w:tc>
+        <w:tc>
+          <w:tcPr>
+            <w:tcW w:w="319" w:type="dxa"/>
+            <w:gridSpan w:val="2"/>
+            <w:tcBorders/>
+            <w:shd w:color="FFFFFF" w:fill="auto" w:val="clear"/>
+            <w:vAlign w:val="bottom"/>
+          </w:tcPr>
+          <w:p>
+            <w:pPr>
+              <w:pStyle w:val="Normal"/>
+              <w:widowControl w:val="false"/>
+              <w:spacing w:lineRule="auto" w:line="240" w:before="0" w:after="0"/>
+              <w:jc w:val="left"/>
+              <w:rPr>
+                <w:rFonts w:ascii="Liberation Sans" w:hAnsi="Liberation Sans"/>
+                <w:sz w:val="16"/>
+              </w:rPr>
+            </w:pPr>
+            <w:r>
+              <w:rPr>
+                <w:rFonts w:ascii="Liberation Sans" w:hAnsi="Liberation Sans"/>
+                <w:sz w:val="16"/>
+              </w:rPr>
+            </w:r>
+          </w:p>
+        </w:tc>
+        <w:tc>
+          <w:tcPr>
+            <w:tcW w:w="318" w:type="dxa"/>
             <w:gridSpan w:val="2"/>
             <w:tcBorders/>
             <w:shd w:color="FFFFFF" w:fill="auto" w:val="clear"/>
@@ -7353,34 +7353,34 @@
         </w:tc>
         <w:tc>
           <w:tcPr>
-            <w:tcW w:w="241" w:type="dxa"/>
-            <w:gridSpan w:val="2"/>
-            <w:tcBorders/>
-            <w:shd w:color="FFFFFF" w:fill="auto" w:val="clear"/>
-            <w:vAlign w:val="bottom"/>
-          </w:tcPr>
-          <w:p>
-            <w:pPr>
-              <w:pStyle w:val="Normal"/>
-              <w:widowControl w:val="false"/>
-              <w:spacing w:lineRule="auto" w:line="240" w:before="0" w:after="0"/>
-              <w:jc w:val="left"/>
-              <w:rPr>
-                <w:rFonts w:ascii="Liberation Sans" w:hAnsi="Liberation Sans"/>
-                <w:sz w:val="16"/>
-              </w:rPr>
-            </w:pPr>
-            <w:r>
-              <w:rPr>
-                <w:rFonts w:ascii="Liberation Sans" w:hAnsi="Liberation Sans"/>
-                <w:sz w:val="16"/>
-              </w:rPr>
-            </w:r>
-          </w:p>
-        </w:tc>
-        <w:tc>
-          <w:tcPr>
-            <w:tcW w:w="254" w:type="dxa"/>
+            <w:tcW w:w="240" w:type="dxa"/>
+            <w:gridSpan w:val="2"/>
+            <w:tcBorders/>
+            <w:shd w:color="FFFFFF" w:fill="auto" w:val="clear"/>
+            <w:vAlign w:val="bottom"/>
+          </w:tcPr>
+          <w:p>
+            <w:pPr>
+              <w:pStyle w:val="Normal"/>
+              <w:widowControl w:val="false"/>
+              <w:spacing w:lineRule="auto" w:line="240" w:before="0" w:after="0"/>
+              <w:jc w:val="left"/>
+              <w:rPr>
+                <w:rFonts w:ascii="Liberation Sans" w:hAnsi="Liberation Sans"/>
+                <w:sz w:val="16"/>
+              </w:rPr>
+            </w:pPr>
+            <w:r>
+              <w:rPr>
+                <w:rFonts w:ascii="Liberation Sans" w:hAnsi="Liberation Sans"/>
+                <w:sz w:val="16"/>
+              </w:rPr>
+            </w:r>
+          </w:p>
+        </w:tc>
+        <w:tc>
+          <w:tcPr>
+            <w:tcW w:w="255" w:type="dxa"/>
             <w:gridSpan w:val="2"/>
             <w:tcBorders/>
             <w:shd w:color="FFFFFF" w:fill="auto" w:val="clear"/>
@@ -7461,7 +7461,7 @@
         </w:tc>
         <w:tc>
           <w:tcPr>
-            <w:tcW w:w="329" w:type="dxa"/>
+            <w:tcW w:w="330" w:type="dxa"/>
             <w:gridSpan w:val="2"/>
             <w:tcBorders/>
             <w:shd w:color="FFFFFF" w:fill="auto" w:val="clear"/>
@@ -7569,7 +7569,7 @@
         </w:tc>
         <w:tc>
           <w:tcPr>
-            <w:tcW w:w="320" w:type="dxa"/>
+            <w:tcW w:w="319" w:type="dxa"/>
             <w:gridSpan w:val="3"/>
             <w:tcBorders/>
             <w:shd w:color="FFFFFF" w:fill="auto" w:val="clear"/>
@@ -7596,7 +7596,7 @@
         </w:tc>
         <w:tc>
           <w:tcPr>
-            <w:tcW w:w="321" w:type="dxa"/>
+            <w:tcW w:w="322" w:type="dxa"/>
             <w:gridSpan w:val="2"/>
             <w:tcBorders/>
             <w:shd w:color="FFFFFF" w:fill="auto" w:val="clear"/>
@@ -7731,34 +7731,34 @@
         </w:tc>
         <w:tc>
           <w:tcPr>
-            <w:tcW w:w="319" w:type="dxa"/>
-            <w:gridSpan w:val="2"/>
-            <w:tcBorders/>
-            <w:shd w:color="FFFFFF" w:fill="auto" w:val="clear"/>
-            <w:vAlign w:val="bottom"/>
-          </w:tcPr>
-          <w:p>
-            <w:pPr>
-              <w:pStyle w:val="Normal"/>
-              <w:widowControl w:val="false"/>
-              <w:spacing w:lineRule="auto" w:line="240" w:before="0" w:after="0"/>
-              <w:jc w:val="left"/>
-              <w:rPr>
-                <w:rFonts w:ascii="Liberation Sans" w:hAnsi="Liberation Sans"/>
-                <w:sz w:val="16"/>
-              </w:rPr>
-            </w:pPr>
-            <w:r>
-              <w:rPr>
-                <w:rFonts w:ascii="Liberation Sans" w:hAnsi="Liberation Sans"/>
-                <w:sz w:val="16"/>
-              </w:rPr>
-            </w:r>
-          </w:p>
-        </w:tc>
-        <w:tc>
-          <w:tcPr>
-            <w:tcW w:w="321" w:type="dxa"/>
+            <w:tcW w:w="320" w:type="dxa"/>
+            <w:gridSpan w:val="2"/>
+            <w:tcBorders/>
+            <w:shd w:color="FFFFFF" w:fill="auto" w:val="clear"/>
+            <w:vAlign w:val="bottom"/>
+          </w:tcPr>
+          <w:p>
+            <w:pPr>
+              <w:pStyle w:val="Normal"/>
+              <w:widowControl w:val="false"/>
+              <w:spacing w:lineRule="auto" w:line="240" w:before="0" w:after="0"/>
+              <w:jc w:val="left"/>
+              <w:rPr>
+                <w:rFonts w:ascii="Liberation Sans" w:hAnsi="Liberation Sans"/>
+                <w:sz w:val="16"/>
+              </w:rPr>
+            </w:pPr>
+            <w:r>
+              <w:rPr>
+                <w:rFonts w:ascii="Liberation Sans" w:hAnsi="Liberation Sans"/>
+                <w:sz w:val="16"/>
+              </w:rPr>
+            </w:r>
+          </w:p>
+        </w:tc>
+        <w:tc>
+          <w:tcPr>
+            <w:tcW w:w="320" w:type="dxa"/>
             <w:gridSpan w:val="2"/>
             <w:tcBorders/>
             <w:shd w:color="FFFFFF" w:fill="auto" w:val="clear"/>
@@ -7812,7 +7812,7 @@
         </w:tc>
         <w:tc>
           <w:tcPr>
-            <w:tcW w:w="169" w:type="dxa"/>
+            <w:tcW w:w="167" w:type="dxa"/>
             <w:gridSpan w:val="2"/>
             <w:tcBorders/>
             <w:shd w:color="FFFFFF" w:fill="auto" w:val="clear"/>
@@ -7844,7 +7844,7 @@
         </w:trPr>
         <w:tc>
           <w:tcPr>
-            <w:tcW w:w="97" w:type="dxa"/>
+            <w:tcW w:w="96" w:type="dxa"/>
             <w:gridSpan w:val="3"/>
             <w:tcBorders/>
             <w:shd w:color="FFFFFF" w:fill="auto" w:val="clear"/>
@@ -7871,7 +7871,7 @@
         </w:tc>
         <w:tc>
           <w:tcPr>
-            <w:tcW w:w="511" w:type="dxa"/>
+            <w:tcW w:w="512" w:type="dxa"/>
             <w:gridSpan w:val="4"/>
             <w:tcBorders>
               <w:top w:val="single" w:sz="10" w:space="0" w:color="000000"/>
@@ -7904,7 +7904,7 @@
         </w:tc>
         <w:tc>
           <w:tcPr>
-            <w:tcW w:w="5095" w:type="dxa"/>
+            <w:tcW w:w="5096" w:type="dxa"/>
             <w:gridSpan w:val="37"/>
             <w:tcBorders>
               <w:top w:val="single" w:sz="10" w:space="0" w:color="000000"/>
@@ -7970,7 +7970,7 @@
         </w:tc>
         <w:tc>
           <w:tcPr>
-            <w:tcW w:w="656" w:type="dxa"/>
+            <w:tcW w:w="657" w:type="dxa"/>
             <w:gridSpan w:val="4"/>
             <w:tcBorders>
               <w:top w:val="single" w:sz="10" w:space="0" w:color="000000"/>
@@ -8036,7 +8036,7 @@
         </w:tc>
         <w:tc>
           <w:tcPr>
-            <w:tcW w:w="1517" w:type="dxa"/>
+            <w:tcW w:w="1515" w:type="dxa"/>
             <w:gridSpan w:val="12"/>
             <w:tcBorders>
               <w:top w:val="single" w:sz="10" w:space="0" w:color="000000"/>
@@ -8075,7 +8075,7 @@
         </w:trPr>
         <w:tc>
           <w:tcPr>
-            <w:tcW w:w="97" w:type="dxa"/>
+            <w:tcW w:w="96" w:type="dxa"/>
             <w:gridSpan w:val="3"/>
             <w:tcBorders/>
             <w:shd w:color="FFFFFF" w:fill="auto" w:val="clear"/>
@@ -8102,7 +8102,7 @@
         </w:tc>
         <w:tc>
           <w:tcPr>
-            <w:tcW w:w="511" w:type="dxa"/>
+            <w:tcW w:w="512" w:type="dxa"/>
             <w:gridSpan w:val="4"/>
             <w:tcBorders>
               <w:top w:val="single" w:sz="4" w:space="0" w:color="000000"/>
@@ -8132,7 +8132,7 @@
         </w:tc>
         <w:tc>
           <w:tcPr>
-            <w:tcW w:w="5095" w:type="dxa"/>
+            <w:tcW w:w="5096" w:type="dxa"/>
             <w:gridSpan w:val="37"/>
             <w:tcBorders>
               <w:top w:val="single" w:sz="4" w:space="0" w:color="000000"/>
@@ -8255,7 +8255,7 @@
         </w:tc>
         <w:tc>
           <w:tcPr>
-            <w:tcW w:w="656" w:type="dxa"/>
+            <w:tcW w:w="657" w:type="dxa"/>
             <w:gridSpan w:val="4"/>
             <w:tcBorders>
               <w:top w:val="single" w:sz="4" w:space="0" w:color="000000"/>
@@ -8321,7 +8321,7 @@
         </w:tc>
         <w:tc>
           <w:tcPr>
-            <w:tcW w:w="1517" w:type="dxa"/>
+            <w:tcW w:w="1515" w:type="dxa"/>
             <w:gridSpan w:val="12"/>
             <w:tcBorders>
               <w:top w:val="single" w:sz="4" w:space="0" w:color="000000"/>
@@ -8362,7 +8362,7 @@
         </w:trPr>
         <w:tc>
           <w:tcPr>
-            <w:tcW w:w="97" w:type="dxa"/>
+            <w:tcW w:w="96" w:type="dxa"/>
             <w:gridSpan w:val="3"/>
             <w:tcBorders/>
             <w:shd w:color="FFFFFF" w:fill="auto" w:val="clear"/>
@@ -8389,7 +8389,7 @@
         </w:tc>
         <w:tc>
           <w:tcPr>
-            <w:tcW w:w="509" w:type="dxa"/>
+            <w:tcW w:w="510" w:type="dxa"/>
             <w:gridSpan w:val="3"/>
             <w:tcBorders>
               <w:top w:val="single" w:sz="10" w:space="0" w:color="000000"/>
@@ -8447,7 +8447,7 @@
         </w:tc>
         <w:tc>
           <w:tcPr>
-            <w:tcW w:w="2957" w:type="dxa"/>
+            <w:tcW w:w="2958" w:type="dxa"/>
             <w:gridSpan w:val="19"/>
             <w:tcBorders>
               <w:top w:val="single" w:sz="10" w:space="0" w:color="000000"/>
@@ -8505,7 +8505,7 @@
         </w:tc>
         <w:tc>
           <w:tcPr>
-            <w:tcW w:w="656" w:type="dxa"/>
+            <w:tcW w:w="657" w:type="dxa"/>
             <w:gridSpan w:val="7"/>
             <w:tcBorders>
               <w:top w:val="single" w:sz="10" w:space="0" w:color="000000"/>
@@ -8563,7 +8563,7 @@
         </w:tc>
         <w:tc>
           <w:tcPr>
-            <w:tcW w:w="1490" w:type="dxa"/>
+            <w:tcW w:w="1488" w:type="dxa"/>
             <w:gridSpan w:val="11"/>
             <w:tcBorders>
               <w:top w:val="single" w:sz="10" w:space="0" w:color="000000"/>
@@ -8597,7 +8597,7 @@
         </w:trPr>
         <w:tc>
           <w:tcPr>
-            <w:tcW w:w="8582" w:type="dxa"/>
+            <w:tcW w:w="8584" w:type="dxa"/>
             <w:gridSpan w:val="67"/>
             <w:tcBorders/>
             <w:shd w:color="FFFFFF" w:fill="auto" w:val="clear"/>
@@ -8626,7 +8626,7 @@
         </w:tc>
         <w:tc>
           <w:tcPr>
-            <w:tcW w:w="1490" w:type="dxa"/>
+            <w:tcW w:w="1488" w:type="dxa"/>
             <w:gridSpan w:val="11"/>
             <w:tcBorders/>
             <w:shd w:color="FFFFFF" w:fill="auto" w:val="clear"/>
@@ -8669,7 +8669,7 @@
         </w:trPr>
         <w:tc>
           <w:tcPr>
-            <w:tcW w:w="8582" w:type="dxa"/>
+            <w:tcW w:w="8584" w:type="dxa"/>
             <w:gridSpan w:val="67"/>
             <w:tcBorders/>
             <w:shd w:color="FFFFFF" w:fill="auto" w:val="clear"/>
@@ -8708,7 +8708,7 @@
         </w:tc>
         <w:tc>
           <w:tcPr>
-            <w:tcW w:w="1490" w:type="dxa"/>
+            <w:tcW w:w="1488" w:type="dxa"/>
             <w:gridSpan w:val="11"/>
             <w:tcBorders/>
             <w:shd w:color="FFFFFF" w:fill="auto" w:val="clear"/>
@@ -8739,7 +8739,7 @@
         </w:trPr>
         <w:tc>
           <w:tcPr>
-            <w:tcW w:w="8582" w:type="dxa"/>
+            <w:tcW w:w="8584" w:type="dxa"/>
             <w:gridSpan w:val="67"/>
             <w:tcBorders/>
             <w:shd w:color="FFFFFF" w:fill="auto" w:val="clear"/>
@@ -8768,7 +8768,7 @@
         </w:tc>
         <w:tc>
           <w:tcPr>
-            <w:tcW w:w="1490" w:type="dxa"/>
+            <w:tcW w:w="1488" w:type="dxa"/>
             <w:gridSpan w:val="11"/>
             <w:tcBorders/>
             <w:shd w:color="FFFFFF" w:fill="auto" w:val="clear"/>
@@ -8811,33 +8811,33 @@
         </w:trPr>
         <w:tc>
           <w:tcPr>
-            <w:tcW w:w="91" w:type="dxa"/>
-            <w:tcBorders/>
-            <w:shd w:color="FFFFFF" w:fill="auto" w:val="clear"/>
-            <w:vAlign w:val="bottom"/>
-          </w:tcPr>
-          <w:p>
-            <w:pPr>
-              <w:pStyle w:val="Normal"/>
-              <w:widowControl w:val="false"/>
-              <w:spacing w:lineRule="auto" w:line="240" w:before="0" w:after="0"/>
-              <w:jc w:val="left"/>
-              <w:rPr>
-                <w:rFonts w:ascii="Liberation Sans" w:hAnsi="Liberation Sans"/>
-                <w:sz w:val="16"/>
-              </w:rPr>
-            </w:pPr>
-            <w:r>
-              <w:rPr>
-                <w:rFonts w:ascii="Liberation Sans" w:hAnsi="Liberation Sans"/>
-                <w:sz w:val="16"/>
-              </w:rPr>
-            </w:r>
-          </w:p>
-        </w:tc>
-        <w:tc>
-          <w:tcPr>
-            <w:tcW w:w="9814" w:type="dxa"/>
+            <w:tcW w:w="90" w:type="dxa"/>
+            <w:tcBorders/>
+            <w:shd w:color="FFFFFF" w:fill="auto" w:val="clear"/>
+            <w:vAlign w:val="bottom"/>
+          </w:tcPr>
+          <w:p>
+            <w:pPr>
+              <w:pStyle w:val="Normal"/>
+              <w:widowControl w:val="false"/>
+              <w:spacing w:lineRule="auto" w:line="240" w:before="0" w:after="0"/>
+              <w:jc w:val="left"/>
+              <w:rPr>
+                <w:rFonts w:ascii="Liberation Sans" w:hAnsi="Liberation Sans"/>
+                <w:sz w:val="16"/>
+              </w:rPr>
+            </w:pPr>
+            <w:r>
+              <w:rPr>
+                <w:rFonts w:ascii="Liberation Sans" w:hAnsi="Liberation Sans"/>
+                <w:sz w:val="16"/>
+              </w:rPr>
+            </w:r>
+          </w:p>
+        </w:tc>
+        <w:tc>
+          <w:tcPr>
+            <w:tcW w:w="9817" w:type="dxa"/>
             <w:gridSpan w:val="76"/>
             <w:tcBorders/>
             <w:shd w:color="FFFFFF" w:fill="auto" w:val="clear"/>
@@ -8918,7 +8918,7 @@
         </w:tc>
         <w:tc>
           <w:tcPr>
-            <w:tcW w:w="167" w:type="dxa"/>
+            <w:tcW w:w="165" w:type="dxa"/>
             <w:tcBorders/>
             <w:shd w:color="FFFFFF" w:fill="auto" w:val="clear"/>
             <w:vAlign w:val="bottom"/>
@@ -8949,7 +8949,7 @@
         </w:trPr>
         <w:tc>
           <w:tcPr>
-            <w:tcW w:w="91" w:type="dxa"/>
+            <w:tcW w:w="90" w:type="dxa"/>
             <w:tcBorders/>
             <w:shd w:color="FFFFFF" w:fill="auto" w:val="clear"/>
             <w:vAlign w:val="bottom"/>
@@ -8979,7 +8979,7 @@
         </w:tc>
         <w:tc>
           <w:tcPr>
-            <w:tcW w:w="9647" w:type="dxa"/>
+            <w:tcW w:w="9650" w:type="dxa"/>
             <w:gridSpan w:val="74"/>
             <w:tcBorders/>
             <w:shd w:color="FFFFFF" w:fill="auto" w:val="clear"/>
@@ -9007,15 +9007,6 @@
               </w:rPr>
               <w:t>{{ word_price }}</w:t>
             </w:r>
-            <w:r>
-              <w:rPr>
-                <w:rFonts w:ascii="Liberation Sans" w:hAnsi="Liberation Sans"/>
-                <w:b/>
-                <w:sz w:val="18"/>
-                <w:szCs w:val="18"/>
-              </w:rPr>
-              <w:t xml:space="preserve"> 00 копеек</w:t>
-            </w:r>
           </w:p>
         </w:tc>
         <w:tc>
@@ -9047,7 +9038,7 @@
         </w:tc>
         <w:tc>
           <w:tcPr>
-            <w:tcW w:w="167" w:type="dxa"/>
+            <w:tcW w:w="165" w:type="dxa"/>
             <w:tcBorders/>
             <w:shd w:color="FFFFFF" w:fill="auto" w:val="clear"/>
             <w:vAlign w:val="bottom"/>
@@ -9078,33 +9069,33 @@
         </w:trPr>
         <w:tc>
           <w:tcPr>
-            <w:tcW w:w="91" w:type="dxa"/>
-            <w:tcBorders/>
-            <w:shd w:color="FFFFFF" w:fill="auto" w:val="clear"/>
-            <w:vAlign w:val="bottom"/>
-          </w:tcPr>
-          <w:p>
-            <w:pPr>
-              <w:pStyle w:val="Normal"/>
-              <w:widowControl w:val="false"/>
-              <w:spacing w:lineRule="auto" w:line="240" w:before="0" w:after="0"/>
-              <w:jc w:val="left"/>
-              <w:rPr>
-                <w:rFonts w:ascii="Liberation Sans" w:hAnsi="Liberation Sans"/>
-                <w:sz w:val="16"/>
-              </w:rPr>
-            </w:pPr>
-            <w:r>
-              <w:rPr>
-                <w:rFonts w:ascii="Liberation Sans" w:hAnsi="Liberation Sans"/>
-                <w:sz w:val="16"/>
-              </w:rPr>
-            </w:r>
-          </w:p>
-        </w:tc>
-        <w:tc>
-          <w:tcPr>
-            <w:tcW w:w="349" w:type="dxa"/>
+            <w:tcW w:w="90" w:type="dxa"/>
+            <w:tcBorders/>
+            <w:shd w:color="FFFFFF" w:fill="auto" w:val="clear"/>
+            <w:vAlign w:val="bottom"/>
+          </w:tcPr>
+          <w:p>
+            <w:pPr>
+              <w:pStyle w:val="Normal"/>
+              <w:widowControl w:val="false"/>
+              <w:spacing w:lineRule="auto" w:line="240" w:before="0" w:after="0"/>
+              <w:jc w:val="left"/>
+              <w:rPr>
+                <w:rFonts w:ascii="Liberation Sans" w:hAnsi="Liberation Sans"/>
+                <w:sz w:val="16"/>
+              </w:rPr>
+            </w:pPr>
+            <w:r>
+              <w:rPr>
+                <w:rFonts w:ascii="Liberation Sans" w:hAnsi="Liberation Sans"/>
+                <w:sz w:val="16"/>
+              </w:rPr>
+            </w:r>
+          </w:p>
+        </w:tc>
+        <w:tc>
+          <w:tcPr>
+            <w:tcW w:w="350" w:type="dxa"/>
             <w:gridSpan w:val="4"/>
             <w:tcBorders/>
             <w:shd w:color="FFFFFF" w:fill="auto" w:val="clear"/>
@@ -9292,7 +9283,61 @@
         </w:tc>
         <w:tc>
           <w:tcPr>
-            <w:tcW w:w="318" w:type="dxa"/>
+            <w:tcW w:w="319" w:type="dxa"/>
+            <w:gridSpan w:val="2"/>
+            <w:tcBorders/>
+            <w:shd w:color="FFFFFF" w:fill="auto" w:val="clear"/>
+            <w:vAlign w:val="bottom"/>
+          </w:tcPr>
+          <w:p>
+            <w:pPr>
+              <w:pStyle w:val="Normal"/>
+              <w:widowControl w:val="false"/>
+              <w:spacing w:lineRule="auto" w:line="240" w:before="0" w:after="0"/>
+              <w:jc w:val="left"/>
+              <w:rPr>
+                <w:rFonts w:ascii="Liberation Sans" w:hAnsi="Liberation Sans"/>
+                <w:sz w:val="16"/>
+              </w:rPr>
+            </w:pPr>
+            <w:r>
+              <w:rPr>
+                <w:rFonts w:ascii="Liberation Sans" w:hAnsi="Liberation Sans"/>
+                <w:sz w:val="16"/>
+              </w:rPr>
+            </w:r>
+          </w:p>
+        </w:tc>
+        <w:tc>
+          <w:tcPr>
+            <w:tcW w:w="316" w:type="dxa"/>
+            <w:gridSpan w:val="2"/>
+            <w:tcBorders/>
+            <w:shd w:color="FFFFFF" w:fill="auto" w:val="clear"/>
+            <w:vAlign w:val="bottom"/>
+          </w:tcPr>
+          <w:p>
+            <w:pPr>
+              <w:pStyle w:val="Normal"/>
+              <w:widowControl w:val="false"/>
+              <w:spacing w:lineRule="auto" w:line="240" w:before="0" w:after="0"/>
+              <w:jc w:val="left"/>
+              <w:rPr>
+                <w:rFonts w:ascii="Liberation Sans" w:hAnsi="Liberation Sans"/>
+                <w:sz w:val="16"/>
+              </w:rPr>
+            </w:pPr>
+            <w:r>
+              <w:rPr>
+                <w:rFonts w:ascii="Liberation Sans" w:hAnsi="Liberation Sans"/>
+                <w:sz w:val="16"/>
+              </w:rPr>
+            </w:r>
+          </w:p>
+        </w:tc>
+        <w:tc>
+          <w:tcPr>
+            <w:tcW w:w="313" w:type="dxa"/>
             <w:gridSpan w:val="2"/>
             <w:tcBorders/>
             <w:shd w:color="FFFFFF" w:fill="auto" w:val="clear"/>
@@ -9346,60 +9391,6 @@
         </w:tc>
         <w:tc>
           <w:tcPr>
-            <w:tcW w:w="313" w:type="dxa"/>
-            <w:gridSpan w:val="2"/>
-            <w:tcBorders/>
-            <w:shd w:color="FFFFFF" w:fill="auto" w:val="clear"/>
-            <w:vAlign w:val="bottom"/>
-          </w:tcPr>
-          <w:p>
-            <w:pPr>
-              <w:pStyle w:val="Normal"/>
-              <w:widowControl w:val="false"/>
-              <w:spacing w:lineRule="auto" w:line="240" w:before="0" w:after="0"/>
-              <w:jc w:val="left"/>
-              <w:rPr>
-                <w:rFonts w:ascii="Liberation Sans" w:hAnsi="Liberation Sans"/>
-                <w:sz w:val="16"/>
-              </w:rPr>
-            </w:pPr>
-            <w:r>
-              <w:rPr>
-                <w:rFonts w:ascii="Liberation Sans" w:hAnsi="Liberation Sans"/>
-                <w:sz w:val="16"/>
-              </w:rPr>
-            </w:r>
-          </w:p>
-        </w:tc>
-        <w:tc>
-          <w:tcPr>
-            <w:tcW w:w="316" w:type="dxa"/>
-            <w:gridSpan w:val="2"/>
-            <w:tcBorders/>
-            <w:shd w:color="FFFFFF" w:fill="auto" w:val="clear"/>
-            <w:vAlign w:val="bottom"/>
-          </w:tcPr>
-          <w:p>
-            <w:pPr>
-              <w:pStyle w:val="Normal"/>
-              <w:widowControl w:val="false"/>
-              <w:spacing w:lineRule="auto" w:line="240" w:before="0" w:after="0"/>
-              <w:jc w:val="left"/>
-              <w:rPr>
-                <w:rFonts w:ascii="Liberation Sans" w:hAnsi="Liberation Sans"/>
-                <w:sz w:val="16"/>
-              </w:rPr>
-            </w:pPr>
-            <w:r>
-              <w:rPr>
-                <w:rFonts w:ascii="Liberation Sans" w:hAnsi="Liberation Sans"/>
-                <w:sz w:val="16"/>
-              </w:rPr>
-            </w:r>
-          </w:p>
-        </w:tc>
-        <w:tc>
-          <w:tcPr>
             <w:tcW w:w="320" w:type="dxa"/>
             <w:gridSpan w:val="2"/>
             <w:tcBorders/>
@@ -9427,34 +9418,34 @@
         </w:tc>
         <w:tc>
           <w:tcPr>
-            <w:tcW w:w="306" w:type="dxa"/>
-            <w:gridSpan w:val="2"/>
-            <w:tcBorders/>
-            <w:shd w:color="FFFFFF" w:fill="auto" w:val="clear"/>
-            <w:vAlign w:val="bottom"/>
-          </w:tcPr>
-          <w:p>
-            <w:pPr>
-              <w:pStyle w:val="Normal"/>
-              <w:widowControl w:val="false"/>
-              <w:spacing w:lineRule="auto" w:line="240" w:before="0" w:after="0"/>
-              <w:jc w:val="left"/>
-              <w:rPr>
-                <w:rFonts w:ascii="Liberation Sans" w:hAnsi="Liberation Sans"/>
-                <w:sz w:val="16"/>
-              </w:rPr>
-            </w:pPr>
-            <w:r>
-              <w:rPr>
-                <w:rFonts w:ascii="Liberation Sans" w:hAnsi="Liberation Sans"/>
-                <w:sz w:val="16"/>
-              </w:rPr>
-            </w:r>
-          </w:p>
-        </w:tc>
-        <w:tc>
-          <w:tcPr>
-            <w:tcW w:w="253" w:type="dxa"/>
+            <w:tcW w:w="305" w:type="dxa"/>
+            <w:gridSpan w:val="2"/>
+            <w:tcBorders/>
+            <w:shd w:color="FFFFFF" w:fill="auto" w:val="clear"/>
+            <w:vAlign w:val="bottom"/>
+          </w:tcPr>
+          <w:p>
+            <w:pPr>
+              <w:pStyle w:val="Normal"/>
+              <w:widowControl w:val="false"/>
+              <w:spacing w:lineRule="auto" w:line="240" w:before="0" w:after="0"/>
+              <w:jc w:val="left"/>
+              <w:rPr>
+                <w:rFonts w:ascii="Liberation Sans" w:hAnsi="Liberation Sans"/>
+                <w:sz w:val="16"/>
+              </w:rPr>
+            </w:pPr>
+            <w:r>
+              <w:rPr>
+                <w:rFonts w:ascii="Liberation Sans" w:hAnsi="Liberation Sans"/>
+                <w:sz w:val="16"/>
+              </w:rPr>
+            </w:r>
+          </w:p>
+        </w:tc>
+        <w:tc>
+          <w:tcPr>
+            <w:tcW w:w="254" w:type="dxa"/>
             <w:gridSpan w:val="2"/>
             <w:tcBorders/>
             <w:shd w:color="FFFFFF" w:fill="auto" w:val="clear"/>
@@ -9616,34 +9607,34 @@
         </w:tc>
         <w:tc>
           <w:tcPr>
-            <w:tcW w:w="322" w:type="dxa"/>
-            <w:gridSpan w:val="2"/>
-            <w:tcBorders/>
-            <w:shd w:color="FFFFFF" w:fill="auto" w:val="clear"/>
-            <w:vAlign w:val="bottom"/>
-          </w:tcPr>
-          <w:p>
-            <w:pPr>
-              <w:pStyle w:val="Normal"/>
-              <w:widowControl w:val="false"/>
-              <w:spacing w:lineRule="auto" w:line="240" w:before="0" w:after="0"/>
-              <w:jc w:val="left"/>
-              <w:rPr>
-                <w:rFonts w:ascii="Liberation Sans" w:hAnsi="Liberation Sans"/>
-                <w:sz w:val="16"/>
-              </w:rPr>
-            </w:pPr>
-            <w:r>
-              <w:rPr>
-                <w:rFonts w:ascii="Liberation Sans" w:hAnsi="Liberation Sans"/>
-                <w:sz w:val="16"/>
-              </w:rPr>
-            </w:r>
-          </w:p>
-        </w:tc>
-        <w:tc>
-          <w:tcPr>
-            <w:tcW w:w="309" w:type="dxa"/>
+            <w:tcW w:w="323" w:type="dxa"/>
+            <w:gridSpan w:val="2"/>
+            <w:tcBorders/>
+            <w:shd w:color="FFFFFF" w:fill="auto" w:val="clear"/>
+            <w:vAlign w:val="bottom"/>
+          </w:tcPr>
+          <w:p>
+            <w:pPr>
+              <w:pStyle w:val="Normal"/>
+              <w:widowControl w:val="false"/>
+              <w:spacing w:lineRule="auto" w:line="240" w:before="0" w:after="0"/>
+              <w:jc w:val="left"/>
+              <w:rPr>
+                <w:rFonts w:ascii="Liberation Sans" w:hAnsi="Liberation Sans"/>
+                <w:sz w:val="16"/>
+              </w:rPr>
+            </w:pPr>
+            <w:r>
+              <w:rPr>
+                <w:rFonts w:ascii="Liberation Sans" w:hAnsi="Liberation Sans"/>
+                <w:sz w:val="16"/>
+              </w:rPr>
+            </w:r>
+          </w:p>
+        </w:tc>
+        <w:tc>
+          <w:tcPr>
+            <w:tcW w:w="308" w:type="dxa"/>
             <w:gridSpan w:val="3"/>
             <w:tcBorders/>
             <w:shd w:color="FFFFFF" w:fill="auto" w:val="clear"/>
@@ -9670,7 +9661,7 @@
         </w:tc>
         <w:tc>
           <w:tcPr>
-            <w:tcW w:w="360" w:type="dxa"/>
+            <w:tcW w:w="361" w:type="dxa"/>
             <w:gridSpan w:val="3"/>
             <w:tcBorders/>
             <w:shd w:color="FFFFFF" w:fill="auto" w:val="clear"/>
@@ -9886,34 +9877,34 @@
         </w:tc>
         <w:tc>
           <w:tcPr>
-            <w:tcW w:w="319" w:type="dxa"/>
-            <w:gridSpan w:val="2"/>
-            <w:tcBorders/>
-            <w:shd w:color="FFFFFF" w:fill="auto" w:val="clear"/>
-            <w:vAlign w:val="bottom"/>
-          </w:tcPr>
-          <w:p>
-            <w:pPr>
-              <w:pStyle w:val="Normal"/>
-              <w:widowControl w:val="false"/>
-              <w:spacing w:lineRule="auto" w:line="240" w:before="0" w:after="0"/>
-              <w:jc w:val="left"/>
-              <w:rPr>
-                <w:rFonts w:ascii="Liberation Sans" w:hAnsi="Liberation Sans"/>
-                <w:sz w:val="16"/>
-              </w:rPr>
-            </w:pPr>
-            <w:r>
-              <w:rPr>
-                <w:rFonts w:ascii="Liberation Sans" w:hAnsi="Liberation Sans"/>
-                <w:sz w:val="16"/>
-              </w:rPr>
-            </w:r>
-          </w:p>
-        </w:tc>
-        <w:tc>
-          <w:tcPr>
-            <w:tcW w:w="316" w:type="dxa"/>
+            <w:tcW w:w="320" w:type="dxa"/>
+            <w:gridSpan w:val="2"/>
+            <w:tcBorders/>
+            <w:shd w:color="FFFFFF" w:fill="auto" w:val="clear"/>
+            <w:vAlign w:val="bottom"/>
+          </w:tcPr>
+          <w:p>
+            <w:pPr>
+              <w:pStyle w:val="Normal"/>
+              <w:widowControl w:val="false"/>
+              <w:spacing w:lineRule="auto" w:line="240" w:before="0" w:after="0"/>
+              <w:jc w:val="left"/>
+              <w:rPr>
+                <w:rFonts w:ascii="Liberation Sans" w:hAnsi="Liberation Sans"/>
+                <w:sz w:val="16"/>
+              </w:rPr>
+            </w:pPr>
+            <w:r>
+              <w:rPr>
+                <w:rFonts w:ascii="Liberation Sans" w:hAnsi="Liberation Sans"/>
+                <w:sz w:val="16"/>
+              </w:rPr>
+            </w:r>
+          </w:p>
+        </w:tc>
+        <w:tc>
+          <w:tcPr>
+            <w:tcW w:w="315" w:type="dxa"/>
             <w:gridSpan w:val="2"/>
             <w:tcBorders/>
             <w:shd w:color="FFFFFF" w:fill="auto" w:val="clear"/>
@@ -9967,7 +9958,7 @@
         </w:tc>
         <w:tc>
           <w:tcPr>
-            <w:tcW w:w="167" w:type="dxa"/>
+            <w:tcW w:w="165" w:type="dxa"/>
             <w:tcBorders/>
             <w:shd w:color="FFFFFF" w:fill="auto" w:val="clear"/>
             <w:vAlign w:val="bottom"/>
@@ -9998,33 +9989,33 @@
         </w:trPr>
         <w:tc>
           <w:tcPr>
-            <w:tcW w:w="91" w:type="dxa"/>
-            <w:tcBorders/>
-            <w:shd w:color="FFFFFF" w:fill="auto" w:val="clear"/>
-            <w:vAlign w:val="bottom"/>
-          </w:tcPr>
-          <w:p>
-            <w:pPr>
-              <w:pStyle w:val="Normal"/>
-              <w:widowControl w:val="false"/>
-              <w:spacing w:lineRule="auto" w:line="240" w:before="0" w:after="0"/>
-              <w:jc w:val="left"/>
-              <w:rPr>
-                <w:rFonts w:ascii="Liberation Sans" w:hAnsi="Liberation Sans"/>
-                <w:sz w:val="16"/>
-              </w:rPr>
-            </w:pPr>
-            <w:r>
-              <w:rPr>
-                <w:rFonts w:ascii="Liberation Sans" w:hAnsi="Liberation Sans"/>
-                <w:sz w:val="16"/>
-              </w:rPr>
-            </w:r>
-          </w:p>
-        </w:tc>
-        <w:tc>
-          <w:tcPr>
-            <w:tcW w:w="9814" w:type="dxa"/>
+            <w:tcW w:w="90" w:type="dxa"/>
+            <w:tcBorders/>
+            <w:shd w:color="FFFFFF" w:fill="auto" w:val="clear"/>
+            <w:vAlign w:val="bottom"/>
+          </w:tcPr>
+          <w:p>
+            <w:pPr>
+              <w:pStyle w:val="Normal"/>
+              <w:widowControl w:val="false"/>
+              <w:spacing w:lineRule="auto" w:line="240" w:before="0" w:after="0"/>
+              <w:jc w:val="left"/>
+              <w:rPr>
+                <w:rFonts w:ascii="Liberation Sans" w:hAnsi="Liberation Sans"/>
+                <w:sz w:val="16"/>
+              </w:rPr>
+            </w:pPr>
+            <w:r>
+              <w:rPr>
+                <w:rFonts w:ascii="Liberation Sans" w:hAnsi="Liberation Sans"/>
+                <w:sz w:val="16"/>
+              </w:rPr>
+            </w:r>
+          </w:p>
+        </w:tc>
+        <w:tc>
+          <w:tcPr>
+            <w:tcW w:w="9817" w:type="dxa"/>
             <w:gridSpan w:val="76"/>
             <w:tcBorders/>
             <w:shd w:color="FFFFFF" w:fill="auto" w:val="clear"/>
@@ -10051,7 +10042,7 @@
         </w:tc>
         <w:tc>
           <w:tcPr>
-            <w:tcW w:w="167" w:type="dxa"/>
+            <w:tcW w:w="165" w:type="dxa"/>
             <w:tcBorders/>
             <w:shd w:color="FFFFFF" w:fill="auto" w:val="clear"/>
             <w:vAlign w:val="bottom"/>
@@ -10082,33 +10073,33 @@
         </w:trPr>
         <w:tc>
           <w:tcPr>
-            <w:tcW w:w="91" w:type="dxa"/>
-            <w:tcBorders/>
-            <w:shd w:color="FFFFFF" w:fill="auto" w:val="clear"/>
-            <w:vAlign w:val="bottom"/>
-          </w:tcPr>
-          <w:p>
-            <w:pPr>
-              <w:pStyle w:val="Normal"/>
-              <w:widowControl w:val="false"/>
-              <w:spacing w:lineRule="auto" w:line="240" w:before="0" w:after="0"/>
-              <w:jc w:val="left"/>
-              <w:rPr>
-                <w:rFonts w:ascii="Liberation Sans" w:hAnsi="Liberation Sans"/>
-                <w:sz w:val="16"/>
-              </w:rPr>
-            </w:pPr>
-            <w:r>
-              <w:rPr>
-                <w:rFonts w:ascii="Liberation Sans" w:hAnsi="Liberation Sans"/>
-                <w:sz w:val="16"/>
-              </w:rPr>
-            </w:r>
-          </w:p>
-        </w:tc>
-        <w:tc>
-          <w:tcPr>
-            <w:tcW w:w="9814" w:type="dxa"/>
+            <w:tcW w:w="90" w:type="dxa"/>
+            <w:tcBorders/>
+            <w:shd w:color="FFFFFF" w:fill="auto" w:val="clear"/>
+            <w:vAlign w:val="bottom"/>
+          </w:tcPr>
+          <w:p>
+            <w:pPr>
+              <w:pStyle w:val="Normal"/>
+              <w:widowControl w:val="false"/>
+              <w:spacing w:lineRule="auto" w:line="240" w:before="0" w:after="0"/>
+              <w:jc w:val="left"/>
+              <w:rPr>
+                <w:rFonts w:ascii="Liberation Sans" w:hAnsi="Liberation Sans"/>
+                <w:sz w:val="16"/>
+              </w:rPr>
+            </w:pPr>
+            <w:r>
+              <w:rPr>
+                <w:rFonts w:ascii="Liberation Sans" w:hAnsi="Liberation Sans"/>
+                <w:sz w:val="16"/>
+              </w:rPr>
+            </w:r>
+          </w:p>
+        </w:tc>
+        <w:tc>
+          <w:tcPr>
+            <w:tcW w:w="9817" w:type="dxa"/>
             <w:gridSpan w:val="76"/>
             <w:tcBorders/>
             <w:shd w:color="FFFFFF" w:fill="auto" w:val="clear"/>
@@ -10137,7 +10128,7 @@
         </w:tc>
         <w:tc>
           <w:tcPr>
-            <w:tcW w:w="167" w:type="dxa"/>
+            <w:tcW w:w="165" w:type="dxa"/>
             <w:tcBorders/>
             <w:shd w:color="FFFFFF" w:fill="auto" w:val="clear"/>
             <w:vAlign w:val="bottom"/>
@@ -10168,33 +10159,33 @@
         </w:trPr>
         <w:tc>
           <w:tcPr>
-            <w:tcW w:w="91" w:type="dxa"/>
-            <w:tcBorders/>
-            <w:shd w:color="FFFFFF" w:fill="auto" w:val="clear"/>
-            <w:vAlign w:val="bottom"/>
-          </w:tcPr>
-          <w:p>
-            <w:pPr>
-              <w:pStyle w:val="Normal"/>
-              <w:widowControl w:val="false"/>
-              <w:spacing w:lineRule="auto" w:line="240" w:before="0" w:after="0"/>
-              <w:jc w:val="left"/>
-              <w:rPr>
-                <w:rFonts w:ascii="Liberation Sans" w:hAnsi="Liberation Sans"/>
-                <w:sz w:val="16"/>
-              </w:rPr>
-            </w:pPr>
-            <w:r>
-              <w:rPr>
-                <w:rFonts w:ascii="Liberation Sans" w:hAnsi="Liberation Sans"/>
-                <w:sz w:val="16"/>
-              </w:rPr>
-            </w:r>
-          </w:p>
-        </w:tc>
-        <w:tc>
-          <w:tcPr>
-            <w:tcW w:w="9814" w:type="dxa"/>
+            <w:tcW w:w="90" w:type="dxa"/>
+            <w:tcBorders/>
+            <w:shd w:color="FFFFFF" w:fill="auto" w:val="clear"/>
+            <w:vAlign w:val="bottom"/>
+          </w:tcPr>
+          <w:p>
+            <w:pPr>
+              <w:pStyle w:val="Normal"/>
+              <w:widowControl w:val="false"/>
+              <w:spacing w:lineRule="auto" w:line="240" w:before="0" w:after="0"/>
+              <w:jc w:val="left"/>
+              <w:rPr>
+                <w:rFonts w:ascii="Liberation Sans" w:hAnsi="Liberation Sans"/>
+                <w:sz w:val="16"/>
+              </w:rPr>
+            </w:pPr>
+            <w:r>
+              <w:rPr>
+                <w:rFonts w:ascii="Liberation Sans" w:hAnsi="Liberation Sans"/>
+                <w:sz w:val="16"/>
+              </w:rPr>
+            </w:r>
+          </w:p>
+        </w:tc>
+        <w:tc>
+          <w:tcPr>
+            <w:tcW w:w="9817" w:type="dxa"/>
             <w:gridSpan w:val="76"/>
             <w:tcBorders/>
             <w:shd w:color="FFFFFF" w:fill="auto" w:val="clear"/>
@@ -10221,7 +10212,7 @@
         </w:tc>
         <w:tc>
           <w:tcPr>
-            <w:tcW w:w="167" w:type="dxa"/>
+            <w:tcW w:w="165" w:type="dxa"/>
             <w:tcBorders/>
             <w:shd w:color="FFFFFF" w:fill="auto" w:val="clear"/>
             <w:vAlign w:val="bottom"/>
@@ -10252,33 +10243,33 @@
         </w:trPr>
         <w:tc>
           <w:tcPr>
-            <w:tcW w:w="91" w:type="dxa"/>
-            <w:tcBorders/>
-            <w:shd w:color="FFFFFF" w:fill="auto" w:val="clear"/>
-            <w:vAlign w:val="bottom"/>
-          </w:tcPr>
-          <w:p>
-            <w:pPr>
-              <w:pStyle w:val="Normal"/>
-              <w:widowControl w:val="false"/>
-              <w:spacing w:lineRule="auto" w:line="240" w:before="0" w:after="0"/>
-              <w:jc w:val="left"/>
-              <w:rPr>
-                <w:rFonts w:ascii="Liberation Sans" w:hAnsi="Liberation Sans"/>
-                <w:sz w:val="16"/>
-              </w:rPr>
-            </w:pPr>
-            <w:r>
-              <w:rPr>
-                <w:rFonts w:ascii="Liberation Sans" w:hAnsi="Liberation Sans"/>
-                <w:sz w:val="16"/>
-              </w:rPr>
-            </w:r>
-          </w:p>
-        </w:tc>
-        <w:tc>
-          <w:tcPr>
-            <w:tcW w:w="9814" w:type="dxa"/>
+            <w:tcW w:w="90" w:type="dxa"/>
+            <w:tcBorders/>
+            <w:shd w:color="FFFFFF" w:fill="auto" w:val="clear"/>
+            <w:vAlign w:val="bottom"/>
+          </w:tcPr>
+          <w:p>
+            <w:pPr>
+              <w:pStyle w:val="Normal"/>
+              <w:widowControl w:val="false"/>
+              <w:spacing w:lineRule="auto" w:line="240" w:before="0" w:after="0"/>
+              <w:jc w:val="left"/>
+              <w:rPr>
+                <w:rFonts w:ascii="Liberation Sans" w:hAnsi="Liberation Sans"/>
+                <w:sz w:val="16"/>
+              </w:rPr>
+            </w:pPr>
+            <w:r>
+              <w:rPr>
+                <w:rFonts w:ascii="Liberation Sans" w:hAnsi="Liberation Sans"/>
+                <w:sz w:val="16"/>
+              </w:rPr>
+            </w:r>
+          </w:p>
+        </w:tc>
+        <w:tc>
+          <w:tcPr>
+            <w:tcW w:w="9817" w:type="dxa"/>
             <w:gridSpan w:val="76"/>
             <w:tcBorders/>
             <w:shd w:color="FFFFFF" w:fill="auto" w:val="clear"/>
@@ -10305,7 +10296,7 @@
         </w:tc>
         <w:tc>
           <w:tcPr>
-            <w:tcW w:w="167" w:type="dxa"/>
+            <w:tcW w:w="165" w:type="dxa"/>
             <w:tcBorders/>
             <w:shd w:color="FFFFFF" w:fill="auto" w:val="clear"/>
             <w:vAlign w:val="bottom"/>
@@ -10336,33 +10327,33 @@
         </w:trPr>
         <w:tc>
           <w:tcPr>
-            <w:tcW w:w="91" w:type="dxa"/>
-            <w:tcBorders/>
-            <w:shd w:color="FFFFFF" w:fill="auto" w:val="clear"/>
-            <w:vAlign w:val="bottom"/>
-          </w:tcPr>
-          <w:p>
-            <w:pPr>
-              <w:pStyle w:val="Normal"/>
-              <w:widowControl w:val="false"/>
-              <w:spacing w:lineRule="auto" w:line="240" w:before="0" w:after="0"/>
-              <w:jc w:val="left"/>
-              <w:rPr>
-                <w:rFonts w:ascii="Liberation Sans" w:hAnsi="Liberation Sans"/>
-                <w:sz w:val="16"/>
-              </w:rPr>
-            </w:pPr>
-            <w:r>
-              <w:rPr>
-                <w:rFonts w:ascii="Liberation Sans" w:hAnsi="Liberation Sans"/>
-                <w:sz w:val="16"/>
-              </w:rPr>
-            </w:r>
-          </w:p>
-        </w:tc>
-        <w:tc>
-          <w:tcPr>
-            <w:tcW w:w="349" w:type="dxa"/>
+            <w:tcW w:w="90" w:type="dxa"/>
+            <w:tcBorders/>
+            <w:shd w:color="FFFFFF" w:fill="auto" w:val="clear"/>
+            <w:vAlign w:val="bottom"/>
+          </w:tcPr>
+          <w:p>
+            <w:pPr>
+              <w:pStyle w:val="Normal"/>
+              <w:widowControl w:val="false"/>
+              <w:spacing w:lineRule="auto" w:line="240" w:before="0" w:after="0"/>
+              <w:jc w:val="left"/>
+              <w:rPr>
+                <w:rFonts w:ascii="Liberation Sans" w:hAnsi="Liberation Sans"/>
+                <w:sz w:val="16"/>
+              </w:rPr>
+            </w:pPr>
+            <w:r>
+              <w:rPr>
+                <w:rFonts w:ascii="Liberation Sans" w:hAnsi="Liberation Sans"/>
+                <w:sz w:val="16"/>
+              </w:rPr>
+            </w:r>
+          </w:p>
+        </w:tc>
+        <w:tc>
+          <w:tcPr>
+            <w:tcW w:w="350" w:type="dxa"/>
             <w:gridSpan w:val="4"/>
             <w:tcBorders>
               <w:bottom w:val="single" w:sz="10" w:space="0" w:color="000000"/>
@@ -10564,7 +10555,7 @@
         </w:tc>
         <w:tc>
           <w:tcPr>
-            <w:tcW w:w="318" w:type="dxa"/>
+            <w:tcW w:w="319" w:type="dxa"/>
             <w:gridSpan w:val="2"/>
             <w:tcBorders>
               <w:bottom w:val="single" w:sz="10" w:space="0" w:color="000000"/>
@@ -10593,7 +10584,7 @@
         </w:tc>
         <w:tc>
           <w:tcPr>
-            <w:tcW w:w="317" w:type="dxa"/>
+            <w:tcW w:w="316" w:type="dxa"/>
             <w:gridSpan w:val="2"/>
             <w:tcBorders>
               <w:bottom w:val="single" w:sz="10" w:space="0" w:color="000000"/>
@@ -10651,7 +10642,7 @@
         </w:tc>
         <w:tc>
           <w:tcPr>
-            <w:tcW w:w="316" w:type="dxa"/>
+            <w:tcW w:w="317" w:type="dxa"/>
             <w:gridSpan w:val="2"/>
             <w:tcBorders>
               <w:bottom w:val="single" w:sz="10" w:space="0" w:color="000000"/>
@@ -10709,7 +10700,7 @@
         </w:tc>
         <w:tc>
           <w:tcPr>
-            <w:tcW w:w="306" w:type="dxa"/>
+            <w:tcW w:w="305" w:type="dxa"/>
             <w:gridSpan w:val="2"/>
             <w:tcBorders>
               <w:bottom w:val="single" w:sz="10" w:space="0" w:color="000000"/>
@@ -10738,7 +10729,7 @@
         </w:tc>
         <w:tc>
           <w:tcPr>
-            <w:tcW w:w="253" w:type="dxa"/>
+            <w:tcW w:w="254" w:type="dxa"/>
             <w:gridSpan w:val="2"/>
             <w:tcBorders>
               <w:bottom w:val="single" w:sz="10" w:space="0" w:color="000000"/>
@@ -10912,7 +10903,7 @@
         </w:tc>
         <w:tc>
           <w:tcPr>
-            <w:tcW w:w="322" w:type="dxa"/>
+            <w:tcW w:w="323" w:type="dxa"/>
             <w:gridSpan w:val="2"/>
             <w:tcBorders>
               <w:bottom w:val="single" w:sz="10" w:space="0" w:color="000000"/>
@@ -10941,7 +10932,7 @@
         </w:tc>
         <w:tc>
           <w:tcPr>
-            <w:tcW w:w="309" w:type="dxa"/>
+            <w:tcW w:w="308" w:type="dxa"/>
             <w:gridSpan w:val="3"/>
             <w:tcBorders>
               <w:bottom w:val="single" w:sz="10" w:space="0" w:color="000000"/>
@@ -10970,7 +10961,7 @@
         </w:tc>
         <w:tc>
           <w:tcPr>
-            <w:tcW w:w="360" w:type="dxa"/>
+            <w:tcW w:w="361" w:type="dxa"/>
             <w:gridSpan w:val="3"/>
             <w:tcBorders>
               <w:bottom w:val="single" w:sz="10" w:space="0" w:color="000000"/>
@@ -11202,7 +11193,7 @@
         </w:tc>
         <w:tc>
           <w:tcPr>
-            <w:tcW w:w="319" w:type="dxa"/>
+            <w:tcW w:w="320" w:type="dxa"/>
             <w:gridSpan w:val="2"/>
             <w:tcBorders>
               <w:bottom w:val="single" w:sz="10" w:space="0" w:color="000000"/>
@@ -11231,7 +11222,7 @@
         </w:tc>
         <w:tc>
           <w:tcPr>
-            <w:tcW w:w="316" w:type="dxa"/>
+            <w:tcW w:w="315" w:type="dxa"/>
             <w:gridSpan w:val="2"/>
             <w:tcBorders>
               <w:bottom w:val="single" w:sz="10" w:space="0" w:color="000000"/>
@@ -11289,7 +11280,7 @@
         </w:tc>
         <w:tc>
           <w:tcPr>
-            <w:tcW w:w="167" w:type="dxa"/>
+            <w:tcW w:w="165" w:type="dxa"/>
             <w:tcBorders/>
             <w:shd w:color="FFFFFF" w:fill="auto" w:val="clear"/>
             <w:vAlign w:val="bottom"/>
@@ -11320,33 +11311,33 @@
         </w:trPr>
         <w:tc>
           <w:tcPr>
-            <w:tcW w:w="91" w:type="dxa"/>
-            <w:tcBorders/>
-            <w:shd w:color="FFFFFF" w:fill="auto" w:val="clear"/>
-            <w:vAlign w:val="bottom"/>
-          </w:tcPr>
-          <w:p>
-            <w:pPr>
-              <w:pStyle w:val="Normal"/>
-              <w:widowControl w:val="false"/>
-              <w:spacing w:lineRule="auto" w:line="240" w:before="0" w:after="0"/>
-              <w:jc w:val="left"/>
-              <w:rPr>
-                <w:rFonts w:ascii="Liberation Sans" w:hAnsi="Liberation Sans"/>
-                <w:sz w:val="16"/>
-              </w:rPr>
-            </w:pPr>
-            <w:r>
-              <w:rPr>
-                <w:rFonts w:ascii="Liberation Sans" w:hAnsi="Liberation Sans"/>
-                <w:sz w:val="16"/>
-              </w:rPr>
-            </w:r>
-          </w:p>
-        </w:tc>
-        <w:tc>
-          <w:tcPr>
-            <w:tcW w:w="349" w:type="dxa"/>
+            <w:tcW w:w="90" w:type="dxa"/>
+            <w:tcBorders/>
+            <w:shd w:color="FFFFFF" w:fill="auto" w:val="clear"/>
+            <w:vAlign w:val="bottom"/>
+          </w:tcPr>
+          <w:p>
+            <w:pPr>
+              <w:pStyle w:val="Normal"/>
+              <w:widowControl w:val="false"/>
+              <w:spacing w:lineRule="auto" w:line="240" w:before="0" w:after="0"/>
+              <w:jc w:val="left"/>
+              <w:rPr>
+                <w:rFonts w:ascii="Liberation Sans" w:hAnsi="Liberation Sans"/>
+                <w:sz w:val="16"/>
+              </w:rPr>
+            </w:pPr>
+            <w:r>
+              <w:rPr>
+                <w:rFonts w:ascii="Liberation Sans" w:hAnsi="Liberation Sans"/>
+                <w:sz w:val="16"/>
+              </w:rPr>
+            </w:r>
+          </w:p>
+        </w:tc>
+        <w:tc>
+          <w:tcPr>
+            <w:tcW w:w="350" w:type="dxa"/>
             <w:gridSpan w:val="4"/>
             <w:tcBorders/>
             <w:shd w:color="FFFFFF" w:fill="auto" w:val="clear"/>
@@ -11534,7 +11525,61 @@
         </w:tc>
         <w:tc>
           <w:tcPr>
-            <w:tcW w:w="318" w:type="dxa"/>
+            <w:tcW w:w="319" w:type="dxa"/>
+            <w:gridSpan w:val="2"/>
+            <w:tcBorders/>
+            <w:shd w:color="FFFFFF" w:fill="auto" w:val="clear"/>
+            <w:vAlign w:val="bottom"/>
+          </w:tcPr>
+          <w:p>
+            <w:pPr>
+              <w:pStyle w:val="Normal"/>
+              <w:widowControl w:val="false"/>
+              <w:spacing w:lineRule="auto" w:line="240" w:before="0" w:after="0"/>
+              <w:jc w:val="left"/>
+              <w:rPr>
+                <w:rFonts w:ascii="Liberation Sans" w:hAnsi="Liberation Sans"/>
+                <w:sz w:val="16"/>
+              </w:rPr>
+            </w:pPr>
+            <w:r>
+              <w:rPr>
+                <w:rFonts w:ascii="Liberation Sans" w:hAnsi="Liberation Sans"/>
+                <w:sz w:val="16"/>
+              </w:rPr>
+            </w:r>
+          </w:p>
+        </w:tc>
+        <w:tc>
+          <w:tcPr>
+            <w:tcW w:w="316" w:type="dxa"/>
+            <w:gridSpan w:val="2"/>
+            <w:tcBorders/>
+            <w:shd w:color="FFFFFF" w:fill="auto" w:val="clear"/>
+            <w:vAlign w:val="bottom"/>
+          </w:tcPr>
+          <w:p>
+            <w:pPr>
+              <w:pStyle w:val="Normal"/>
+              <w:widowControl w:val="false"/>
+              <w:spacing w:lineRule="auto" w:line="240" w:before="0" w:after="0"/>
+              <w:jc w:val="left"/>
+              <w:rPr>
+                <w:rFonts w:ascii="Liberation Sans" w:hAnsi="Liberation Sans"/>
+                <w:sz w:val="16"/>
+              </w:rPr>
+            </w:pPr>
+            <w:r>
+              <w:rPr>
+                <w:rFonts w:ascii="Liberation Sans" w:hAnsi="Liberation Sans"/>
+                <w:sz w:val="16"/>
+              </w:rPr>
+            </w:r>
+          </w:p>
+        </w:tc>
+        <w:tc>
+          <w:tcPr>
+            <w:tcW w:w="313" w:type="dxa"/>
             <w:gridSpan w:val="2"/>
             <w:tcBorders/>
             <w:shd w:color="FFFFFF" w:fill="auto" w:val="clear"/>
@@ -11588,60 +11633,6 @@
         </w:tc>
         <w:tc>
           <w:tcPr>
-            <w:tcW w:w="313" w:type="dxa"/>
-            <w:gridSpan w:val="2"/>
-            <w:tcBorders/>
-            <w:shd w:color="FFFFFF" w:fill="auto" w:val="clear"/>
-            <w:vAlign w:val="bottom"/>
-          </w:tcPr>
-          <w:p>
-            <w:pPr>
-              <w:pStyle w:val="Normal"/>
-              <w:widowControl w:val="false"/>
-              <w:spacing w:lineRule="auto" w:line="240" w:before="0" w:after="0"/>
-              <w:jc w:val="left"/>
-              <w:rPr>
-                <w:rFonts w:ascii="Liberation Sans" w:hAnsi="Liberation Sans"/>
-                <w:sz w:val="16"/>
-              </w:rPr>
-            </w:pPr>
-            <w:r>
-              <w:rPr>
-                <w:rFonts w:ascii="Liberation Sans" w:hAnsi="Liberation Sans"/>
-                <w:sz w:val="16"/>
-              </w:rPr>
-            </w:r>
-          </w:p>
-        </w:tc>
-        <w:tc>
-          <w:tcPr>
-            <w:tcW w:w="316" w:type="dxa"/>
-            <w:gridSpan w:val="2"/>
-            <w:tcBorders/>
-            <w:shd w:color="FFFFFF" w:fill="auto" w:val="clear"/>
-            <w:vAlign w:val="bottom"/>
-          </w:tcPr>
-          <w:p>
-            <w:pPr>
-              <w:pStyle w:val="Normal"/>
-              <w:widowControl w:val="false"/>
-              <w:spacing w:lineRule="auto" w:line="240" w:before="0" w:after="0"/>
-              <w:jc w:val="left"/>
-              <w:rPr>
-                <w:rFonts w:ascii="Liberation Sans" w:hAnsi="Liberation Sans"/>
-                <w:sz w:val="16"/>
-              </w:rPr>
-            </w:pPr>
-            <w:r>
-              <w:rPr>
-                <w:rFonts w:ascii="Liberation Sans" w:hAnsi="Liberation Sans"/>
-                <w:sz w:val="16"/>
-              </w:rPr>
-            </w:r>
-          </w:p>
-        </w:tc>
-        <w:tc>
-          <w:tcPr>
             <w:tcW w:w="320" w:type="dxa"/>
             <w:gridSpan w:val="2"/>
             <w:tcBorders/>
@@ -11669,34 +11660,34 @@
         </w:tc>
         <w:tc>
           <w:tcPr>
-            <w:tcW w:w="306" w:type="dxa"/>
-            <w:gridSpan w:val="2"/>
-            <w:tcBorders/>
-            <w:shd w:color="FFFFFF" w:fill="auto" w:val="clear"/>
-            <w:vAlign w:val="bottom"/>
-          </w:tcPr>
-          <w:p>
-            <w:pPr>
-              <w:pStyle w:val="Normal"/>
-              <w:widowControl w:val="false"/>
-              <w:spacing w:lineRule="auto" w:line="240" w:before="0" w:after="0"/>
-              <w:jc w:val="left"/>
-              <w:rPr>
-                <w:rFonts w:ascii="Liberation Sans" w:hAnsi="Liberation Sans"/>
-                <w:sz w:val="16"/>
-              </w:rPr>
-            </w:pPr>
-            <w:r>
-              <w:rPr>
-                <w:rFonts w:ascii="Liberation Sans" w:hAnsi="Liberation Sans"/>
-                <w:sz w:val="16"/>
-              </w:rPr>
-            </w:r>
-          </w:p>
-        </w:tc>
-        <w:tc>
-          <w:tcPr>
-            <w:tcW w:w="253" w:type="dxa"/>
+            <w:tcW w:w="305" w:type="dxa"/>
+            <w:gridSpan w:val="2"/>
+            <w:tcBorders/>
+            <w:shd w:color="FFFFFF" w:fill="auto" w:val="clear"/>
+            <w:vAlign w:val="bottom"/>
+          </w:tcPr>
+          <w:p>
+            <w:pPr>
+              <w:pStyle w:val="Normal"/>
+              <w:widowControl w:val="false"/>
+              <w:spacing w:lineRule="auto" w:line="240" w:before="0" w:after="0"/>
+              <w:jc w:val="left"/>
+              <w:rPr>
+                <w:rFonts w:ascii="Liberation Sans" w:hAnsi="Liberation Sans"/>
+                <w:sz w:val="16"/>
+              </w:rPr>
+            </w:pPr>
+            <w:r>
+              <w:rPr>
+                <w:rFonts w:ascii="Liberation Sans" w:hAnsi="Liberation Sans"/>
+                <w:sz w:val="16"/>
+              </w:rPr>
+            </w:r>
+          </w:p>
+        </w:tc>
+        <w:tc>
+          <w:tcPr>
+            <w:tcW w:w="254" w:type="dxa"/>
             <w:gridSpan w:val="2"/>
             <w:tcBorders/>
             <w:shd w:color="FFFFFF" w:fill="auto" w:val="clear"/>
@@ -11858,34 +11849,34 @@
         </w:tc>
         <w:tc>
           <w:tcPr>
-            <w:tcW w:w="322" w:type="dxa"/>
-            <w:gridSpan w:val="2"/>
-            <w:tcBorders/>
-            <w:shd w:color="FFFFFF" w:fill="auto" w:val="clear"/>
-            <w:vAlign w:val="bottom"/>
-          </w:tcPr>
-          <w:p>
-            <w:pPr>
-              <w:pStyle w:val="Normal"/>
-              <w:widowControl w:val="false"/>
-              <w:spacing w:lineRule="auto" w:line="240" w:before="0" w:after="0"/>
-              <w:jc w:val="left"/>
-              <w:rPr>
-                <w:rFonts w:ascii="Liberation Sans" w:hAnsi="Liberation Sans"/>
-                <w:sz w:val="16"/>
-              </w:rPr>
-            </w:pPr>
-            <w:r>
-              <w:rPr>
-                <w:rFonts w:ascii="Liberation Sans" w:hAnsi="Liberation Sans"/>
-                <w:sz w:val="16"/>
-              </w:rPr>
-            </w:r>
-          </w:p>
-        </w:tc>
-        <w:tc>
-          <w:tcPr>
-            <w:tcW w:w="309" w:type="dxa"/>
+            <w:tcW w:w="323" w:type="dxa"/>
+            <w:gridSpan w:val="2"/>
+            <w:tcBorders/>
+            <w:shd w:color="FFFFFF" w:fill="auto" w:val="clear"/>
+            <w:vAlign w:val="bottom"/>
+          </w:tcPr>
+          <w:p>
+            <w:pPr>
+              <w:pStyle w:val="Normal"/>
+              <w:widowControl w:val="false"/>
+              <w:spacing w:lineRule="auto" w:line="240" w:before="0" w:after="0"/>
+              <w:jc w:val="left"/>
+              <w:rPr>
+                <w:rFonts w:ascii="Liberation Sans" w:hAnsi="Liberation Sans"/>
+                <w:sz w:val="16"/>
+              </w:rPr>
+            </w:pPr>
+            <w:r>
+              <w:rPr>
+                <w:rFonts w:ascii="Liberation Sans" w:hAnsi="Liberation Sans"/>
+                <w:sz w:val="16"/>
+              </w:rPr>
+            </w:r>
+          </w:p>
+        </w:tc>
+        <w:tc>
+          <w:tcPr>
+            <w:tcW w:w="308" w:type="dxa"/>
             <w:gridSpan w:val="3"/>
             <w:tcBorders/>
             <w:shd w:color="FFFFFF" w:fill="auto" w:val="clear"/>
@@ -11912,7 +11903,7 @@
         </w:tc>
         <w:tc>
           <w:tcPr>
-            <w:tcW w:w="360" w:type="dxa"/>
+            <w:tcW w:w="361" w:type="dxa"/>
             <w:gridSpan w:val="3"/>
             <w:tcBorders/>
             <w:shd w:color="FFFFFF" w:fill="auto" w:val="clear"/>
@@ -12128,34 +12119,34 @@
         </w:tc>
         <w:tc>
           <w:tcPr>
-            <w:tcW w:w="319" w:type="dxa"/>
-            <w:gridSpan w:val="2"/>
-            <w:tcBorders/>
-            <w:shd w:color="FFFFFF" w:fill="auto" w:val="clear"/>
-            <w:vAlign w:val="bottom"/>
-          </w:tcPr>
-          <w:p>
-            <w:pPr>
-              <w:pStyle w:val="Normal"/>
-              <w:widowControl w:val="false"/>
-              <w:spacing w:lineRule="auto" w:line="240" w:before="0" w:after="0"/>
-              <w:jc w:val="left"/>
-              <w:rPr>
-                <w:rFonts w:ascii="Liberation Sans" w:hAnsi="Liberation Sans"/>
-                <w:sz w:val="16"/>
-              </w:rPr>
-            </w:pPr>
-            <w:r>
-              <w:rPr>
-                <w:rFonts w:ascii="Liberation Sans" w:hAnsi="Liberation Sans"/>
-                <w:sz w:val="16"/>
-              </w:rPr>
-            </w:r>
-          </w:p>
-        </w:tc>
-        <w:tc>
-          <w:tcPr>
-            <w:tcW w:w="316" w:type="dxa"/>
+            <w:tcW w:w="320" w:type="dxa"/>
+            <w:gridSpan w:val="2"/>
+            <w:tcBorders/>
+            <w:shd w:color="FFFFFF" w:fill="auto" w:val="clear"/>
+            <w:vAlign w:val="bottom"/>
+          </w:tcPr>
+          <w:p>
+            <w:pPr>
+              <w:pStyle w:val="Normal"/>
+              <w:widowControl w:val="false"/>
+              <w:spacing w:lineRule="auto" w:line="240" w:before="0" w:after="0"/>
+              <w:jc w:val="left"/>
+              <w:rPr>
+                <w:rFonts w:ascii="Liberation Sans" w:hAnsi="Liberation Sans"/>
+                <w:sz w:val="16"/>
+              </w:rPr>
+            </w:pPr>
+            <w:r>
+              <w:rPr>
+                <w:rFonts w:ascii="Liberation Sans" w:hAnsi="Liberation Sans"/>
+                <w:sz w:val="16"/>
+              </w:rPr>
+            </w:r>
+          </w:p>
+        </w:tc>
+        <w:tc>
+          <w:tcPr>
+            <w:tcW w:w="315" w:type="dxa"/>
             <w:gridSpan w:val="2"/>
             <w:tcBorders/>
             <w:shd w:color="FFFFFF" w:fill="auto" w:val="clear"/>
@@ -12209,7 +12200,7 @@
         </w:tc>
         <w:tc>
           <w:tcPr>
-            <w:tcW w:w="167" w:type="dxa"/>
+            <w:tcW w:w="165" w:type="dxa"/>
             <w:tcBorders/>
             <w:shd w:color="FFFFFF" w:fill="auto" w:val="clear"/>
             <w:vAlign w:val="bottom"/>
@@ -12240,33 +12231,33 @@
         </w:trPr>
         <w:tc>
           <w:tcPr>
-            <w:tcW w:w="91" w:type="dxa"/>
-            <w:tcBorders/>
-            <w:shd w:color="FFFFFF" w:fill="auto" w:val="clear"/>
-            <w:vAlign w:val="bottom"/>
-          </w:tcPr>
-          <w:p>
-            <w:pPr>
-              <w:pStyle w:val="Normal"/>
-              <w:widowControl w:val="false"/>
-              <w:spacing w:lineRule="auto" w:line="240" w:before="0" w:after="0"/>
-              <w:jc w:val="left"/>
-              <w:rPr>
-                <w:rFonts w:ascii="Liberation Sans" w:hAnsi="Liberation Sans"/>
-                <w:sz w:val="16"/>
-              </w:rPr>
-            </w:pPr>
-            <w:r>
-              <w:rPr>
-                <w:rFonts w:ascii="Liberation Sans" w:hAnsi="Liberation Sans"/>
-                <w:sz w:val="16"/>
-              </w:rPr>
-            </w:r>
-          </w:p>
-        </w:tc>
-        <w:tc>
-          <w:tcPr>
-            <w:tcW w:w="1664" w:type="dxa"/>
+            <w:tcW w:w="90" w:type="dxa"/>
+            <w:tcBorders/>
+            <w:shd w:color="FFFFFF" w:fill="auto" w:val="clear"/>
+            <w:vAlign w:val="bottom"/>
+          </w:tcPr>
+          <w:p>
+            <w:pPr>
+              <w:pStyle w:val="Normal"/>
+              <w:widowControl w:val="false"/>
+              <w:spacing w:lineRule="auto" w:line="240" w:before="0" w:after="0"/>
+              <w:jc w:val="left"/>
+              <w:rPr>
+                <w:rFonts w:ascii="Liberation Sans" w:hAnsi="Liberation Sans"/>
+                <w:sz w:val="16"/>
+              </w:rPr>
+            </w:pPr>
+            <w:r>
+              <w:rPr>
+                <w:rFonts w:ascii="Liberation Sans" w:hAnsi="Liberation Sans"/>
+                <w:sz w:val="16"/>
+              </w:rPr>
+            </w:r>
+          </w:p>
+        </w:tc>
+        <w:tc>
+          <w:tcPr>
+            <w:tcW w:w="1665" w:type="dxa"/>
             <w:gridSpan w:val="13"/>
             <w:tcBorders/>
             <w:shd w:color="FFFFFF" w:fill="auto" w:val="clear"/>
@@ -12375,7 +12366,7 @@
         </w:tc>
         <w:tc>
           <w:tcPr>
-            <w:tcW w:w="318" w:type="dxa"/>
+            <w:tcW w:w="319" w:type="dxa"/>
             <w:gridSpan w:val="2"/>
             <w:tcBorders>
               <w:bottom w:val="single" w:sz="4" w:space="0" w:color="000000"/>
@@ -12404,7 +12395,7 @@
         </w:tc>
         <w:tc>
           <w:tcPr>
-            <w:tcW w:w="317" w:type="dxa"/>
+            <w:tcW w:w="316" w:type="dxa"/>
             <w:gridSpan w:val="2"/>
             <w:tcBorders>
               <w:bottom w:val="single" w:sz="4" w:space="0" w:color="000000"/>
@@ -12433,7 +12424,7 @@
         </w:tc>
         <w:tc>
           <w:tcPr>
-            <w:tcW w:w="2563" w:type="dxa"/>
+            <w:tcW w:w="2564" w:type="dxa"/>
             <w:gridSpan w:val="20"/>
             <w:tcBorders>
               <w:bottom w:val="single" w:sz="4" w:space="0" w:color="000000"/>
@@ -12490,7 +12481,7 @@
         </w:tc>
         <w:tc>
           <w:tcPr>
-            <w:tcW w:w="1304" w:type="dxa"/>
+            <w:tcW w:w="1305" w:type="dxa"/>
             <w:gridSpan w:val="11"/>
             <w:tcBorders/>
             <w:shd w:color="FFFFFF" w:fill="auto" w:val="clear"/>
@@ -12633,7 +12624,7 @@
         </w:tc>
         <w:tc>
           <w:tcPr>
-            <w:tcW w:w="167" w:type="dxa"/>
+            <w:tcW w:w="165" w:type="dxa"/>
             <w:tcBorders/>
             <w:shd w:color="FFFFFF" w:fill="auto" w:val="clear"/>
             <w:vAlign w:val="bottom"/>
@@ -12664,33 +12655,33 @@
         </w:trPr>
         <w:tc>
           <w:tcPr>
-            <w:tcW w:w="91" w:type="dxa"/>
-            <w:tcBorders/>
-            <w:shd w:color="FFFFFF" w:fill="auto" w:val="clear"/>
-            <w:vAlign w:val="bottom"/>
-          </w:tcPr>
-          <w:p>
-            <w:pPr>
-              <w:pStyle w:val="Normal"/>
-              <w:widowControl w:val="false"/>
-              <w:spacing w:lineRule="auto" w:line="240" w:before="0" w:after="0"/>
-              <w:jc w:val="left"/>
-              <w:rPr>
-                <w:rFonts w:ascii="Liberation Sans" w:hAnsi="Liberation Sans"/>
-                <w:sz w:val="16"/>
-              </w:rPr>
-            </w:pPr>
-            <w:r>
-              <w:rPr>
-                <w:rFonts w:ascii="Liberation Sans" w:hAnsi="Liberation Sans"/>
-                <w:sz w:val="16"/>
-              </w:rPr>
-            </w:r>
-          </w:p>
-        </w:tc>
-        <w:tc>
-          <w:tcPr>
-            <w:tcW w:w="349" w:type="dxa"/>
+            <w:tcW w:w="90" w:type="dxa"/>
+            <w:tcBorders/>
+            <w:shd w:color="FFFFFF" w:fill="auto" w:val="clear"/>
+            <w:vAlign w:val="bottom"/>
+          </w:tcPr>
+          <w:p>
+            <w:pPr>
+              <w:pStyle w:val="Normal"/>
+              <w:widowControl w:val="false"/>
+              <w:spacing w:lineRule="auto" w:line="240" w:before="0" w:after="0"/>
+              <w:jc w:val="left"/>
+              <w:rPr>
+                <w:rFonts w:ascii="Liberation Sans" w:hAnsi="Liberation Sans"/>
+                <w:sz w:val="16"/>
+              </w:rPr>
+            </w:pPr>
+            <w:r>
+              <w:rPr>
+                <w:rFonts w:ascii="Liberation Sans" w:hAnsi="Liberation Sans"/>
+                <w:sz w:val="16"/>
+              </w:rPr>
+            </w:r>
+          </w:p>
+        </w:tc>
+        <w:tc>
+          <w:tcPr>
+            <w:tcW w:w="350" w:type="dxa"/>
             <w:gridSpan w:val="4"/>
             <w:tcBorders/>
             <w:shd w:color="FFFFFF" w:fill="auto" w:val="clear"/>
@@ -12824,7 +12815,7 @@
         </w:tc>
         <w:tc>
           <w:tcPr>
-            <w:tcW w:w="3829" w:type="dxa"/>
+            <w:tcW w:w="3830" w:type="dxa"/>
             <w:gridSpan w:val="29"/>
             <w:tcBorders/>
             <w:shd w:color="FFFFFF" w:fill="auto" w:val="clear"/>
@@ -12878,34 +12869,34 @@
         </w:tc>
         <w:tc>
           <w:tcPr>
-            <w:tcW w:w="322" w:type="dxa"/>
-            <w:gridSpan w:val="2"/>
-            <w:tcBorders/>
-            <w:shd w:color="FFFFFF" w:fill="auto" w:val="clear"/>
-            <w:vAlign w:val="bottom"/>
-          </w:tcPr>
-          <w:p>
-            <w:pPr>
-              <w:pStyle w:val="Normal"/>
-              <w:widowControl w:val="false"/>
-              <w:spacing w:lineRule="auto" w:line="240" w:before="0" w:after="0"/>
-              <w:jc w:val="left"/>
-              <w:rPr>
-                <w:rFonts w:ascii="Liberation Sans" w:hAnsi="Liberation Sans"/>
-                <w:sz w:val="16"/>
-              </w:rPr>
-            </w:pPr>
-            <w:r>
-              <w:rPr>
-                <w:rFonts w:ascii="Liberation Sans" w:hAnsi="Liberation Sans"/>
-                <w:sz w:val="16"/>
-              </w:rPr>
-            </w:r>
-          </w:p>
-        </w:tc>
-        <w:tc>
-          <w:tcPr>
-            <w:tcW w:w="309" w:type="dxa"/>
+            <w:tcW w:w="323" w:type="dxa"/>
+            <w:gridSpan w:val="2"/>
+            <w:tcBorders/>
+            <w:shd w:color="FFFFFF" w:fill="auto" w:val="clear"/>
+            <w:vAlign w:val="bottom"/>
+          </w:tcPr>
+          <w:p>
+            <w:pPr>
+              <w:pStyle w:val="Normal"/>
+              <w:widowControl w:val="false"/>
+              <w:spacing w:lineRule="auto" w:line="240" w:before="0" w:after="0"/>
+              <w:jc w:val="left"/>
+              <w:rPr>
+                <w:rFonts w:ascii="Liberation Sans" w:hAnsi="Liberation Sans"/>
+                <w:sz w:val="16"/>
+              </w:rPr>
+            </w:pPr>
+            <w:r>
+              <w:rPr>
+                <w:rFonts w:ascii="Liberation Sans" w:hAnsi="Liberation Sans"/>
+                <w:sz w:val="16"/>
+              </w:rPr>
+            </w:r>
+          </w:p>
+        </w:tc>
+        <w:tc>
+          <w:tcPr>
+            <w:tcW w:w="308" w:type="dxa"/>
             <w:gridSpan w:val="3"/>
             <w:tcBorders/>
             <w:shd w:color="FFFFFF" w:fill="auto" w:val="clear"/>
@@ -12932,7 +12923,7 @@
         </w:tc>
         <w:tc>
           <w:tcPr>
-            <w:tcW w:w="360" w:type="dxa"/>
+            <w:tcW w:w="361" w:type="dxa"/>
             <w:gridSpan w:val="3"/>
             <w:tcBorders/>
             <w:shd w:color="FFFFFF" w:fill="auto" w:val="clear"/>
@@ -13013,7 +13004,7 @@
         </w:tc>
         <w:tc>
           <w:tcPr>
-            <w:tcW w:w="167" w:type="dxa"/>
+            <w:tcW w:w="165" w:type="dxa"/>
             <w:tcBorders/>
             <w:shd w:color="FFFFFF" w:fill="auto" w:val="clear"/>
             <w:vAlign w:val="bottom"/>
